--- a/버스탐스/000. 업무 분석/핸즈업버스_추가분석_V0.001.docx
+++ b/버스탐스/000. 업무 분석/핸즈업버스_추가분석_V0.001.docx
@@ -4690,6 +4690,12 @@
       </w:r>
     </w:p>
     <w:p>
+      <w:pPr>
+        <w:rPr>
+          <w:b/>
+          <w:bCs/>
+        </w:rPr>
+      </w:pPr>
       <w:r>
         <w:rPr>
           <w:b/>
@@ -4889,6 +4895,6594 @@
     </w:p>
     <w:p>
       <w:pPr>
+        <w:rPr>
+          <w:b/>
+          <w:bCs/>
+        </w:rPr>
+      </w:pPr>
+    </w:p>
+    <w:p>
+      <w:pPr>
+        <w:rPr>
+          <w:b/>
+          <w:bCs/>
+        </w:rPr>
+      </w:pPr>
+      <w:r>
+        <w:rPr>
+          <w:b/>
+          <w:bCs/>
+        </w:rPr>
+        <w:t xml:space="preserve">&lt; </w:t>
+      </w:r>
+      <w:r>
+        <w:rPr>
+          <w:rFonts w:hint="eastAsia"/>
+          <w:b/>
+          <w:bCs/>
+        </w:rPr>
+        <w:t>추가</w:t>
+      </w:r>
+      <w:r>
+        <w:rPr>
+          <w:rFonts w:hint="eastAsia"/>
+          <w:b/>
+          <w:bCs/>
+        </w:rPr>
+        <w:t xml:space="preserve"> &gt;</w:t>
+      </w:r>
+    </w:p>
+    <w:p>
+      <w:pPr>
+        <w:rPr>
+          <w:b/>
+          <w:bCs/>
+        </w:rPr>
+      </w:pPr>
+    </w:p>
+    <w:p>
+      <w:pPr>
+        <w:pStyle w:val="ListParagraph"/>
+        <w:numPr>
+          <w:ilvl w:val="0"/>
+          <w:numId w:val="8"/>
+        </w:numPr>
+      </w:pPr>
+      <w:r>
+        <w:rPr>
+          <w:rFonts w:hint="eastAsia"/>
+        </w:rPr>
+        <w:t>회원가입</w:t>
+      </w:r>
+      <w:r>
+        <w:rPr>
+          <w:rFonts w:hint="eastAsia"/>
+        </w:rPr>
+        <w:t xml:space="preserve"> (</w:t>
+      </w:r>
+      <w:r>
+        <w:rPr>
+          <w:rFonts w:hint="eastAsia"/>
+        </w:rPr>
+        <w:t>소비자</w:t>
+      </w:r>
+      <w:r>
+        <w:rPr>
+          <w:rFonts w:hint="eastAsia"/>
+        </w:rPr>
+        <w:t xml:space="preserve">, </w:t>
+      </w:r>
+      <w:r>
+        <w:rPr>
+          <w:rFonts w:hint="eastAsia"/>
+        </w:rPr>
+        <w:t>기사님</w:t>
+      </w:r>
+      <w:r>
+        <w:rPr>
+          <w:rFonts w:hint="eastAsia"/>
+        </w:rPr>
+        <w:t xml:space="preserve"> </w:t>
+      </w:r>
+      <w:r>
+        <w:rPr>
+          <w:rFonts w:hint="eastAsia"/>
+        </w:rPr>
+        <w:t>공통</w:t>
+      </w:r>
+      <w:r>
+        <w:rPr>
+          <w:rFonts w:hint="eastAsia"/>
+        </w:rPr>
+        <w:t>)</w:t>
+      </w:r>
+    </w:p>
+    <w:p>
+      <w:pPr>
+        <w:pStyle w:val="ListParagraph"/>
+        <w:numPr>
+          <w:ilvl w:val="1"/>
+          <w:numId w:val="8"/>
+        </w:numPr>
+      </w:pPr>
+      <w:r>
+        <w:rPr>
+          <w:rFonts w:hint="eastAsia"/>
+        </w:rPr>
+        <w:t>카카오톡</w:t>
+      </w:r>
+      <w:r>
+        <w:rPr>
+          <w:rFonts w:hint="eastAsia"/>
+        </w:rPr>
+        <w:t xml:space="preserve">, </w:t>
+      </w:r>
+      <w:r>
+        <w:rPr>
+          <w:rFonts w:hint="eastAsia"/>
+        </w:rPr>
+        <w:t>네이버</w:t>
+      </w:r>
+      <w:r>
+        <w:rPr>
+          <w:rFonts w:hint="eastAsia"/>
+        </w:rPr>
+        <w:t xml:space="preserve"> </w:t>
+      </w:r>
+      <w:r>
+        <w:rPr>
+          <w:rFonts w:hint="eastAsia"/>
+        </w:rPr>
+        <w:t>간편</w:t>
+      </w:r>
+      <w:r>
+        <w:rPr>
+          <w:rFonts w:hint="eastAsia"/>
+        </w:rPr>
+        <w:t xml:space="preserve"> </w:t>
+      </w:r>
+      <w:r>
+        <w:rPr>
+          <w:rFonts w:hint="eastAsia"/>
+        </w:rPr>
+        <w:t>가입</w:t>
+      </w:r>
+    </w:p>
+    <w:p>
+      <w:pPr>
+        <w:pStyle w:val="ListParagraph"/>
+        <w:numPr>
+          <w:ilvl w:val="1"/>
+          <w:numId w:val="8"/>
+        </w:numPr>
+      </w:pPr>
+      <w:r>
+        <w:rPr>
+          <w:rFonts w:hint="eastAsia"/>
+        </w:rPr>
+        <w:t>사용자</w:t>
+      </w:r>
+      <w:r>
+        <w:rPr>
+          <w:rFonts w:hint="eastAsia"/>
+        </w:rPr>
+        <w:t xml:space="preserve"> </w:t>
+      </w:r>
+      <w:r>
+        <w:rPr>
+          <w:lang w:val="en-US"/>
+        </w:rPr>
+        <w:t xml:space="preserve">ID, </w:t>
+      </w:r>
+      <w:proofErr w:type="spellStart"/>
+      <w:r>
+        <w:rPr>
+          <w:lang w:val="en-US"/>
+        </w:rPr>
+        <w:t>PassWord</w:t>
+      </w:r>
+      <w:proofErr w:type="spellEnd"/>
+      <w:r>
+        <w:rPr>
+          <w:lang w:val="en-US"/>
+        </w:rPr>
+        <w:t>,</w:t>
+      </w:r>
+      <w:r>
+        <w:rPr>
+          <w:rFonts w:hint="eastAsia"/>
+          <w:lang w:val="en-US"/>
+        </w:rPr>
+        <w:t xml:space="preserve"> </w:t>
+      </w:r>
+      <w:r>
+        <w:rPr>
+          <w:rFonts w:hint="eastAsia"/>
+          <w:lang w:val="en-US"/>
+        </w:rPr>
+        <w:t>성명</w:t>
+      </w:r>
+      <w:r>
+        <w:rPr>
+          <w:rFonts w:hint="eastAsia"/>
+          <w:lang w:val="en-US"/>
+        </w:rPr>
+        <w:t xml:space="preserve">, </w:t>
+      </w:r>
+      <w:r>
+        <w:rPr>
+          <w:rFonts w:hint="eastAsia"/>
+          <w:lang w:val="en-US"/>
+        </w:rPr>
+        <w:t>전화번호</w:t>
+      </w:r>
+      <w:r>
+        <w:rPr>
+          <w:rFonts w:hint="eastAsia"/>
+          <w:lang w:val="en-US"/>
+        </w:rPr>
+        <w:t xml:space="preserve"> </w:t>
+      </w:r>
+      <w:r>
+        <w:rPr>
+          <w:rFonts w:hint="eastAsia"/>
+          <w:lang w:val="en-US"/>
+        </w:rPr>
+        <w:t>입력</w:t>
+      </w:r>
+      <w:r>
+        <w:rPr>
+          <w:rFonts w:hint="eastAsia"/>
+          <w:lang w:val="en-US"/>
+        </w:rPr>
+        <w:t xml:space="preserve"> </w:t>
+      </w:r>
+      <w:r>
+        <w:rPr>
+          <w:rFonts w:hint="eastAsia"/>
+          <w:lang w:val="en-US"/>
+        </w:rPr>
+        <w:t>가입</w:t>
+      </w:r>
+    </w:p>
+    <w:p>
+      <w:pPr>
+        <w:pStyle w:val="ListParagraph"/>
+        <w:ind w:left="1080"/>
+      </w:pPr>
+      <w:r>
+        <w:rPr>
+          <w:rFonts w:hint="eastAsia"/>
+        </w:rPr>
+        <w:t>단</w:t>
+      </w:r>
+      <w:r>
+        <w:rPr>
+          <w:rFonts w:hint="eastAsia"/>
+        </w:rPr>
+        <w:t xml:space="preserve">, </w:t>
+      </w:r>
+      <w:r>
+        <w:rPr>
+          <w:rFonts w:hint="eastAsia"/>
+        </w:rPr>
+        <w:t>전화번호로</w:t>
+      </w:r>
+      <w:r>
+        <w:rPr>
+          <w:rFonts w:hint="eastAsia"/>
+        </w:rPr>
+        <w:t xml:space="preserve"> </w:t>
+      </w:r>
+      <w:r>
+        <w:rPr>
+          <w:rFonts w:hint="eastAsia"/>
+        </w:rPr>
+        <w:t>본인</w:t>
+      </w:r>
+      <w:r>
+        <w:rPr>
+          <w:rFonts w:hint="eastAsia"/>
+        </w:rPr>
+        <w:t xml:space="preserve"> </w:t>
+      </w:r>
+      <w:r>
+        <w:rPr>
+          <w:rFonts w:hint="eastAsia"/>
+        </w:rPr>
+        <w:t>인증</w:t>
+      </w:r>
+      <w:r>
+        <w:rPr>
+          <w:rFonts w:hint="eastAsia"/>
+        </w:rPr>
+        <w:t xml:space="preserve"> </w:t>
+      </w:r>
+      <w:r>
+        <w:rPr>
+          <w:rFonts w:hint="eastAsia"/>
+        </w:rPr>
+        <w:t>절차</w:t>
+      </w:r>
+      <w:r>
+        <w:rPr>
+          <w:rFonts w:hint="eastAsia"/>
+        </w:rPr>
+        <w:t xml:space="preserve"> </w:t>
+      </w:r>
+      <w:r>
+        <w:rPr>
+          <w:rFonts w:hint="eastAsia"/>
+        </w:rPr>
+        <w:t>필요함</w:t>
+      </w:r>
+      <w:r>
+        <w:rPr>
+          <w:rFonts w:hint="eastAsia"/>
+        </w:rPr>
+        <w:t xml:space="preserve"> (</w:t>
+      </w:r>
+      <w:r>
+        <w:rPr>
+          <w:rFonts w:hint="eastAsia"/>
+        </w:rPr>
+        <w:t>인증</w:t>
+      </w:r>
+      <w:r>
+        <w:rPr>
+          <w:rFonts w:hint="eastAsia"/>
+        </w:rPr>
+        <w:t xml:space="preserve"> </w:t>
+      </w:r>
+      <w:r>
+        <w:rPr>
+          <w:rFonts w:hint="eastAsia"/>
+        </w:rPr>
+        <w:t>번호</w:t>
+      </w:r>
+      <w:r>
+        <w:rPr>
+          <w:rFonts w:hint="eastAsia"/>
+        </w:rPr>
+        <w:t xml:space="preserve"> </w:t>
+      </w:r>
+      <w:r>
+        <w:rPr>
+          <w:rFonts w:hint="eastAsia"/>
+        </w:rPr>
+        <w:t>입력</w:t>
+      </w:r>
+      <w:r>
+        <w:rPr>
+          <w:rFonts w:hint="eastAsia"/>
+        </w:rPr>
+        <w:t xml:space="preserve"> </w:t>
+      </w:r>
+      <w:r>
+        <w:rPr>
+          <w:rFonts w:hint="eastAsia"/>
+        </w:rPr>
+        <w:t>확인</w:t>
+      </w:r>
+      <w:r>
+        <w:rPr>
+          <w:rFonts w:hint="eastAsia"/>
+        </w:rPr>
+        <w:t>)</w:t>
+      </w:r>
+    </w:p>
+    <w:p>
+      <w:pPr>
+        <w:pStyle w:val="ListParagraph"/>
+        <w:numPr>
+          <w:ilvl w:val="0"/>
+          <w:numId w:val="8"/>
+        </w:numPr>
+      </w:pPr>
+      <w:r>
+        <w:rPr>
+          <w:rFonts w:hint="eastAsia"/>
+        </w:rPr>
+        <w:t>기사님</w:t>
+      </w:r>
+      <w:r>
+        <w:rPr>
+          <w:rFonts w:hint="eastAsia"/>
+        </w:rPr>
+        <w:t xml:space="preserve"> </w:t>
+      </w:r>
+      <w:r>
+        <w:rPr>
+          <w:rFonts w:hint="eastAsia"/>
+        </w:rPr>
+        <w:t>회원</w:t>
+      </w:r>
+      <w:r>
+        <w:rPr>
+          <w:rFonts w:hint="eastAsia"/>
+        </w:rPr>
+        <w:t xml:space="preserve"> </w:t>
+      </w:r>
+      <w:r>
+        <w:rPr>
+          <w:rFonts w:hint="eastAsia"/>
+        </w:rPr>
+        <w:t>정보</w:t>
+      </w:r>
+      <w:r>
+        <w:rPr>
+          <w:rFonts w:hint="eastAsia"/>
+        </w:rPr>
+        <w:t xml:space="preserve"> </w:t>
+      </w:r>
+      <w:r>
+        <w:rPr>
+          <w:rFonts w:hint="eastAsia"/>
+        </w:rPr>
+        <w:t>입력</w:t>
+      </w:r>
+      <w:r>
+        <w:rPr>
+          <w:rFonts w:hint="eastAsia"/>
+        </w:rPr>
+        <w:t xml:space="preserve">, </w:t>
+      </w:r>
+      <w:r>
+        <w:rPr>
+          <w:rFonts w:hint="eastAsia"/>
+        </w:rPr>
+        <w:t>수정</w:t>
+      </w:r>
+      <w:r>
+        <w:rPr>
+          <w:rFonts w:hint="eastAsia"/>
+        </w:rPr>
+        <w:t xml:space="preserve">, </w:t>
+      </w:r>
+      <w:r>
+        <w:rPr>
+          <w:rFonts w:hint="eastAsia"/>
+        </w:rPr>
+        <w:t>삭제</w:t>
+      </w:r>
+      <w:r>
+        <w:rPr>
+          <w:rFonts w:hint="eastAsia"/>
+        </w:rPr>
+        <w:t xml:space="preserve">, </w:t>
+      </w:r>
+      <w:r>
+        <w:rPr>
+          <w:rFonts w:hint="eastAsia"/>
+        </w:rPr>
+        <w:t>조회</w:t>
+      </w:r>
+    </w:p>
+    <w:p>
+      <w:pPr>
+        <w:pStyle w:val="ListParagraph"/>
+        <w:numPr>
+          <w:ilvl w:val="0"/>
+          <w:numId w:val="8"/>
+        </w:numPr>
+      </w:pPr>
+      <w:r>
+        <w:rPr>
+          <w:rFonts w:hint="eastAsia"/>
+        </w:rPr>
+        <w:t>버스정보</w:t>
+      </w:r>
+      <w:r>
+        <w:rPr>
+          <w:rFonts w:hint="eastAsia"/>
+        </w:rPr>
+        <w:t xml:space="preserve"> </w:t>
+      </w:r>
+      <w:r>
+        <w:rPr>
+          <w:rFonts w:hint="eastAsia"/>
+        </w:rPr>
+        <w:t>입력</w:t>
+      </w:r>
+      <w:r>
+        <w:rPr>
+          <w:rFonts w:hint="eastAsia"/>
+        </w:rPr>
+        <w:t xml:space="preserve">, </w:t>
+      </w:r>
+      <w:r>
+        <w:rPr>
+          <w:rFonts w:hint="eastAsia"/>
+        </w:rPr>
+        <w:t>수정</w:t>
+      </w:r>
+      <w:r>
+        <w:rPr>
+          <w:rFonts w:hint="eastAsia"/>
+        </w:rPr>
+        <w:t xml:space="preserve">, </w:t>
+      </w:r>
+      <w:r>
+        <w:rPr>
+          <w:rFonts w:hint="eastAsia"/>
+        </w:rPr>
+        <w:t>삭제</w:t>
+      </w:r>
+      <w:r>
+        <w:rPr>
+          <w:rFonts w:hint="eastAsia"/>
+        </w:rPr>
+        <w:t xml:space="preserve">, </w:t>
+      </w:r>
+      <w:r>
+        <w:rPr>
+          <w:rFonts w:hint="eastAsia"/>
+        </w:rPr>
+        <w:t>조회</w:t>
+      </w:r>
+    </w:p>
+    <w:p>
+      <w:pPr>
+        <w:pStyle w:val="ListParagraph"/>
+        <w:numPr>
+          <w:ilvl w:val="0"/>
+          <w:numId w:val="8"/>
+        </w:numPr>
+        <w:rPr>
+          <w:lang w:val="en-US"/>
+        </w:rPr>
+      </w:pPr>
+      <w:r>
+        <w:rPr>
+          <w:rFonts w:hint="eastAsia"/>
+          <w:lang w:val="en-US"/>
+        </w:rPr>
+        <w:t>소비자</w:t>
+      </w:r>
+      <w:r>
+        <w:rPr>
+          <w:rFonts w:hint="eastAsia"/>
+          <w:lang w:val="en-US"/>
+        </w:rPr>
+        <w:t xml:space="preserve"> </w:t>
+      </w:r>
+      <w:r>
+        <w:rPr>
+          <w:rFonts w:hint="eastAsia"/>
+          <w:lang w:val="en-US"/>
+        </w:rPr>
+        <w:t>입찰</w:t>
+      </w:r>
+      <w:r>
+        <w:rPr>
+          <w:rFonts w:hint="eastAsia"/>
+          <w:lang w:val="en-US"/>
+        </w:rPr>
+        <w:t xml:space="preserve"> </w:t>
+      </w:r>
+      <w:r>
+        <w:rPr>
+          <w:rFonts w:hint="eastAsia"/>
+          <w:lang w:val="en-US"/>
+        </w:rPr>
+        <w:t>정보</w:t>
+      </w:r>
+      <w:r>
+        <w:rPr>
+          <w:rFonts w:hint="eastAsia"/>
+          <w:lang w:val="en-US"/>
+        </w:rPr>
+        <w:t xml:space="preserve"> </w:t>
+      </w:r>
+      <w:r>
+        <w:rPr>
+          <w:rFonts w:hint="eastAsia"/>
+          <w:lang w:val="en-US"/>
+        </w:rPr>
+        <w:t>등록</w:t>
+      </w:r>
+      <w:r>
+        <w:rPr>
+          <w:rFonts w:hint="eastAsia"/>
+          <w:lang w:val="en-US"/>
+        </w:rPr>
+        <w:t xml:space="preserve">, </w:t>
+      </w:r>
+      <w:r>
+        <w:rPr>
+          <w:rFonts w:hint="eastAsia"/>
+          <w:lang w:val="en-US"/>
+        </w:rPr>
+        <w:t>수정</w:t>
+      </w:r>
+      <w:r>
+        <w:rPr>
+          <w:rFonts w:hint="eastAsia"/>
+          <w:lang w:val="en-US"/>
+        </w:rPr>
+        <w:t xml:space="preserve">, </w:t>
+      </w:r>
+      <w:r>
+        <w:rPr>
+          <w:rFonts w:hint="eastAsia"/>
+          <w:lang w:val="en-US"/>
+        </w:rPr>
+        <w:t>삭제</w:t>
+      </w:r>
+      <w:r>
+        <w:rPr>
+          <w:rFonts w:hint="eastAsia"/>
+          <w:lang w:val="en-US"/>
+        </w:rPr>
+        <w:t xml:space="preserve">, </w:t>
+      </w:r>
+      <w:r>
+        <w:rPr>
+          <w:rFonts w:hint="eastAsia"/>
+          <w:lang w:val="en-US"/>
+        </w:rPr>
+        <w:t>조회</w:t>
+      </w:r>
+    </w:p>
+    <w:p>
+      <w:pPr>
+        <w:pStyle w:val="ListParagraph"/>
+        <w:numPr>
+          <w:ilvl w:val="1"/>
+          <w:numId w:val="8"/>
+        </w:numPr>
+        <w:rPr>
+          <w:lang w:val="en-US"/>
+        </w:rPr>
+      </w:pPr>
+      <w:r>
+        <w:rPr>
+          <w:rFonts w:hint="eastAsia"/>
+          <w:lang w:val="en-US"/>
+        </w:rPr>
+        <w:t>출발지</w:t>
+      </w:r>
+      <w:r>
+        <w:rPr>
+          <w:rFonts w:hint="eastAsia"/>
+          <w:lang w:val="en-US"/>
+        </w:rPr>
+        <w:t xml:space="preserve">, </w:t>
+      </w:r>
+      <w:r>
+        <w:rPr>
+          <w:rFonts w:hint="eastAsia"/>
+          <w:lang w:val="en-US"/>
+        </w:rPr>
+        <w:t>도착지</w:t>
+      </w:r>
+      <w:r>
+        <w:rPr>
+          <w:rFonts w:hint="eastAsia"/>
+          <w:lang w:val="en-US"/>
+        </w:rPr>
+        <w:t xml:space="preserve">, </w:t>
+      </w:r>
+      <w:r>
+        <w:rPr>
+          <w:rFonts w:hint="eastAsia"/>
+          <w:lang w:val="en-US"/>
+        </w:rPr>
+        <w:t>경유지</w:t>
+      </w:r>
+      <w:r>
+        <w:rPr>
+          <w:rFonts w:hint="eastAsia"/>
+          <w:lang w:val="en-US"/>
+        </w:rPr>
+        <w:t>(3</w:t>
+      </w:r>
+      <w:r>
+        <w:rPr>
+          <w:rFonts w:hint="eastAsia"/>
+          <w:lang w:val="en-US"/>
+        </w:rPr>
+        <w:t>곳</w:t>
+      </w:r>
+      <w:r>
+        <w:rPr>
+          <w:rFonts w:hint="eastAsia"/>
+          <w:lang w:val="en-US"/>
+        </w:rPr>
+        <w:t xml:space="preserve">), </w:t>
+      </w:r>
+      <w:r>
+        <w:rPr>
+          <w:rFonts w:hint="eastAsia"/>
+          <w:lang w:val="en-US"/>
+        </w:rPr>
+        <w:t>출발시간</w:t>
+      </w:r>
+      <w:r>
+        <w:rPr>
+          <w:rFonts w:hint="eastAsia"/>
+          <w:lang w:val="en-US"/>
+        </w:rPr>
+        <w:t xml:space="preserve">, </w:t>
+      </w:r>
+      <w:r>
+        <w:rPr>
+          <w:rFonts w:hint="eastAsia"/>
+          <w:lang w:val="en-US"/>
+        </w:rPr>
+        <w:t>도착시간</w:t>
+      </w:r>
+      <w:r>
+        <w:rPr>
+          <w:rFonts w:hint="eastAsia"/>
+          <w:lang w:val="en-US"/>
+        </w:rPr>
+        <w:t>(</w:t>
+      </w:r>
+      <w:r>
+        <w:rPr>
+          <w:rFonts w:hint="eastAsia"/>
+          <w:lang w:val="en-US"/>
+        </w:rPr>
+        <w:t>선택</w:t>
+      </w:r>
+      <w:r>
+        <w:rPr>
+          <w:rFonts w:hint="eastAsia"/>
+          <w:lang w:val="en-US"/>
+        </w:rPr>
+        <w:t xml:space="preserve"> </w:t>
+      </w:r>
+      <w:r>
+        <w:rPr>
+          <w:rFonts w:hint="eastAsia"/>
+          <w:lang w:val="en-US"/>
+        </w:rPr>
+        <w:t>입력</w:t>
+      </w:r>
+      <w:r>
+        <w:rPr>
+          <w:rFonts w:hint="eastAsia"/>
+          <w:lang w:val="en-US"/>
+        </w:rPr>
+        <w:t>),</w:t>
+      </w:r>
+    </w:p>
+    <w:p>
+      <w:pPr>
+        <w:pStyle w:val="ListParagraph"/>
+        <w:ind w:left="1080"/>
+        <w:rPr>
+          <w:lang w:val="en-US"/>
+        </w:rPr>
+      </w:pPr>
+      <w:r>
+        <w:rPr>
+          <w:rFonts w:hint="eastAsia"/>
+          <w:lang w:val="en-US"/>
+        </w:rPr>
+        <w:t>탑승인원</w:t>
+      </w:r>
+      <w:r>
+        <w:rPr>
+          <w:rFonts w:hint="eastAsia"/>
+          <w:lang w:val="en-US"/>
+        </w:rPr>
+        <w:t xml:space="preserve">, </w:t>
+      </w:r>
+      <w:r>
+        <w:rPr>
+          <w:rFonts w:hint="eastAsia"/>
+          <w:lang w:val="en-US"/>
+        </w:rPr>
+        <w:t>버스종류</w:t>
+      </w:r>
+      <w:r>
+        <w:rPr>
+          <w:rFonts w:hint="eastAsia"/>
+          <w:lang w:val="en-US"/>
+        </w:rPr>
+        <w:t>(</w:t>
+      </w:r>
+      <w:proofErr w:type="spellStart"/>
+      <w:r>
+        <w:rPr>
+          <w:rFonts w:hint="eastAsia"/>
+          <w:lang w:val="en-US"/>
+        </w:rPr>
+        <w:t>인승별</w:t>
+      </w:r>
+      <w:proofErr w:type="spellEnd"/>
+      <w:r>
+        <w:rPr>
+          <w:rFonts w:hint="eastAsia"/>
+          <w:lang w:val="en-US"/>
+        </w:rPr>
+        <w:t xml:space="preserve"> </w:t>
+      </w:r>
+      <w:r>
+        <w:rPr>
+          <w:rFonts w:hint="eastAsia"/>
+          <w:lang w:val="en-US"/>
+        </w:rPr>
+        <w:t>버스분류</w:t>
+      </w:r>
+      <w:r>
+        <w:rPr>
+          <w:rFonts w:hint="eastAsia"/>
+          <w:lang w:val="en-US"/>
+        </w:rPr>
+        <w:t xml:space="preserve">), </w:t>
+      </w:r>
+      <w:r>
+        <w:rPr>
+          <w:rFonts w:hint="eastAsia"/>
+          <w:lang w:val="en-US"/>
+        </w:rPr>
+        <w:t>버스대수</w:t>
+      </w:r>
+    </w:p>
+    <w:p>
+      <w:pPr>
+        <w:ind w:left="360"/>
+        <w:rPr>
+          <w:lang w:val="en-US"/>
+        </w:rPr>
+      </w:pPr>
+      <w:r>
+        <w:rPr>
+          <w:rFonts w:hint="eastAsia"/>
+          <w:lang w:val="en-US"/>
+        </w:rPr>
+        <w:t xml:space="preserve">             </w:t>
+      </w:r>
+      <w:r>
+        <w:rPr>
+          <w:rFonts w:hint="eastAsia"/>
+          <w:lang w:val="en-US"/>
+        </w:rPr>
+        <w:t>경유지를</w:t>
+      </w:r>
+      <w:r>
+        <w:rPr>
+          <w:rFonts w:hint="eastAsia"/>
+          <w:lang w:val="en-US"/>
+        </w:rPr>
+        <w:t xml:space="preserve"> </w:t>
+      </w:r>
+      <w:r>
+        <w:rPr>
+          <w:rFonts w:hint="eastAsia"/>
+          <w:lang w:val="en-US"/>
+        </w:rPr>
+        <w:t>무한</w:t>
+      </w:r>
+      <w:r>
+        <w:rPr>
+          <w:rFonts w:hint="eastAsia"/>
+          <w:lang w:val="en-US"/>
+        </w:rPr>
+        <w:t xml:space="preserve"> </w:t>
+      </w:r>
+      <w:r>
+        <w:rPr>
+          <w:rFonts w:hint="eastAsia"/>
+          <w:lang w:val="en-US"/>
+        </w:rPr>
+        <w:t>입력할</w:t>
+      </w:r>
+      <w:r>
+        <w:rPr>
+          <w:rFonts w:hint="eastAsia"/>
+          <w:lang w:val="en-US"/>
+        </w:rPr>
+        <w:t xml:space="preserve"> </w:t>
+      </w:r>
+      <w:r>
+        <w:rPr>
+          <w:rFonts w:hint="eastAsia"/>
+          <w:lang w:val="en-US"/>
+        </w:rPr>
+        <w:t>수</w:t>
+      </w:r>
+      <w:r>
+        <w:rPr>
+          <w:rFonts w:hint="eastAsia"/>
+          <w:lang w:val="en-US"/>
+        </w:rPr>
+        <w:t xml:space="preserve"> </w:t>
+      </w:r>
+      <w:r>
+        <w:rPr>
+          <w:rFonts w:hint="eastAsia"/>
+          <w:lang w:val="en-US"/>
+        </w:rPr>
+        <w:t>있게</w:t>
+      </w:r>
+      <w:r>
+        <w:rPr>
+          <w:rFonts w:hint="eastAsia"/>
+          <w:lang w:val="en-US"/>
+        </w:rPr>
+        <w:t xml:space="preserve"> </w:t>
+      </w:r>
+      <w:r>
+        <w:rPr>
+          <w:rFonts w:hint="eastAsia"/>
+          <w:lang w:val="en-US"/>
+        </w:rPr>
+        <w:t>해달라는</w:t>
+      </w:r>
+      <w:r>
+        <w:rPr>
+          <w:rFonts w:hint="eastAsia"/>
+          <w:lang w:val="en-US"/>
+        </w:rPr>
+        <w:t xml:space="preserve"> </w:t>
+      </w:r>
+      <w:r>
+        <w:rPr>
+          <w:rFonts w:hint="eastAsia"/>
+          <w:lang w:val="en-US"/>
+        </w:rPr>
+        <w:t>의견은</w:t>
+      </w:r>
+      <w:r>
+        <w:rPr>
+          <w:rFonts w:hint="eastAsia"/>
+          <w:lang w:val="en-US"/>
+        </w:rPr>
+        <w:t xml:space="preserve"> </w:t>
+      </w:r>
+      <w:r>
+        <w:rPr>
+          <w:rFonts w:hint="eastAsia"/>
+          <w:lang w:val="en-US"/>
+        </w:rPr>
+        <w:t>있으나</w:t>
+      </w:r>
+    </w:p>
+    <w:p>
+      <w:pPr>
+        <w:pStyle w:val="ListParagraph"/>
+        <w:ind w:left="1080"/>
+        <w:rPr>
+          <w:lang w:val="en-US"/>
+        </w:rPr>
+      </w:pPr>
+      <w:r>
+        <w:rPr>
+          <w:rFonts w:hint="eastAsia"/>
+          <w:lang w:val="en-US"/>
+        </w:rPr>
+        <w:t>이</w:t>
+      </w:r>
+      <w:r>
+        <w:rPr>
+          <w:rFonts w:hint="eastAsia"/>
+          <w:lang w:val="en-US"/>
+        </w:rPr>
+        <w:t xml:space="preserve"> </w:t>
+      </w:r>
+      <w:r>
+        <w:rPr>
+          <w:rFonts w:hint="eastAsia"/>
+          <w:lang w:val="en-US"/>
+        </w:rPr>
+        <w:t>부분은</w:t>
+      </w:r>
+      <w:r>
+        <w:rPr>
+          <w:rFonts w:hint="eastAsia"/>
+          <w:lang w:val="en-US"/>
+        </w:rPr>
+        <w:t xml:space="preserve"> </w:t>
+      </w:r>
+      <w:r>
+        <w:rPr>
+          <w:rFonts w:hint="eastAsia"/>
+          <w:lang w:val="en-US"/>
+        </w:rPr>
+        <w:t>협의가</w:t>
+      </w:r>
+      <w:r>
+        <w:rPr>
+          <w:rFonts w:hint="eastAsia"/>
+          <w:lang w:val="en-US"/>
+        </w:rPr>
+        <w:t xml:space="preserve"> </w:t>
+      </w:r>
+      <w:r>
+        <w:rPr>
+          <w:rFonts w:hint="eastAsia"/>
+          <w:lang w:val="en-US"/>
+        </w:rPr>
+        <w:t>필요해</w:t>
+      </w:r>
+      <w:r>
+        <w:rPr>
+          <w:rFonts w:hint="eastAsia"/>
+          <w:lang w:val="en-US"/>
+        </w:rPr>
+        <w:t xml:space="preserve"> </w:t>
+      </w:r>
+      <w:r>
+        <w:rPr>
+          <w:rFonts w:hint="eastAsia"/>
+          <w:lang w:val="en-US"/>
+        </w:rPr>
+        <w:t>보임</w:t>
+      </w:r>
+      <w:r>
+        <w:rPr>
+          <w:rFonts w:hint="eastAsia"/>
+          <w:lang w:val="en-US"/>
+        </w:rPr>
+        <w:t>.</w:t>
+      </w:r>
+    </w:p>
+    <w:p>
+      <w:pPr>
+        <w:pStyle w:val="ListParagraph"/>
+        <w:numPr>
+          <w:ilvl w:val="1"/>
+          <w:numId w:val="8"/>
+        </w:numPr>
+        <w:rPr>
+          <w:lang w:val="en-US"/>
+        </w:rPr>
+      </w:pPr>
+      <w:r>
+        <w:rPr>
+          <w:rFonts w:hint="eastAsia"/>
+          <w:lang w:val="en-US"/>
+        </w:rPr>
+        <w:t>입력</w:t>
+      </w:r>
+      <w:r>
+        <w:rPr>
+          <w:rFonts w:hint="eastAsia"/>
+          <w:lang w:val="en-US"/>
+        </w:rPr>
+        <w:t xml:space="preserve"> </w:t>
+      </w:r>
+      <w:r>
+        <w:rPr>
+          <w:rFonts w:hint="eastAsia"/>
+          <w:lang w:val="en-US"/>
+        </w:rPr>
+        <w:t>정보를</w:t>
+      </w:r>
+      <w:r>
+        <w:rPr>
+          <w:rFonts w:hint="eastAsia"/>
+          <w:lang w:val="en-US"/>
+        </w:rPr>
+        <w:t xml:space="preserve"> </w:t>
+      </w:r>
+      <w:r>
+        <w:rPr>
+          <w:rFonts w:hint="eastAsia"/>
+          <w:lang w:val="en-US"/>
+        </w:rPr>
+        <w:t>이용하여</w:t>
+      </w:r>
+      <w:r>
+        <w:rPr>
+          <w:rFonts w:hint="eastAsia"/>
+          <w:lang w:val="en-US"/>
+        </w:rPr>
+        <w:t xml:space="preserve"> </w:t>
+      </w:r>
+      <w:r>
+        <w:rPr>
+          <w:rFonts w:hint="eastAsia"/>
+          <w:lang w:val="en-US"/>
+        </w:rPr>
+        <w:t>개략적인</w:t>
+      </w:r>
+      <w:r>
+        <w:rPr>
+          <w:rFonts w:hint="eastAsia"/>
+          <w:lang w:val="en-US"/>
+        </w:rPr>
+        <w:t xml:space="preserve"> </w:t>
+      </w:r>
+      <w:r>
+        <w:rPr>
+          <w:rFonts w:hint="eastAsia"/>
+          <w:lang w:val="en-US"/>
+        </w:rPr>
+        <w:t>금액</w:t>
+      </w:r>
+      <w:r>
+        <w:rPr>
+          <w:rFonts w:hint="eastAsia"/>
+          <w:lang w:val="en-US"/>
+        </w:rPr>
+        <w:t xml:space="preserve"> </w:t>
+      </w:r>
+      <w:r>
+        <w:rPr>
+          <w:rFonts w:hint="eastAsia"/>
+          <w:lang w:val="en-US"/>
+        </w:rPr>
+        <w:t>계산</w:t>
+      </w:r>
+    </w:p>
+    <w:p>
+      <w:pPr>
+        <w:pStyle w:val="ListParagraph"/>
+        <w:numPr>
+          <w:ilvl w:val="2"/>
+          <w:numId w:val="8"/>
+        </w:numPr>
+        <w:rPr>
+          <w:lang w:val="en-US"/>
+        </w:rPr>
+      </w:pPr>
+      <w:r>
+        <w:rPr>
+          <w:rFonts w:hint="eastAsia"/>
+          <w:lang w:val="en-US"/>
+        </w:rPr>
+        <w:t>출발지부터</w:t>
+      </w:r>
+      <w:r>
+        <w:rPr>
+          <w:rFonts w:hint="eastAsia"/>
+          <w:lang w:val="en-US"/>
+        </w:rPr>
+        <w:t xml:space="preserve"> </w:t>
+      </w:r>
+      <w:r>
+        <w:rPr>
+          <w:rFonts w:hint="eastAsia"/>
+          <w:lang w:val="en-US"/>
+        </w:rPr>
+        <w:t>도착지와</w:t>
+      </w:r>
+      <w:r>
+        <w:rPr>
+          <w:rFonts w:hint="eastAsia"/>
+          <w:lang w:val="en-US"/>
+        </w:rPr>
+        <w:t xml:space="preserve"> </w:t>
+      </w:r>
+      <w:r>
+        <w:rPr>
+          <w:rFonts w:hint="eastAsia"/>
+          <w:lang w:val="en-US"/>
+        </w:rPr>
+        <w:t>경유지를</w:t>
+      </w:r>
+      <w:r>
+        <w:rPr>
+          <w:rFonts w:hint="eastAsia"/>
+          <w:lang w:val="en-US"/>
+        </w:rPr>
+        <w:t xml:space="preserve"> </w:t>
+      </w:r>
+      <w:r>
+        <w:rPr>
+          <w:rFonts w:hint="eastAsia"/>
+          <w:lang w:val="en-US"/>
+        </w:rPr>
+        <w:t>포함하여</w:t>
+      </w:r>
+    </w:p>
+    <w:p>
+      <w:pPr>
+        <w:pStyle w:val="ListParagraph"/>
+        <w:ind w:left="1800"/>
+        <w:rPr>
+          <w:lang w:val="en-US"/>
+        </w:rPr>
+      </w:pPr>
+      <w:proofErr w:type="spellStart"/>
+      <w:r>
+        <w:rPr>
+          <w:rFonts w:hint="eastAsia"/>
+          <w:lang w:val="en-US"/>
+        </w:rPr>
+        <w:t>차량별</w:t>
+      </w:r>
+      <w:proofErr w:type="spellEnd"/>
+      <w:r>
+        <w:rPr>
+          <w:rFonts w:hint="eastAsia"/>
+          <w:lang w:val="en-US"/>
+        </w:rPr>
+        <w:t xml:space="preserve"> </w:t>
+      </w:r>
+      <w:r>
+        <w:rPr>
+          <w:rFonts w:hint="eastAsia"/>
+          <w:lang w:val="en-US"/>
+        </w:rPr>
+        <w:t>연비</w:t>
+      </w:r>
+      <w:r>
+        <w:rPr>
+          <w:rFonts w:hint="eastAsia"/>
+          <w:lang w:val="en-US"/>
+        </w:rPr>
+        <w:t xml:space="preserve"> </w:t>
+      </w:r>
+      <w:r>
+        <w:rPr>
+          <w:rFonts w:hint="eastAsia"/>
+          <w:lang w:val="en-US"/>
+        </w:rPr>
+        <w:t>참고하여</w:t>
+      </w:r>
+      <w:r>
+        <w:rPr>
+          <w:rFonts w:hint="eastAsia"/>
+          <w:lang w:val="en-US"/>
+        </w:rPr>
+        <w:t xml:space="preserve"> </w:t>
+      </w:r>
+      <w:r>
+        <w:rPr>
+          <w:rFonts w:hint="eastAsia"/>
+          <w:lang w:val="en-US"/>
+        </w:rPr>
+        <w:t>연료비</w:t>
+      </w:r>
+      <w:r>
+        <w:rPr>
+          <w:rFonts w:hint="eastAsia"/>
+          <w:lang w:val="en-US"/>
+        </w:rPr>
+        <w:t xml:space="preserve">, </w:t>
+      </w:r>
+      <w:r>
+        <w:rPr>
+          <w:rFonts w:hint="eastAsia"/>
+          <w:lang w:val="en-US"/>
+        </w:rPr>
+        <w:t>고속도록</w:t>
+      </w:r>
+      <w:r>
+        <w:rPr>
+          <w:rFonts w:hint="eastAsia"/>
+          <w:lang w:val="en-US"/>
+        </w:rPr>
+        <w:t xml:space="preserve"> </w:t>
+      </w:r>
+      <w:r>
+        <w:rPr>
+          <w:rFonts w:hint="eastAsia"/>
+          <w:lang w:val="en-US"/>
+        </w:rPr>
+        <w:t>통행료</w:t>
+      </w:r>
+      <w:r>
+        <w:rPr>
+          <w:rFonts w:hint="eastAsia"/>
+          <w:lang w:val="en-US"/>
+        </w:rPr>
+        <w:t xml:space="preserve">, </w:t>
+      </w:r>
+      <w:r>
+        <w:rPr>
+          <w:rFonts w:hint="eastAsia"/>
+          <w:lang w:val="en-US"/>
+        </w:rPr>
+        <w:t>숙박비</w:t>
+      </w:r>
+      <w:r>
+        <w:rPr>
+          <w:rFonts w:hint="eastAsia"/>
+          <w:lang w:val="en-US"/>
+        </w:rPr>
+        <w:t xml:space="preserve">, </w:t>
+      </w:r>
+      <w:r>
+        <w:rPr>
+          <w:rFonts w:hint="eastAsia"/>
+          <w:lang w:val="en-US"/>
+        </w:rPr>
+        <w:t>식비등을</w:t>
+      </w:r>
+    </w:p>
+    <w:p>
+      <w:pPr>
+        <w:pStyle w:val="ListParagraph"/>
+        <w:ind w:left="1800"/>
+        <w:rPr>
+          <w:lang w:val="en-US"/>
+        </w:rPr>
+      </w:pPr>
+      <w:r>
+        <w:rPr>
+          <w:rFonts w:hint="eastAsia"/>
+          <w:lang w:val="en-US"/>
+        </w:rPr>
+        <w:t>합산하여</w:t>
+      </w:r>
+      <w:r>
+        <w:rPr>
+          <w:rFonts w:hint="eastAsia"/>
+          <w:lang w:val="en-US"/>
+        </w:rPr>
+        <w:t xml:space="preserve"> </w:t>
+      </w:r>
+      <w:r>
+        <w:rPr>
+          <w:rFonts w:hint="eastAsia"/>
+          <w:lang w:val="en-US"/>
+        </w:rPr>
+        <w:t>개략</w:t>
+      </w:r>
+      <w:r>
+        <w:rPr>
+          <w:rFonts w:hint="eastAsia"/>
+          <w:lang w:val="en-US"/>
+        </w:rPr>
+        <w:t xml:space="preserve"> </w:t>
+      </w:r>
+      <w:r>
+        <w:rPr>
+          <w:rFonts w:hint="eastAsia"/>
+          <w:lang w:val="en-US"/>
+        </w:rPr>
+        <w:t>경비를</w:t>
+      </w:r>
+      <w:r>
+        <w:rPr>
+          <w:rFonts w:hint="eastAsia"/>
+          <w:lang w:val="en-US"/>
+        </w:rPr>
+        <w:t xml:space="preserve"> </w:t>
+      </w:r>
+      <w:r>
+        <w:rPr>
+          <w:rFonts w:hint="eastAsia"/>
+          <w:lang w:val="en-US"/>
+        </w:rPr>
+        <w:t>제시해준다</w:t>
+      </w:r>
+      <w:r>
+        <w:rPr>
+          <w:rFonts w:hint="eastAsia"/>
+          <w:lang w:val="en-US"/>
+        </w:rPr>
+        <w:t>. (</w:t>
+      </w:r>
+      <w:r>
+        <w:rPr>
+          <w:lang w:val="en-US"/>
+        </w:rPr>
+        <w:t>web, App</w:t>
+      </w:r>
+      <w:r>
+        <w:rPr>
+          <w:rFonts w:hint="eastAsia"/>
+          <w:lang w:val="en-US"/>
+        </w:rPr>
+        <w:t>)</w:t>
+      </w:r>
+      <w:r>
+        <w:rPr>
+          <w:rFonts w:hint="eastAsia"/>
+          <w:lang w:val="en-US"/>
+        </w:rPr>
+        <w:t xml:space="preserve"> </w:t>
+      </w:r>
+    </w:p>
+    <w:p>
+      <w:pPr>
+        <w:pStyle w:val="ListParagraph"/>
+        <w:numPr>
+          <w:ilvl w:val="1"/>
+          <w:numId w:val="8"/>
+        </w:numPr>
+        <w:rPr>
+          <w:lang w:val="en-US"/>
+        </w:rPr>
+      </w:pPr>
+      <w:r>
+        <w:rPr>
+          <w:rFonts w:hint="eastAsia"/>
+          <w:lang w:val="en-US"/>
+        </w:rPr>
+        <w:t>소비자</w:t>
+      </w:r>
+      <w:r>
+        <w:rPr>
+          <w:rFonts w:hint="eastAsia"/>
+          <w:lang w:val="en-US"/>
+        </w:rPr>
+        <w:t xml:space="preserve"> </w:t>
+      </w:r>
+      <w:r>
+        <w:rPr>
+          <w:rFonts w:hint="eastAsia"/>
+          <w:lang w:val="en-US"/>
+        </w:rPr>
+        <w:t>입찰</w:t>
+      </w:r>
+      <w:r>
+        <w:rPr>
+          <w:rFonts w:hint="eastAsia"/>
+          <w:lang w:val="en-US"/>
+        </w:rPr>
+        <w:t xml:space="preserve"> </w:t>
+      </w:r>
+      <w:r>
+        <w:rPr>
+          <w:rFonts w:hint="eastAsia"/>
+          <w:lang w:val="en-US"/>
+        </w:rPr>
+        <w:t>정보</w:t>
+      </w:r>
+      <w:r>
+        <w:rPr>
+          <w:rFonts w:hint="eastAsia"/>
+          <w:lang w:val="en-US"/>
+        </w:rPr>
+        <w:t xml:space="preserve"> </w:t>
+      </w:r>
+      <w:proofErr w:type="spellStart"/>
+      <w:r>
+        <w:rPr>
+          <w:rFonts w:hint="eastAsia"/>
+          <w:lang w:val="en-US"/>
+        </w:rPr>
+        <w:t>등록후</w:t>
+      </w:r>
+      <w:proofErr w:type="spellEnd"/>
+      <w:r>
+        <w:rPr>
+          <w:rFonts w:hint="eastAsia"/>
+          <w:lang w:val="en-US"/>
+        </w:rPr>
+        <w:t xml:space="preserve"> </w:t>
+      </w:r>
+      <w:proofErr w:type="spellStart"/>
+      <w:r>
+        <w:rPr>
+          <w:rFonts w:hint="eastAsia"/>
+          <w:lang w:val="en-US"/>
+        </w:rPr>
+        <w:t>완료시</w:t>
+      </w:r>
+      <w:proofErr w:type="spellEnd"/>
+    </w:p>
+    <w:p>
+      <w:pPr>
+        <w:pStyle w:val="ListParagraph"/>
+        <w:ind w:left="1080"/>
+        <w:rPr>
+          <w:lang w:val="en-US"/>
+        </w:rPr>
+      </w:pPr>
+      <w:r>
+        <w:rPr>
+          <w:rFonts w:hint="eastAsia"/>
+          <w:lang w:val="en-US"/>
+        </w:rPr>
+        <w:t>등록된</w:t>
+      </w:r>
+      <w:r>
+        <w:rPr>
+          <w:rFonts w:hint="eastAsia"/>
+          <w:lang w:val="en-US"/>
+        </w:rPr>
+        <w:t xml:space="preserve"> </w:t>
+      </w:r>
+      <w:r>
+        <w:rPr>
+          <w:rFonts w:hint="eastAsia"/>
+          <w:lang w:val="en-US"/>
+        </w:rPr>
+        <w:t>기사님</w:t>
+      </w:r>
+      <w:r>
+        <w:rPr>
+          <w:rFonts w:hint="eastAsia"/>
+          <w:lang w:val="en-US"/>
+        </w:rPr>
+        <w:t xml:space="preserve"> </w:t>
+      </w:r>
+      <w:r>
+        <w:rPr>
+          <w:rFonts w:hint="eastAsia"/>
+          <w:lang w:val="en-US"/>
+        </w:rPr>
+        <w:t>전체에</w:t>
+      </w:r>
+      <w:r>
+        <w:rPr>
+          <w:rFonts w:hint="eastAsia"/>
+          <w:lang w:val="en-US"/>
+        </w:rPr>
+        <w:t xml:space="preserve"> </w:t>
+      </w:r>
+      <w:r>
+        <w:rPr>
+          <w:rFonts w:hint="eastAsia"/>
+          <w:lang w:val="en-US"/>
+        </w:rPr>
+        <w:t>입찰</w:t>
+      </w:r>
+      <w:r>
+        <w:rPr>
+          <w:rFonts w:hint="eastAsia"/>
+          <w:lang w:val="en-US"/>
+        </w:rPr>
+        <w:t xml:space="preserve"> </w:t>
+      </w:r>
+      <w:r>
+        <w:rPr>
+          <w:rFonts w:hint="eastAsia"/>
+          <w:lang w:val="en-US"/>
+        </w:rPr>
+        <w:t>정보</w:t>
+      </w:r>
+      <w:r>
+        <w:rPr>
+          <w:rFonts w:hint="eastAsia"/>
+          <w:lang w:val="en-US"/>
+        </w:rPr>
+        <w:t xml:space="preserve"> </w:t>
+      </w:r>
+      <w:r>
+        <w:rPr>
+          <w:rFonts w:hint="eastAsia"/>
+          <w:lang w:val="en-US"/>
+        </w:rPr>
+        <w:t>제공한다</w:t>
+      </w:r>
+      <w:r>
+        <w:rPr>
+          <w:rFonts w:hint="eastAsia"/>
+          <w:lang w:val="en-US"/>
+        </w:rPr>
+        <w:t>.</w:t>
+      </w:r>
+    </w:p>
+    <w:p>
+      <w:pPr>
+        <w:pStyle w:val="ListParagraph"/>
+        <w:ind w:left="1080"/>
+        <w:rPr>
+          <w:lang w:val="en-US"/>
+        </w:rPr>
+      </w:pPr>
+      <w:r>
+        <w:rPr>
+          <w:rFonts w:hint="eastAsia"/>
+          <w:lang w:val="en-US"/>
+        </w:rPr>
+        <w:t>단</w:t>
+      </w:r>
+      <w:r>
+        <w:rPr>
+          <w:rFonts w:hint="eastAsia"/>
+          <w:lang w:val="en-US"/>
+        </w:rPr>
+        <w:t xml:space="preserve">, </w:t>
+      </w:r>
+      <w:r>
+        <w:rPr>
+          <w:rFonts w:hint="eastAsia"/>
+          <w:lang w:val="en-US"/>
+        </w:rPr>
+        <w:t>해당</w:t>
+      </w:r>
+      <w:r>
+        <w:rPr>
+          <w:rFonts w:hint="eastAsia"/>
+          <w:lang w:val="en-US"/>
+        </w:rPr>
+        <w:t xml:space="preserve"> </w:t>
+      </w:r>
+      <w:r>
+        <w:rPr>
+          <w:rFonts w:hint="eastAsia"/>
+          <w:lang w:val="en-US"/>
+        </w:rPr>
+        <w:t>일자에</w:t>
+      </w:r>
+      <w:r>
+        <w:rPr>
+          <w:rFonts w:hint="eastAsia"/>
+          <w:lang w:val="en-US"/>
+        </w:rPr>
+        <w:t xml:space="preserve"> </w:t>
+      </w:r>
+      <w:r>
+        <w:rPr>
+          <w:rFonts w:hint="eastAsia"/>
+          <w:lang w:val="en-US"/>
+        </w:rPr>
+        <w:t>계약된</w:t>
+      </w:r>
+      <w:r>
+        <w:rPr>
+          <w:rFonts w:hint="eastAsia"/>
+          <w:lang w:val="en-US"/>
+        </w:rPr>
+        <w:t xml:space="preserve"> </w:t>
+      </w:r>
+      <w:r>
+        <w:rPr>
+          <w:rFonts w:hint="eastAsia"/>
+          <w:lang w:val="en-US"/>
+        </w:rPr>
+        <w:t>기사님은</w:t>
+      </w:r>
+      <w:r>
+        <w:rPr>
+          <w:rFonts w:hint="eastAsia"/>
+          <w:lang w:val="en-US"/>
+        </w:rPr>
+        <w:t xml:space="preserve"> </w:t>
+      </w:r>
+      <w:r>
+        <w:rPr>
+          <w:rFonts w:hint="eastAsia"/>
+          <w:lang w:val="en-US"/>
+        </w:rPr>
+        <w:t>제외한다</w:t>
+      </w:r>
+      <w:r>
+        <w:rPr>
+          <w:rFonts w:hint="eastAsia"/>
+          <w:lang w:val="en-US"/>
+        </w:rPr>
+        <w:t>.</w:t>
+      </w:r>
+    </w:p>
+    <w:p>
+      <w:pPr>
+        <w:pStyle w:val="ListParagraph"/>
+        <w:ind w:left="1080"/>
+        <w:rPr>
+          <w:lang w:val="en-US"/>
+        </w:rPr>
+      </w:pPr>
+    </w:p>
+    <w:p>
+      <w:pPr>
+        <w:pStyle w:val="ListParagraph"/>
+        <w:ind w:left="1080"/>
+        <w:rPr>
+          <w:lang w:val="en-US"/>
+        </w:rPr>
+      </w:pPr>
+    </w:p>
+    <w:p>
+      <w:pPr>
+        <w:pStyle w:val="ListParagraph"/>
+        <w:numPr>
+          <w:ilvl w:val="0"/>
+          <w:numId w:val="8"/>
+        </w:numPr>
+        <w:rPr>
+          <w:lang w:val="en-US"/>
+        </w:rPr>
+      </w:pPr>
+      <w:r>
+        <w:rPr>
+          <w:rFonts w:hint="eastAsia"/>
+          <w:lang w:val="en-US"/>
+        </w:rPr>
+        <w:t>기사님</w:t>
+      </w:r>
+      <w:r>
+        <w:rPr>
+          <w:rFonts w:hint="eastAsia"/>
+          <w:lang w:val="en-US"/>
+        </w:rPr>
+        <w:t xml:space="preserve"> </w:t>
+      </w:r>
+      <w:r>
+        <w:rPr>
+          <w:rFonts w:hint="eastAsia"/>
+          <w:lang w:val="en-US"/>
+        </w:rPr>
+        <w:t>입찰</w:t>
+      </w:r>
+      <w:r>
+        <w:rPr>
+          <w:rFonts w:hint="eastAsia"/>
+          <w:lang w:val="en-US"/>
+        </w:rPr>
+        <w:t xml:space="preserve"> </w:t>
+      </w:r>
+      <w:r>
+        <w:rPr>
+          <w:rFonts w:hint="eastAsia"/>
+          <w:lang w:val="en-US"/>
+        </w:rPr>
+        <w:t>참여</w:t>
+      </w:r>
+      <w:r>
+        <w:rPr>
+          <w:rFonts w:hint="eastAsia"/>
+          <w:lang w:val="en-US"/>
+        </w:rPr>
+        <w:t xml:space="preserve"> </w:t>
+      </w:r>
+      <w:r>
+        <w:rPr>
+          <w:rFonts w:hint="eastAsia"/>
+          <w:lang w:val="en-US"/>
+        </w:rPr>
+        <w:t>정보</w:t>
+      </w:r>
+      <w:r>
+        <w:rPr>
+          <w:rFonts w:hint="eastAsia"/>
+          <w:lang w:val="en-US"/>
+        </w:rPr>
+        <w:t xml:space="preserve"> </w:t>
+      </w:r>
+      <w:r>
+        <w:rPr>
+          <w:rFonts w:hint="eastAsia"/>
+          <w:lang w:val="en-US"/>
+        </w:rPr>
+        <w:t>입력</w:t>
+      </w:r>
+    </w:p>
+    <w:p>
+      <w:pPr>
+        <w:pStyle w:val="ListParagraph"/>
+        <w:numPr>
+          <w:ilvl w:val="1"/>
+          <w:numId w:val="8"/>
+        </w:numPr>
+        <w:rPr>
+          <w:lang w:val="en-US"/>
+        </w:rPr>
+      </w:pPr>
+      <w:r>
+        <w:rPr>
+          <w:rFonts w:hint="eastAsia"/>
+          <w:lang w:val="en-US"/>
+        </w:rPr>
+        <w:t>소비자에게</w:t>
+      </w:r>
+      <w:r>
+        <w:rPr>
+          <w:rFonts w:hint="eastAsia"/>
+          <w:lang w:val="en-US"/>
+        </w:rPr>
+        <w:t xml:space="preserve"> </w:t>
+      </w:r>
+      <w:r>
+        <w:rPr>
+          <w:rFonts w:hint="eastAsia"/>
+          <w:lang w:val="en-US"/>
+        </w:rPr>
+        <w:t>제시한</w:t>
+      </w:r>
+      <w:r>
+        <w:rPr>
+          <w:rFonts w:hint="eastAsia"/>
+          <w:lang w:val="en-US"/>
+        </w:rPr>
+        <w:t xml:space="preserve"> </w:t>
+      </w:r>
+      <w:r>
+        <w:rPr>
+          <w:rFonts w:hint="eastAsia"/>
+          <w:lang w:val="en-US"/>
+        </w:rPr>
+        <w:t>개략</w:t>
+      </w:r>
+      <w:r>
+        <w:rPr>
+          <w:rFonts w:hint="eastAsia"/>
+          <w:lang w:val="en-US"/>
+        </w:rPr>
+        <w:t xml:space="preserve"> </w:t>
+      </w:r>
+      <w:r>
+        <w:rPr>
+          <w:rFonts w:hint="eastAsia"/>
+          <w:lang w:val="en-US"/>
+        </w:rPr>
+        <w:t>경비는</w:t>
+      </w:r>
+      <w:r>
+        <w:rPr>
+          <w:rFonts w:hint="eastAsia"/>
+          <w:lang w:val="en-US"/>
+        </w:rPr>
+        <w:t xml:space="preserve"> </w:t>
+      </w:r>
+      <w:r>
+        <w:rPr>
+          <w:rFonts w:hint="eastAsia"/>
+          <w:lang w:val="en-US"/>
+        </w:rPr>
+        <w:t>조회되지</w:t>
+      </w:r>
+      <w:r>
+        <w:rPr>
+          <w:rFonts w:hint="eastAsia"/>
+          <w:lang w:val="en-US"/>
+        </w:rPr>
+        <w:t xml:space="preserve"> </w:t>
+      </w:r>
+      <w:r>
+        <w:rPr>
+          <w:rFonts w:hint="eastAsia"/>
+          <w:lang w:val="en-US"/>
+        </w:rPr>
+        <w:t>않으며</w:t>
+      </w:r>
+    </w:p>
+    <w:p>
+      <w:pPr>
+        <w:pStyle w:val="ListParagraph"/>
+        <w:ind w:left="1080"/>
+        <w:rPr>
+          <w:lang w:val="en-US"/>
+        </w:rPr>
+      </w:pPr>
+      <w:r>
+        <w:rPr>
+          <w:rFonts w:hint="eastAsia"/>
+          <w:lang w:val="en-US"/>
+        </w:rPr>
+        <w:t>소비자의</w:t>
+      </w:r>
+      <w:r>
+        <w:rPr>
+          <w:rFonts w:hint="eastAsia"/>
+          <w:lang w:val="en-US"/>
+        </w:rPr>
+        <w:t xml:space="preserve"> </w:t>
+      </w:r>
+      <w:r>
+        <w:rPr>
+          <w:rFonts w:hint="eastAsia"/>
+          <w:lang w:val="en-US"/>
+        </w:rPr>
+        <w:t>차량</w:t>
+      </w:r>
+      <w:r>
+        <w:rPr>
+          <w:rFonts w:hint="eastAsia"/>
+          <w:lang w:val="en-US"/>
+        </w:rPr>
+        <w:t xml:space="preserve"> </w:t>
+      </w:r>
+      <w:r>
+        <w:rPr>
+          <w:rFonts w:hint="eastAsia"/>
+          <w:lang w:val="en-US"/>
+        </w:rPr>
+        <w:t>대여료와</w:t>
+      </w:r>
+      <w:r>
+        <w:rPr>
+          <w:rFonts w:hint="eastAsia"/>
+          <w:lang w:val="en-US"/>
+        </w:rPr>
+        <w:t xml:space="preserve"> </w:t>
+      </w:r>
+      <w:r>
+        <w:rPr>
+          <w:rFonts w:hint="eastAsia"/>
+          <w:lang w:val="en-US"/>
+        </w:rPr>
+        <w:t>출발</w:t>
+      </w:r>
+      <w:r>
+        <w:rPr>
+          <w:rFonts w:hint="eastAsia"/>
+          <w:lang w:val="en-US"/>
+        </w:rPr>
+        <w:t xml:space="preserve">, </w:t>
+      </w:r>
+      <w:r>
+        <w:rPr>
+          <w:rFonts w:hint="eastAsia"/>
+          <w:lang w:val="en-US"/>
+        </w:rPr>
+        <w:t>도착</w:t>
+      </w:r>
+      <w:r>
+        <w:rPr>
+          <w:rFonts w:hint="eastAsia"/>
+          <w:lang w:val="en-US"/>
+        </w:rPr>
+        <w:t xml:space="preserve">, </w:t>
+      </w:r>
+      <w:proofErr w:type="spellStart"/>
+      <w:r>
+        <w:rPr>
+          <w:rFonts w:hint="eastAsia"/>
+          <w:lang w:val="en-US"/>
+        </w:rPr>
+        <w:t>경유지등의</w:t>
+      </w:r>
+      <w:proofErr w:type="spellEnd"/>
+      <w:r>
+        <w:rPr>
+          <w:rFonts w:hint="eastAsia"/>
+          <w:lang w:val="en-US"/>
+        </w:rPr>
+        <w:t xml:space="preserve"> </w:t>
+      </w:r>
+      <w:r>
+        <w:rPr>
+          <w:rFonts w:hint="eastAsia"/>
+          <w:lang w:val="en-US"/>
+        </w:rPr>
+        <w:t>정보를</w:t>
+      </w:r>
+      <w:r>
+        <w:rPr>
+          <w:rFonts w:hint="eastAsia"/>
+          <w:lang w:val="en-US"/>
+        </w:rPr>
+        <w:t xml:space="preserve"> </w:t>
+      </w:r>
+      <w:r>
+        <w:rPr>
+          <w:rFonts w:hint="eastAsia"/>
+          <w:lang w:val="en-US"/>
+        </w:rPr>
+        <w:t>제공한다</w:t>
+      </w:r>
+      <w:r>
+        <w:rPr>
+          <w:rFonts w:hint="eastAsia"/>
+          <w:lang w:val="en-US"/>
+        </w:rPr>
+        <w:t>.</w:t>
+      </w:r>
+    </w:p>
+    <w:p>
+      <w:pPr>
+        <w:pStyle w:val="ListParagraph"/>
+        <w:numPr>
+          <w:ilvl w:val="1"/>
+          <w:numId w:val="8"/>
+        </w:numPr>
+        <w:rPr>
+          <w:lang w:val="en-US"/>
+        </w:rPr>
+      </w:pPr>
+      <w:r>
+        <w:rPr>
+          <w:rFonts w:hint="eastAsia"/>
+          <w:lang w:val="en-US"/>
+        </w:rPr>
+        <w:t>소비자의</w:t>
+      </w:r>
+      <w:r>
+        <w:rPr>
+          <w:rFonts w:hint="eastAsia"/>
+          <w:lang w:val="en-US"/>
+        </w:rPr>
+        <w:t xml:space="preserve"> </w:t>
+      </w:r>
+      <w:r>
+        <w:rPr>
+          <w:rFonts w:hint="eastAsia"/>
+          <w:lang w:val="en-US"/>
+        </w:rPr>
+        <w:t>입찰</w:t>
+      </w:r>
+      <w:r>
+        <w:rPr>
+          <w:rFonts w:hint="eastAsia"/>
+          <w:lang w:val="en-US"/>
+        </w:rPr>
+        <w:t xml:space="preserve"> </w:t>
+      </w:r>
+      <w:r>
+        <w:rPr>
+          <w:rFonts w:hint="eastAsia"/>
+          <w:lang w:val="en-US"/>
+        </w:rPr>
+        <w:t>정보가</w:t>
+      </w:r>
+      <w:r>
+        <w:rPr>
+          <w:rFonts w:hint="eastAsia"/>
+          <w:lang w:val="en-US"/>
+        </w:rPr>
+        <w:t xml:space="preserve"> </w:t>
+      </w:r>
+      <w:r>
+        <w:rPr>
+          <w:rFonts w:hint="eastAsia"/>
+          <w:lang w:val="en-US"/>
+        </w:rPr>
+        <w:t>조회된</w:t>
+      </w:r>
+      <w:r>
+        <w:rPr>
+          <w:rFonts w:hint="eastAsia"/>
+          <w:lang w:val="en-US"/>
+        </w:rPr>
+        <w:t xml:space="preserve"> </w:t>
+      </w:r>
+      <w:r>
+        <w:rPr>
+          <w:rFonts w:hint="eastAsia"/>
+          <w:lang w:val="en-US"/>
+        </w:rPr>
+        <w:t>화면에</w:t>
+      </w:r>
+      <w:r>
+        <w:rPr>
+          <w:rFonts w:hint="eastAsia"/>
+          <w:lang w:val="en-US"/>
+        </w:rPr>
+        <w:t xml:space="preserve"> </w:t>
+      </w:r>
+      <w:r>
+        <w:rPr>
+          <w:rFonts w:hint="eastAsia"/>
+          <w:lang w:val="en-US"/>
+        </w:rPr>
+        <w:t>입찰</w:t>
+      </w:r>
+      <w:r>
+        <w:rPr>
+          <w:rFonts w:hint="eastAsia"/>
+          <w:lang w:val="en-US"/>
+        </w:rPr>
+        <w:t xml:space="preserve"> </w:t>
+      </w:r>
+      <w:r>
+        <w:rPr>
+          <w:rFonts w:hint="eastAsia"/>
+          <w:lang w:val="en-US"/>
+        </w:rPr>
+        <w:t>제시</w:t>
+      </w:r>
+      <w:r>
+        <w:rPr>
+          <w:rFonts w:hint="eastAsia"/>
+          <w:lang w:val="en-US"/>
+        </w:rPr>
+        <w:t xml:space="preserve"> </w:t>
+      </w:r>
+      <w:r>
+        <w:rPr>
+          <w:rFonts w:hint="eastAsia"/>
+          <w:lang w:val="en-US"/>
+        </w:rPr>
+        <w:t>금액</w:t>
+      </w:r>
+      <w:r>
+        <w:rPr>
+          <w:rFonts w:hint="eastAsia"/>
+          <w:lang w:val="en-US"/>
+        </w:rPr>
+        <w:t xml:space="preserve"> </w:t>
+      </w:r>
+      <w:proofErr w:type="spellStart"/>
+      <w:r>
+        <w:rPr>
+          <w:rFonts w:hint="eastAsia"/>
+          <w:lang w:val="en-US"/>
+        </w:rPr>
+        <w:t>입력후</w:t>
+      </w:r>
+      <w:proofErr w:type="spellEnd"/>
+      <w:r>
+        <w:rPr>
+          <w:rFonts w:hint="eastAsia"/>
+          <w:lang w:val="en-US"/>
+        </w:rPr>
+        <w:t xml:space="preserve"> </w:t>
+      </w:r>
+      <w:r>
+        <w:rPr>
+          <w:rFonts w:hint="eastAsia"/>
+          <w:lang w:val="en-US"/>
+        </w:rPr>
+        <w:t>입찰에</w:t>
+      </w:r>
+      <w:r>
+        <w:rPr>
+          <w:rFonts w:hint="eastAsia"/>
+          <w:lang w:val="en-US"/>
+        </w:rPr>
+        <w:t xml:space="preserve"> </w:t>
+      </w:r>
+      <w:r>
+        <w:rPr>
+          <w:rFonts w:hint="eastAsia"/>
+          <w:lang w:val="en-US"/>
+        </w:rPr>
+        <w:t>참여한다</w:t>
+      </w:r>
+      <w:r>
+        <w:rPr>
+          <w:rFonts w:hint="eastAsia"/>
+          <w:lang w:val="en-US"/>
+        </w:rPr>
+        <w:t>.</w:t>
+      </w:r>
+    </w:p>
+    <w:p>
+      <w:pPr>
+        <w:rPr>
+          <w:lang w:val="en-US"/>
+        </w:rPr>
+      </w:pPr>
+    </w:p>
+    <w:p>
+      <w:pPr>
+        <w:pStyle w:val="ListParagraph"/>
+        <w:numPr>
+          <w:ilvl w:val="0"/>
+          <w:numId w:val="8"/>
+        </w:numPr>
+        <w:rPr>
+          <w:lang w:val="en-US"/>
+        </w:rPr>
+      </w:pPr>
+      <w:r>
+        <w:rPr>
+          <w:rFonts w:hint="eastAsia"/>
+          <w:lang w:val="en-US"/>
+        </w:rPr>
+        <w:t>소비자</w:t>
+      </w:r>
+      <w:r>
+        <w:rPr>
+          <w:rFonts w:hint="eastAsia"/>
+          <w:lang w:val="en-US"/>
+        </w:rPr>
+        <w:t xml:space="preserve"> </w:t>
+      </w:r>
+      <w:r>
+        <w:rPr>
+          <w:rFonts w:hint="eastAsia"/>
+          <w:lang w:val="en-US"/>
+        </w:rPr>
+        <w:t>입찰</w:t>
+      </w:r>
+      <w:r>
+        <w:rPr>
+          <w:rFonts w:hint="eastAsia"/>
+          <w:lang w:val="en-US"/>
+        </w:rPr>
+        <w:t xml:space="preserve"> </w:t>
+      </w:r>
+      <w:r>
+        <w:rPr>
+          <w:rFonts w:hint="eastAsia"/>
+          <w:lang w:val="en-US"/>
+        </w:rPr>
+        <w:t>정보</w:t>
+      </w:r>
+      <w:r>
+        <w:rPr>
+          <w:rFonts w:hint="eastAsia"/>
+          <w:lang w:val="en-US"/>
+        </w:rPr>
+        <w:t xml:space="preserve"> </w:t>
+      </w:r>
+      <w:r>
+        <w:rPr>
+          <w:rFonts w:hint="eastAsia"/>
+          <w:lang w:val="en-US"/>
+        </w:rPr>
+        <w:t>조회</w:t>
+      </w:r>
+    </w:p>
+    <w:p>
+      <w:pPr>
+        <w:pStyle w:val="ListParagraph"/>
+        <w:numPr>
+          <w:ilvl w:val="1"/>
+          <w:numId w:val="8"/>
+        </w:numPr>
+        <w:rPr>
+          <w:lang w:val="en-US"/>
+        </w:rPr>
+      </w:pPr>
+      <w:r>
+        <w:rPr>
+          <w:rFonts w:hint="eastAsia"/>
+          <w:lang w:val="en-US"/>
+        </w:rPr>
+        <w:t>소비자가</w:t>
+      </w:r>
+      <w:r>
+        <w:rPr>
+          <w:rFonts w:hint="eastAsia"/>
+          <w:lang w:val="en-US"/>
+        </w:rPr>
+        <w:t xml:space="preserve"> </w:t>
+      </w:r>
+      <w:r>
+        <w:rPr>
+          <w:rFonts w:hint="eastAsia"/>
+          <w:lang w:val="en-US"/>
+        </w:rPr>
+        <w:t>입찰한</w:t>
+      </w:r>
+      <w:r>
+        <w:rPr>
+          <w:rFonts w:hint="eastAsia"/>
+          <w:lang w:val="en-US"/>
+        </w:rPr>
+        <w:t xml:space="preserve"> </w:t>
+      </w:r>
+      <w:r>
+        <w:rPr>
+          <w:rFonts w:hint="eastAsia"/>
+          <w:lang w:val="en-US"/>
+        </w:rPr>
+        <w:t>정보에</w:t>
+      </w:r>
+      <w:r>
+        <w:rPr>
+          <w:rFonts w:hint="eastAsia"/>
+          <w:lang w:val="en-US"/>
+        </w:rPr>
+        <w:t xml:space="preserve"> </w:t>
+      </w:r>
+      <w:r>
+        <w:rPr>
+          <w:rFonts w:hint="eastAsia"/>
+          <w:lang w:val="en-US"/>
+        </w:rPr>
+        <w:t>입찰</w:t>
+      </w:r>
+      <w:r>
+        <w:rPr>
+          <w:rFonts w:hint="eastAsia"/>
+          <w:lang w:val="en-US"/>
+        </w:rPr>
+        <w:t xml:space="preserve"> </w:t>
+      </w:r>
+      <w:r>
+        <w:rPr>
+          <w:rFonts w:hint="eastAsia"/>
+          <w:lang w:val="en-US"/>
+        </w:rPr>
+        <w:t>참여</w:t>
+      </w:r>
+      <w:r>
+        <w:rPr>
+          <w:rFonts w:hint="eastAsia"/>
+          <w:lang w:val="en-US"/>
+        </w:rPr>
+        <w:t xml:space="preserve"> </w:t>
+      </w:r>
+      <w:r>
+        <w:rPr>
+          <w:rFonts w:hint="eastAsia"/>
+          <w:lang w:val="en-US"/>
+        </w:rPr>
+        <w:t>금액과</w:t>
+      </w:r>
+      <w:r>
+        <w:rPr>
+          <w:rFonts w:hint="eastAsia"/>
+          <w:lang w:val="en-US"/>
+        </w:rPr>
+        <w:t xml:space="preserve"> </w:t>
+      </w:r>
+      <w:r>
+        <w:rPr>
+          <w:rFonts w:hint="eastAsia"/>
+          <w:lang w:val="en-US"/>
+        </w:rPr>
+        <w:t>기사님의</w:t>
+      </w:r>
+      <w:r>
+        <w:rPr>
+          <w:rFonts w:hint="eastAsia"/>
+          <w:lang w:val="en-US"/>
+        </w:rPr>
+        <w:t xml:space="preserve"> </w:t>
+      </w:r>
+      <w:r>
+        <w:rPr>
+          <w:rFonts w:hint="eastAsia"/>
+          <w:lang w:val="en-US"/>
+        </w:rPr>
+        <w:t>목록을</w:t>
+      </w:r>
+      <w:r>
+        <w:rPr>
+          <w:rFonts w:hint="eastAsia"/>
+          <w:lang w:val="en-US"/>
+        </w:rPr>
+        <w:t xml:space="preserve"> </w:t>
+      </w:r>
+      <w:r>
+        <w:rPr>
+          <w:rFonts w:hint="eastAsia"/>
+          <w:lang w:val="en-US"/>
+        </w:rPr>
+        <w:t>조회한다</w:t>
+      </w:r>
+      <w:r>
+        <w:rPr>
+          <w:rFonts w:hint="eastAsia"/>
+          <w:lang w:val="en-US"/>
+        </w:rPr>
+        <w:t>.</w:t>
+      </w:r>
+    </w:p>
+    <w:p>
+      <w:pPr>
+        <w:pStyle w:val="ListParagraph"/>
+        <w:ind w:left="1080"/>
+        <w:rPr>
+          <w:lang w:val="en-US"/>
+        </w:rPr>
+      </w:pPr>
+      <w:r>
+        <w:rPr>
+          <w:rFonts w:hint="eastAsia"/>
+          <w:lang w:val="en-US"/>
+        </w:rPr>
+        <w:t>최저가</w:t>
+      </w:r>
+      <w:r>
+        <w:rPr>
+          <w:rFonts w:hint="eastAsia"/>
+          <w:lang w:val="en-US"/>
+        </w:rPr>
+        <w:t xml:space="preserve"> </w:t>
+      </w:r>
+      <w:r>
+        <w:rPr>
+          <w:rFonts w:hint="eastAsia"/>
+          <w:lang w:val="en-US"/>
+        </w:rPr>
+        <w:t>순으로</w:t>
+      </w:r>
+      <w:r>
+        <w:rPr>
+          <w:rFonts w:hint="eastAsia"/>
+          <w:lang w:val="en-US"/>
+        </w:rPr>
+        <w:t xml:space="preserve"> </w:t>
+      </w:r>
+      <w:r>
+        <w:rPr>
+          <w:rFonts w:hint="eastAsia"/>
+          <w:lang w:val="en-US"/>
+        </w:rPr>
+        <w:t>조회된다</w:t>
+      </w:r>
+      <w:r>
+        <w:rPr>
+          <w:rFonts w:hint="eastAsia"/>
+          <w:lang w:val="en-US"/>
+        </w:rPr>
+        <w:t xml:space="preserve">. </w:t>
+      </w:r>
+      <w:r>
+        <w:rPr>
+          <w:rFonts w:hint="eastAsia"/>
+          <w:lang w:val="en-US"/>
+        </w:rPr>
+        <w:t>목록</w:t>
+      </w:r>
+      <w:r>
+        <w:rPr>
+          <w:rFonts w:hint="eastAsia"/>
+          <w:lang w:val="en-US"/>
+        </w:rPr>
+        <w:t xml:space="preserve"> </w:t>
+      </w:r>
+      <w:r>
+        <w:rPr>
+          <w:rFonts w:hint="eastAsia"/>
+          <w:lang w:val="en-US"/>
+        </w:rPr>
+        <w:t>오른쪽에</w:t>
+      </w:r>
+      <w:r>
+        <w:rPr>
+          <w:rFonts w:hint="eastAsia"/>
+          <w:lang w:val="en-US"/>
+        </w:rPr>
+        <w:t xml:space="preserve"> </w:t>
+      </w:r>
+      <w:r>
+        <w:rPr>
+          <w:rFonts w:hint="eastAsia"/>
+          <w:lang w:val="en-US"/>
+        </w:rPr>
+        <w:t>상세</w:t>
+      </w:r>
+      <w:r>
+        <w:rPr>
+          <w:rFonts w:hint="eastAsia"/>
+          <w:lang w:val="en-US"/>
+        </w:rPr>
+        <w:t xml:space="preserve"> </w:t>
+      </w:r>
+      <w:r>
+        <w:rPr>
+          <w:rFonts w:hint="eastAsia"/>
+          <w:lang w:val="en-US"/>
+        </w:rPr>
+        <w:t>버튼</w:t>
+      </w:r>
+      <w:r>
+        <w:rPr>
+          <w:rFonts w:hint="eastAsia"/>
+          <w:lang w:val="en-US"/>
+        </w:rPr>
+        <w:t xml:space="preserve"> </w:t>
+      </w:r>
+      <w:r>
+        <w:rPr>
+          <w:rFonts w:hint="eastAsia"/>
+          <w:lang w:val="en-US"/>
+        </w:rPr>
+        <w:t>클릭하면</w:t>
+      </w:r>
+    </w:p>
+    <w:p>
+      <w:pPr>
+        <w:pStyle w:val="ListParagraph"/>
+        <w:ind w:left="1080"/>
+        <w:rPr>
+          <w:lang w:val="en-US"/>
+        </w:rPr>
+      </w:pPr>
+      <w:r>
+        <w:rPr>
+          <w:rFonts w:hint="eastAsia"/>
+          <w:lang w:val="en-US"/>
+        </w:rPr>
+        <w:t>기사님과</w:t>
+      </w:r>
+      <w:r>
+        <w:rPr>
+          <w:rFonts w:hint="eastAsia"/>
+          <w:lang w:val="en-US"/>
+        </w:rPr>
+        <w:t xml:space="preserve"> </w:t>
+      </w:r>
+      <w:r>
+        <w:rPr>
+          <w:rFonts w:hint="eastAsia"/>
+          <w:lang w:val="en-US"/>
+        </w:rPr>
+        <w:t>버스에</w:t>
+      </w:r>
+      <w:r>
+        <w:rPr>
+          <w:rFonts w:hint="eastAsia"/>
+          <w:lang w:val="en-US"/>
+        </w:rPr>
+        <w:t xml:space="preserve"> </w:t>
+      </w:r>
+      <w:r>
+        <w:rPr>
+          <w:rFonts w:hint="eastAsia"/>
+          <w:lang w:val="en-US"/>
+        </w:rPr>
+        <w:t>대한</w:t>
+      </w:r>
+      <w:r>
+        <w:rPr>
+          <w:rFonts w:hint="eastAsia"/>
+          <w:lang w:val="en-US"/>
+        </w:rPr>
+        <w:t xml:space="preserve"> </w:t>
+      </w:r>
+      <w:r>
+        <w:rPr>
+          <w:rFonts w:hint="eastAsia"/>
+          <w:lang w:val="en-US"/>
+        </w:rPr>
+        <w:t>상세</w:t>
+      </w:r>
+      <w:r>
+        <w:rPr>
+          <w:rFonts w:hint="eastAsia"/>
+          <w:lang w:val="en-US"/>
+        </w:rPr>
+        <w:t xml:space="preserve"> </w:t>
+      </w:r>
+      <w:r>
+        <w:rPr>
+          <w:rFonts w:hint="eastAsia"/>
+          <w:lang w:val="en-US"/>
+        </w:rPr>
+        <w:t>정보가</w:t>
+      </w:r>
+      <w:r>
+        <w:rPr>
+          <w:rFonts w:hint="eastAsia"/>
+          <w:lang w:val="en-US"/>
+        </w:rPr>
+        <w:t xml:space="preserve"> </w:t>
+      </w:r>
+      <w:r>
+        <w:rPr>
+          <w:rFonts w:hint="eastAsia"/>
+          <w:lang w:val="en-US"/>
+        </w:rPr>
+        <w:t>조회되며</w:t>
+      </w:r>
+      <w:r>
+        <w:rPr>
+          <w:rFonts w:hint="eastAsia"/>
+          <w:lang w:val="en-US"/>
+        </w:rPr>
+        <w:t xml:space="preserve"> </w:t>
+      </w:r>
+      <w:r>
+        <w:rPr>
+          <w:rFonts w:hint="eastAsia"/>
+          <w:lang w:val="en-US"/>
+        </w:rPr>
+        <w:t>기사님과</w:t>
+      </w:r>
+      <w:r>
+        <w:rPr>
+          <w:rFonts w:hint="eastAsia"/>
+          <w:lang w:val="en-US"/>
+        </w:rPr>
+        <w:t xml:space="preserve"> </w:t>
+      </w:r>
+      <w:r>
+        <w:rPr>
+          <w:rFonts w:hint="eastAsia"/>
+          <w:lang w:val="en-US"/>
+        </w:rPr>
+        <w:t>버스에</w:t>
+      </w:r>
+      <w:r>
+        <w:rPr>
+          <w:rFonts w:hint="eastAsia"/>
+          <w:lang w:val="en-US"/>
+        </w:rPr>
+        <w:t xml:space="preserve"> </w:t>
+      </w:r>
+      <w:r>
+        <w:rPr>
+          <w:rFonts w:hint="eastAsia"/>
+          <w:lang w:val="en-US"/>
+        </w:rPr>
+        <w:t>대해</w:t>
+      </w:r>
+    </w:p>
+    <w:p>
+      <w:pPr>
+        <w:pStyle w:val="ListParagraph"/>
+        <w:ind w:left="1080"/>
+        <w:rPr>
+          <w:lang w:val="en-US"/>
+        </w:rPr>
+      </w:pPr>
+      <w:r>
+        <w:rPr>
+          <w:rFonts w:hint="eastAsia"/>
+          <w:lang w:val="en-US"/>
+        </w:rPr>
+        <w:t>특정될</w:t>
+      </w:r>
+      <w:r>
+        <w:rPr>
+          <w:rFonts w:hint="eastAsia"/>
+          <w:lang w:val="en-US"/>
+        </w:rPr>
+        <w:t xml:space="preserve"> </w:t>
+      </w:r>
+      <w:r>
+        <w:rPr>
+          <w:rFonts w:hint="eastAsia"/>
+          <w:lang w:val="en-US"/>
+        </w:rPr>
+        <w:t>정보는</w:t>
+      </w:r>
+      <w:r>
+        <w:rPr>
+          <w:rFonts w:hint="eastAsia"/>
+          <w:lang w:val="en-US"/>
+        </w:rPr>
+        <w:t xml:space="preserve"> </w:t>
+      </w:r>
+      <w:r>
+        <w:rPr>
+          <w:lang w:val="en-US"/>
+        </w:rPr>
+        <w:t>Marking(*)</w:t>
+      </w:r>
+      <w:r>
+        <w:rPr>
+          <w:rFonts w:hint="eastAsia"/>
+          <w:lang w:val="en-US"/>
+        </w:rPr>
+        <w:t xml:space="preserve"> </w:t>
+      </w:r>
+      <w:r>
+        <w:rPr>
+          <w:rFonts w:hint="eastAsia"/>
+          <w:lang w:val="en-US"/>
+        </w:rPr>
+        <w:t>처</w:t>
+      </w:r>
+      <w:r>
+        <w:rPr>
+          <w:rFonts w:hint="eastAsia"/>
+          <w:lang w:val="en-US"/>
+        </w:rPr>
+        <w:t>리하여</w:t>
+      </w:r>
+      <w:r>
+        <w:rPr>
+          <w:rFonts w:hint="eastAsia"/>
+          <w:lang w:val="en-US"/>
+        </w:rPr>
+        <w:t xml:space="preserve"> </w:t>
+      </w:r>
+      <w:r>
+        <w:rPr>
+          <w:rFonts w:hint="eastAsia"/>
+          <w:lang w:val="en-US"/>
+        </w:rPr>
+        <w:t>보여준다</w:t>
+      </w:r>
+      <w:r>
+        <w:rPr>
+          <w:rFonts w:hint="eastAsia"/>
+          <w:lang w:val="en-US"/>
+        </w:rPr>
+        <w:t>.</w:t>
+      </w:r>
+    </w:p>
+    <w:p>
+      <w:pPr>
+        <w:pStyle w:val="ListParagraph"/>
+        <w:numPr>
+          <w:ilvl w:val="1"/>
+          <w:numId w:val="8"/>
+        </w:numPr>
+        <w:rPr>
+          <w:lang w:val="en-US"/>
+        </w:rPr>
+      </w:pPr>
+      <w:r>
+        <w:rPr>
+          <w:rFonts w:hint="eastAsia"/>
+          <w:lang w:val="en-US"/>
+        </w:rPr>
+        <w:t>입찰</w:t>
+      </w:r>
+      <w:r>
+        <w:rPr>
+          <w:rFonts w:hint="eastAsia"/>
+          <w:lang w:val="en-US"/>
+        </w:rPr>
+        <w:t xml:space="preserve"> </w:t>
+      </w:r>
+      <w:r>
+        <w:rPr>
+          <w:rFonts w:hint="eastAsia"/>
+          <w:lang w:val="en-US"/>
+        </w:rPr>
+        <w:t>참여</w:t>
+      </w:r>
+      <w:r>
+        <w:rPr>
+          <w:rFonts w:hint="eastAsia"/>
+          <w:lang w:val="en-US"/>
+        </w:rPr>
+        <w:t xml:space="preserve"> </w:t>
+      </w:r>
+      <w:r>
+        <w:rPr>
+          <w:rFonts w:hint="eastAsia"/>
+          <w:lang w:val="en-US"/>
+        </w:rPr>
+        <w:t>정보를</w:t>
+      </w:r>
+      <w:r>
+        <w:rPr>
+          <w:rFonts w:hint="eastAsia"/>
+          <w:lang w:val="en-US"/>
+        </w:rPr>
+        <w:t xml:space="preserve"> </w:t>
+      </w:r>
+      <w:r>
+        <w:rPr>
+          <w:rFonts w:hint="eastAsia"/>
+          <w:lang w:val="en-US"/>
+        </w:rPr>
+        <w:t>선택하여</w:t>
+      </w:r>
+      <w:r>
+        <w:rPr>
+          <w:rFonts w:hint="eastAsia"/>
+          <w:lang w:val="en-US"/>
+        </w:rPr>
+        <w:t xml:space="preserve"> </w:t>
+      </w:r>
+      <w:r>
+        <w:rPr>
+          <w:rFonts w:hint="eastAsia"/>
+          <w:lang w:val="en-US"/>
+        </w:rPr>
+        <w:t>계약</w:t>
+      </w:r>
+      <w:r>
+        <w:rPr>
+          <w:rFonts w:hint="eastAsia"/>
+          <w:lang w:val="en-US"/>
+        </w:rPr>
+        <w:t xml:space="preserve"> </w:t>
+      </w:r>
+      <w:r>
+        <w:rPr>
+          <w:rFonts w:hint="eastAsia"/>
+          <w:lang w:val="en-US"/>
+        </w:rPr>
+        <w:t>진행한다</w:t>
+      </w:r>
+      <w:r>
+        <w:rPr>
+          <w:rFonts w:hint="eastAsia"/>
+          <w:lang w:val="en-US"/>
+        </w:rPr>
+        <w:t>.</w:t>
+      </w:r>
+    </w:p>
+    <w:p>
+      <w:pPr>
+        <w:pStyle w:val="ListParagraph"/>
+        <w:numPr>
+          <w:ilvl w:val="2"/>
+          <w:numId w:val="8"/>
+        </w:numPr>
+        <w:rPr>
+          <w:lang w:val="en-US"/>
+        </w:rPr>
+      </w:pPr>
+      <w:r>
+        <w:rPr>
+          <w:rFonts w:hint="eastAsia"/>
+          <w:lang w:val="en-US"/>
+        </w:rPr>
+        <w:t>계약</w:t>
+      </w:r>
+      <w:r>
+        <w:rPr>
+          <w:rFonts w:hint="eastAsia"/>
+          <w:lang w:val="en-US"/>
+        </w:rPr>
+        <w:t xml:space="preserve"> </w:t>
+      </w:r>
+      <w:proofErr w:type="spellStart"/>
+      <w:r>
+        <w:rPr>
+          <w:rFonts w:hint="eastAsia"/>
+          <w:lang w:val="en-US"/>
+        </w:rPr>
+        <w:t>진행시</w:t>
+      </w:r>
+      <w:proofErr w:type="spellEnd"/>
+      <w:r>
+        <w:rPr>
+          <w:rFonts w:hint="eastAsia"/>
+          <w:lang w:val="en-US"/>
+        </w:rPr>
+        <w:t xml:space="preserve"> </w:t>
+      </w:r>
+      <w:r>
+        <w:rPr>
+          <w:rFonts w:hint="eastAsia"/>
+          <w:lang w:val="en-US"/>
+        </w:rPr>
+        <w:t>기사님이</w:t>
+      </w:r>
+      <w:r>
+        <w:rPr>
+          <w:rFonts w:hint="eastAsia"/>
+          <w:lang w:val="en-US"/>
+        </w:rPr>
+        <w:t xml:space="preserve"> </w:t>
+      </w:r>
+      <w:r>
+        <w:rPr>
+          <w:rFonts w:hint="eastAsia"/>
+          <w:lang w:val="en-US"/>
+        </w:rPr>
+        <w:t>입력한</w:t>
+      </w:r>
+      <w:r>
+        <w:rPr>
+          <w:rFonts w:hint="eastAsia"/>
+          <w:lang w:val="en-US"/>
+        </w:rPr>
+        <w:t xml:space="preserve"> </w:t>
+      </w:r>
+      <w:r>
+        <w:rPr>
+          <w:rFonts w:hint="eastAsia"/>
+          <w:lang w:val="en-US"/>
+        </w:rPr>
+        <w:t>입찰</w:t>
+      </w:r>
+      <w:r>
+        <w:rPr>
+          <w:rFonts w:hint="eastAsia"/>
+          <w:lang w:val="en-US"/>
+        </w:rPr>
+        <w:t xml:space="preserve"> </w:t>
+      </w:r>
+      <w:r>
+        <w:rPr>
+          <w:rFonts w:hint="eastAsia"/>
+          <w:lang w:val="en-US"/>
+        </w:rPr>
+        <w:t>제시</w:t>
+      </w:r>
+      <w:r>
+        <w:rPr>
+          <w:rFonts w:hint="eastAsia"/>
+          <w:lang w:val="en-US"/>
+        </w:rPr>
+        <w:t xml:space="preserve"> </w:t>
+      </w:r>
+      <w:r>
+        <w:rPr>
+          <w:rFonts w:hint="eastAsia"/>
+          <w:lang w:val="en-US"/>
+        </w:rPr>
+        <w:t>금액의</w:t>
+      </w:r>
+      <w:r>
+        <w:rPr>
+          <w:rFonts w:hint="eastAsia"/>
+          <w:lang w:val="en-US"/>
+        </w:rPr>
+        <w:t xml:space="preserve"> 5.5%</w:t>
+      </w:r>
+      <w:r>
+        <w:rPr>
+          <w:rFonts w:hint="eastAsia"/>
+          <w:lang w:val="en-US"/>
+        </w:rPr>
+        <w:t>를</w:t>
+      </w:r>
+    </w:p>
+    <w:p>
+      <w:pPr>
+        <w:pStyle w:val="ListParagraph"/>
+        <w:ind w:left="1800"/>
+        <w:rPr>
+          <w:lang w:val="en-US"/>
+        </w:rPr>
+      </w:pPr>
+      <w:r>
+        <w:rPr>
+          <w:rFonts w:hint="eastAsia"/>
+          <w:lang w:val="en-US"/>
+        </w:rPr>
+        <w:t>소비자가</w:t>
+      </w:r>
+      <w:r>
+        <w:rPr>
+          <w:rFonts w:hint="eastAsia"/>
+          <w:lang w:val="en-US"/>
+        </w:rPr>
+        <w:t xml:space="preserve"> </w:t>
+      </w:r>
+      <w:r>
+        <w:rPr>
+          <w:rFonts w:hint="eastAsia"/>
+          <w:lang w:val="en-US"/>
+        </w:rPr>
+        <w:t>카드로</w:t>
+      </w:r>
+      <w:r>
+        <w:rPr>
+          <w:rFonts w:hint="eastAsia"/>
+          <w:lang w:val="en-US"/>
+        </w:rPr>
+        <w:t xml:space="preserve"> </w:t>
+      </w:r>
+      <w:r>
+        <w:rPr>
+          <w:rFonts w:hint="eastAsia"/>
+          <w:lang w:val="en-US"/>
+        </w:rPr>
+        <w:t>계약금으로</w:t>
+      </w:r>
+      <w:r>
+        <w:rPr>
+          <w:rFonts w:hint="eastAsia"/>
+          <w:lang w:val="en-US"/>
+        </w:rPr>
+        <w:t xml:space="preserve"> </w:t>
+      </w:r>
+      <w:r>
+        <w:rPr>
+          <w:rFonts w:hint="eastAsia"/>
+          <w:lang w:val="en-US"/>
+        </w:rPr>
+        <w:t>결제</w:t>
+      </w:r>
+      <w:r>
+        <w:rPr>
+          <w:rFonts w:hint="eastAsia"/>
+          <w:lang w:val="en-US"/>
+        </w:rPr>
+        <w:t xml:space="preserve"> </w:t>
+      </w:r>
+      <w:r>
+        <w:rPr>
+          <w:rFonts w:hint="eastAsia"/>
+          <w:lang w:val="en-US"/>
+        </w:rPr>
+        <w:t>한다</w:t>
+      </w:r>
+      <w:r>
+        <w:rPr>
+          <w:rFonts w:hint="eastAsia"/>
+          <w:lang w:val="en-US"/>
+        </w:rPr>
+        <w:t>.</w:t>
+      </w:r>
+    </w:p>
+    <w:p>
+      <w:pPr>
+        <w:pStyle w:val="ListParagraph"/>
+        <w:numPr>
+          <w:ilvl w:val="2"/>
+          <w:numId w:val="8"/>
+        </w:numPr>
+        <w:rPr>
+          <w:lang w:val="en-US"/>
+        </w:rPr>
+      </w:pPr>
+      <w:r>
+        <w:rPr>
+          <w:rFonts w:hint="eastAsia"/>
+          <w:lang w:val="en-US"/>
+        </w:rPr>
+        <w:t>소비자가</w:t>
+      </w:r>
+      <w:r>
+        <w:rPr>
+          <w:rFonts w:hint="eastAsia"/>
+          <w:lang w:val="en-US"/>
+        </w:rPr>
+        <w:t xml:space="preserve"> </w:t>
+      </w:r>
+      <w:r>
+        <w:rPr>
+          <w:rFonts w:hint="eastAsia"/>
+          <w:lang w:val="en-US"/>
+        </w:rPr>
+        <w:t>계약금</w:t>
+      </w:r>
+      <w:r>
+        <w:rPr>
+          <w:rFonts w:hint="eastAsia"/>
+          <w:lang w:val="en-US"/>
+        </w:rPr>
+        <w:t xml:space="preserve"> </w:t>
+      </w:r>
+      <w:proofErr w:type="spellStart"/>
+      <w:r>
+        <w:rPr>
+          <w:rFonts w:hint="eastAsia"/>
+          <w:lang w:val="en-US"/>
+        </w:rPr>
+        <w:t>결제후</w:t>
+      </w:r>
+      <w:proofErr w:type="spellEnd"/>
+      <w:r>
+        <w:rPr>
+          <w:rFonts w:hint="eastAsia"/>
+          <w:lang w:val="en-US"/>
+        </w:rPr>
+        <w:t xml:space="preserve"> </w:t>
+      </w:r>
+      <w:r>
+        <w:rPr>
+          <w:rFonts w:hint="eastAsia"/>
+          <w:lang w:val="en-US"/>
+        </w:rPr>
+        <w:t>즉시</w:t>
+      </w:r>
+    </w:p>
+    <w:p>
+      <w:pPr>
+        <w:pStyle w:val="ListParagraph"/>
+        <w:ind w:left="1800"/>
+        <w:rPr>
+          <w:lang w:val="en-US"/>
+        </w:rPr>
+      </w:pPr>
+      <w:r>
+        <w:rPr>
+          <w:rFonts w:hint="eastAsia"/>
+          <w:lang w:val="en-US"/>
+        </w:rPr>
+        <w:t>결제</w:t>
+      </w:r>
+      <w:r>
+        <w:rPr>
+          <w:rFonts w:hint="eastAsia"/>
+          <w:lang w:val="en-US"/>
+        </w:rPr>
+        <w:t xml:space="preserve"> </w:t>
+      </w:r>
+      <w:r>
+        <w:rPr>
+          <w:rFonts w:hint="eastAsia"/>
+          <w:lang w:val="en-US"/>
+        </w:rPr>
+        <w:t>되었다는</w:t>
+      </w:r>
+      <w:r>
+        <w:rPr>
+          <w:rFonts w:hint="eastAsia"/>
+          <w:lang w:val="en-US"/>
+        </w:rPr>
+        <w:t xml:space="preserve"> </w:t>
+      </w:r>
+      <w:r>
+        <w:rPr>
+          <w:rFonts w:hint="eastAsia"/>
+          <w:lang w:val="en-US"/>
+        </w:rPr>
+        <w:t>안내</w:t>
+      </w:r>
+      <w:r>
+        <w:rPr>
+          <w:rFonts w:hint="eastAsia"/>
+          <w:lang w:val="en-US"/>
+        </w:rPr>
+        <w:t xml:space="preserve"> </w:t>
+      </w:r>
+      <w:r>
+        <w:rPr>
+          <w:rFonts w:hint="eastAsia"/>
+          <w:lang w:val="en-US"/>
+        </w:rPr>
+        <w:t>문구를</w:t>
+      </w:r>
+      <w:r>
+        <w:rPr>
+          <w:rFonts w:hint="eastAsia"/>
+          <w:lang w:val="en-US"/>
+        </w:rPr>
+        <w:t xml:space="preserve"> </w:t>
+      </w:r>
+      <w:r>
+        <w:rPr>
+          <w:rFonts w:hint="eastAsia"/>
+          <w:lang w:val="en-US"/>
+        </w:rPr>
+        <w:t>기사님께</w:t>
+      </w:r>
+      <w:r>
+        <w:rPr>
+          <w:rFonts w:hint="eastAsia"/>
+          <w:lang w:val="en-US"/>
+        </w:rPr>
+        <w:t xml:space="preserve"> </w:t>
+      </w:r>
+      <w:r>
+        <w:rPr>
+          <w:rFonts w:hint="eastAsia"/>
+          <w:lang w:val="en-US"/>
+        </w:rPr>
+        <w:t>전달하고</w:t>
+      </w:r>
+    </w:p>
+    <w:p>
+      <w:pPr>
+        <w:pStyle w:val="ListParagraph"/>
+        <w:ind w:left="1800"/>
+        <w:rPr>
+          <w:lang w:val="en-US"/>
+        </w:rPr>
+      </w:pPr>
+      <w:r>
+        <w:rPr>
+          <w:rFonts w:hint="eastAsia"/>
+          <w:lang w:val="en-US"/>
+        </w:rPr>
+        <w:t>기사님은</w:t>
+      </w:r>
+      <w:r>
+        <w:rPr>
+          <w:rFonts w:hint="eastAsia"/>
+          <w:lang w:val="en-US"/>
+        </w:rPr>
+        <w:t xml:space="preserve"> </w:t>
+      </w:r>
+      <w:r>
+        <w:rPr>
+          <w:rFonts w:hint="eastAsia"/>
+          <w:lang w:val="en-US"/>
+        </w:rPr>
+        <w:t>결제</w:t>
+      </w:r>
+      <w:r>
+        <w:rPr>
+          <w:rFonts w:hint="eastAsia"/>
+          <w:lang w:val="en-US"/>
+        </w:rPr>
+        <w:t xml:space="preserve"> </w:t>
+      </w:r>
+      <w:r>
+        <w:rPr>
+          <w:rFonts w:hint="eastAsia"/>
+          <w:lang w:val="en-US"/>
+        </w:rPr>
+        <w:t>확인함으로</w:t>
+      </w:r>
+      <w:r>
+        <w:rPr>
+          <w:rFonts w:hint="eastAsia"/>
+          <w:lang w:val="en-US"/>
+        </w:rPr>
+        <w:t xml:space="preserve"> </w:t>
+      </w:r>
+      <w:r>
+        <w:rPr>
+          <w:rFonts w:hint="eastAsia"/>
+          <w:lang w:val="en-US"/>
+        </w:rPr>
+        <w:t>계약이</w:t>
+      </w:r>
+      <w:r>
+        <w:rPr>
+          <w:rFonts w:hint="eastAsia"/>
+          <w:lang w:val="en-US"/>
+        </w:rPr>
+        <w:t xml:space="preserve"> </w:t>
+      </w:r>
+      <w:r>
+        <w:rPr>
+          <w:rFonts w:hint="eastAsia"/>
+          <w:lang w:val="en-US"/>
+        </w:rPr>
+        <w:t>성사된다</w:t>
+      </w:r>
+      <w:r>
+        <w:rPr>
+          <w:rFonts w:hint="eastAsia"/>
+          <w:lang w:val="en-US"/>
+        </w:rPr>
+        <w:t>.</w:t>
+      </w:r>
+    </w:p>
+    <w:p>
+      <w:pPr>
+        <w:pStyle w:val="ListParagraph"/>
+        <w:numPr>
+          <w:ilvl w:val="0"/>
+          <w:numId w:val="8"/>
+        </w:numPr>
+        <w:rPr>
+          <w:lang w:val="en-US"/>
+        </w:rPr>
+      </w:pPr>
+      <w:r>
+        <w:rPr>
+          <w:rFonts w:hint="eastAsia"/>
+          <w:lang w:val="en-US"/>
+        </w:rPr>
+        <w:t>소비자</w:t>
+      </w:r>
+      <w:r>
+        <w:rPr>
+          <w:rFonts w:hint="eastAsia"/>
+          <w:lang w:val="en-US"/>
+        </w:rPr>
+        <w:t xml:space="preserve"> </w:t>
+      </w:r>
+      <w:r>
+        <w:rPr>
+          <w:rFonts w:hint="eastAsia"/>
+          <w:lang w:val="en-US"/>
+        </w:rPr>
+        <w:t>입찰</w:t>
+      </w:r>
+      <w:r>
+        <w:rPr>
+          <w:rFonts w:hint="eastAsia"/>
+          <w:lang w:val="en-US"/>
+        </w:rPr>
+        <w:t xml:space="preserve"> </w:t>
+      </w:r>
+      <w:r>
+        <w:rPr>
+          <w:rFonts w:hint="eastAsia"/>
+          <w:lang w:val="en-US"/>
+        </w:rPr>
+        <w:t>이력</w:t>
+      </w:r>
+      <w:r>
+        <w:rPr>
+          <w:rFonts w:hint="eastAsia"/>
+          <w:lang w:val="en-US"/>
+        </w:rPr>
+        <w:t xml:space="preserve"> </w:t>
+      </w:r>
+      <w:r>
+        <w:rPr>
+          <w:rFonts w:hint="eastAsia"/>
+          <w:lang w:val="en-US"/>
+        </w:rPr>
+        <w:t>조회</w:t>
+      </w:r>
+    </w:p>
+    <w:p>
+      <w:pPr>
+        <w:pStyle w:val="ListParagraph"/>
+        <w:numPr>
+          <w:ilvl w:val="1"/>
+          <w:numId w:val="8"/>
+        </w:numPr>
+        <w:rPr>
+          <w:lang w:val="en-US"/>
+        </w:rPr>
+      </w:pPr>
+      <w:r>
+        <w:rPr>
+          <w:rFonts w:hint="eastAsia"/>
+          <w:lang w:val="en-US"/>
+        </w:rPr>
+        <w:t>소비자의</w:t>
+      </w:r>
+      <w:r>
+        <w:rPr>
+          <w:rFonts w:hint="eastAsia"/>
+          <w:lang w:val="en-US"/>
+        </w:rPr>
+        <w:t xml:space="preserve"> </w:t>
+      </w:r>
+      <w:r>
+        <w:rPr>
+          <w:rFonts w:hint="eastAsia"/>
+          <w:lang w:val="en-US"/>
+        </w:rPr>
+        <w:t>버스</w:t>
+      </w:r>
+      <w:r>
+        <w:rPr>
+          <w:rFonts w:hint="eastAsia"/>
+          <w:lang w:val="en-US"/>
+        </w:rPr>
+        <w:t xml:space="preserve"> </w:t>
+      </w:r>
+      <w:r>
+        <w:rPr>
+          <w:rFonts w:hint="eastAsia"/>
+          <w:lang w:val="en-US"/>
+        </w:rPr>
+        <w:t>입찰</w:t>
+      </w:r>
+      <w:r>
+        <w:rPr>
+          <w:rFonts w:hint="eastAsia"/>
+          <w:lang w:val="en-US"/>
+        </w:rPr>
+        <w:t xml:space="preserve"> </w:t>
+      </w:r>
+      <w:r>
+        <w:rPr>
+          <w:rFonts w:hint="eastAsia"/>
+          <w:lang w:val="en-US"/>
+        </w:rPr>
+        <w:t>요청에</w:t>
+      </w:r>
+      <w:r>
+        <w:rPr>
+          <w:rFonts w:hint="eastAsia"/>
+          <w:lang w:val="en-US"/>
+        </w:rPr>
+        <w:t xml:space="preserve"> </w:t>
+      </w:r>
+      <w:r>
+        <w:rPr>
+          <w:rFonts w:hint="eastAsia"/>
+          <w:lang w:val="en-US"/>
+        </w:rPr>
+        <w:t>대한</w:t>
+      </w:r>
+      <w:r>
+        <w:rPr>
+          <w:rFonts w:hint="eastAsia"/>
+          <w:lang w:val="en-US"/>
+        </w:rPr>
+        <w:t xml:space="preserve"> </w:t>
+      </w:r>
+      <w:r>
+        <w:rPr>
+          <w:rFonts w:hint="eastAsia"/>
+          <w:lang w:val="en-US"/>
+        </w:rPr>
+        <w:t>전체를</w:t>
+      </w:r>
+      <w:r>
+        <w:rPr>
+          <w:rFonts w:hint="eastAsia"/>
+          <w:lang w:val="en-US"/>
+        </w:rPr>
+        <w:t xml:space="preserve"> </w:t>
+      </w:r>
+      <w:r>
+        <w:rPr>
+          <w:rFonts w:hint="eastAsia"/>
+          <w:lang w:val="en-US"/>
+        </w:rPr>
+        <w:t>목록으로</w:t>
+      </w:r>
+      <w:r>
+        <w:rPr>
+          <w:rFonts w:hint="eastAsia"/>
+          <w:lang w:val="en-US"/>
+        </w:rPr>
+        <w:t xml:space="preserve"> </w:t>
+      </w:r>
+      <w:r>
+        <w:rPr>
+          <w:rFonts w:hint="eastAsia"/>
+          <w:lang w:val="en-US"/>
+        </w:rPr>
+        <w:t>조회하며</w:t>
+      </w:r>
+      <w:r>
+        <w:rPr>
+          <w:rFonts w:hint="eastAsia"/>
+          <w:lang w:val="en-US"/>
+        </w:rPr>
+        <w:t>,</w:t>
+      </w:r>
+    </w:p>
+    <w:p>
+      <w:pPr>
+        <w:pStyle w:val="ListParagraph"/>
+        <w:ind w:left="1080"/>
+        <w:rPr>
+          <w:lang w:val="en-US"/>
+        </w:rPr>
+      </w:pPr>
+      <w:r>
+        <w:rPr>
+          <w:rFonts w:hint="eastAsia"/>
+          <w:lang w:val="en-US"/>
+        </w:rPr>
+        <w:t>최대</w:t>
+      </w:r>
+      <w:r>
+        <w:rPr>
+          <w:rFonts w:hint="eastAsia"/>
+          <w:lang w:val="en-US"/>
+        </w:rPr>
+        <w:t xml:space="preserve"> 1</w:t>
+      </w:r>
+      <w:r>
+        <w:rPr>
+          <w:rFonts w:hint="eastAsia"/>
+          <w:lang w:val="en-US"/>
+        </w:rPr>
+        <w:t>년</w:t>
+      </w:r>
+      <w:r>
+        <w:rPr>
+          <w:rFonts w:hint="eastAsia"/>
+          <w:lang w:val="en-US"/>
+        </w:rPr>
+        <w:t xml:space="preserve"> </w:t>
+      </w:r>
+      <w:r>
+        <w:rPr>
+          <w:rFonts w:hint="eastAsia"/>
+          <w:lang w:val="en-US"/>
+        </w:rPr>
+        <w:t>단위의</w:t>
+      </w:r>
+      <w:r>
+        <w:rPr>
+          <w:rFonts w:hint="eastAsia"/>
+          <w:lang w:val="en-US"/>
+        </w:rPr>
+        <w:t xml:space="preserve"> </w:t>
+      </w:r>
+      <w:r>
+        <w:rPr>
+          <w:rFonts w:hint="eastAsia"/>
+          <w:lang w:val="en-US"/>
+        </w:rPr>
+        <w:t>정보를</w:t>
+      </w:r>
+      <w:r>
+        <w:rPr>
+          <w:rFonts w:hint="eastAsia"/>
+          <w:lang w:val="en-US"/>
+        </w:rPr>
+        <w:t xml:space="preserve"> </w:t>
+      </w:r>
+      <w:r>
+        <w:rPr>
+          <w:rFonts w:hint="eastAsia"/>
+          <w:lang w:val="en-US"/>
+        </w:rPr>
+        <w:t>조회한다</w:t>
+      </w:r>
+      <w:r>
+        <w:rPr>
+          <w:rFonts w:hint="eastAsia"/>
+          <w:lang w:val="en-US"/>
+        </w:rPr>
+        <w:t>.</w:t>
+      </w:r>
+    </w:p>
+    <w:p>
+      <w:pPr>
+        <w:pStyle w:val="ListParagraph"/>
+        <w:numPr>
+          <w:ilvl w:val="0"/>
+          <w:numId w:val="8"/>
+        </w:numPr>
+        <w:rPr>
+          <w:lang w:val="en-US"/>
+        </w:rPr>
+      </w:pPr>
+      <w:r>
+        <w:rPr>
+          <w:rFonts w:hint="eastAsia"/>
+          <w:lang w:val="en-US"/>
+        </w:rPr>
+        <w:t>기사님</w:t>
+      </w:r>
+      <w:r>
+        <w:rPr>
+          <w:rFonts w:hint="eastAsia"/>
+          <w:lang w:val="en-US"/>
+        </w:rPr>
+        <w:t xml:space="preserve"> </w:t>
+      </w:r>
+      <w:r>
+        <w:rPr>
+          <w:rFonts w:hint="eastAsia"/>
+          <w:lang w:val="en-US"/>
+        </w:rPr>
+        <w:t>입찰</w:t>
+      </w:r>
+      <w:r>
+        <w:rPr>
+          <w:rFonts w:hint="eastAsia"/>
+          <w:lang w:val="en-US"/>
+        </w:rPr>
+        <w:t xml:space="preserve"> </w:t>
+      </w:r>
+      <w:r>
+        <w:rPr>
+          <w:rFonts w:hint="eastAsia"/>
+          <w:lang w:val="en-US"/>
+        </w:rPr>
+        <w:t>참여</w:t>
+      </w:r>
+      <w:r>
+        <w:rPr>
+          <w:rFonts w:hint="eastAsia"/>
+          <w:lang w:val="en-US"/>
+        </w:rPr>
+        <w:t xml:space="preserve"> </w:t>
+      </w:r>
+      <w:r>
+        <w:rPr>
+          <w:rFonts w:hint="eastAsia"/>
+          <w:lang w:val="en-US"/>
+        </w:rPr>
+        <w:t>이력</w:t>
+      </w:r>
+      <w:r>
+        <w:rPr>
+          <w:rFonts w:hint="eastAsia"/>
+          <w:lang w:val="en-US"/>
+        </w:rPr>
+        <w:t xml:space="preserve"> </w:t>
+      </w:r>
+      <w:r>
+        <w:rPr>
+          <w:rFonts w:hint="eastAsia"/>
+          <w:lang w:val="en-US"/>
+        </w:rPr>
+        <w:t>조회</w:t>
+      </w:r>
+    </w:p>
+    <w:p>
+      <w:pPr>
+        <w:pStyle w:val="ListParagraph"/>
+        <w:numPr>
+          <w:ilvl w:val="1"/>
+          <w:numId w:val="8"/>
+        </w:numPr>
+        <w:rPr>
+          <w:lang w:val="en-US"/>
+        </w:rPr>
+      </w:pPr>
+      <w:r>
+        <w:rPr>
+          <w:rFonts w:hint="eastAsia"/>
+          <w:lang w:val="en-US"/>
+        </w:rPr>
+        <w:t>최근</w:t>
+      </w:r>
+      <w:r>
+        <w:rPr>
+          <w:rFonts w:hint="eastAsia"/>
+          <w:lang w:val="en-US"/>
+        </w:rPr>
+        <w:t xml:space="preserve"> </w:t>
+      </w:r>
+      <w:r>
+        <w:rPr>
+          <w:rFonts w:hint="eastAsia"/>
+          <w:lang w:val="en-US"/>
+        </w:rPr>
+        <w:t>계약</w:t>
+      </w:r>
+      <w:r>
+        <w:rPr>
+          <w:rFonts w:hint="eastAsia"/>
+          <w:lang w:val="en-US"/>
+        </w:rPr>
+        <w:t xml:space="preserve"> </w:t>
+      </w:r>
+      <w:r>
+        <w:rPr>
+          <w:rFonts w:hint="eastAsia"/>
+          <w:lang w:val="en-US"/>
+        </w:rPr>
+        <w:t>및</w:t>
+      </w:r>
+      <w:r>
+        <w:rPr>
+          <w:rFonts w:hint="eastAsia"/>
+          <w:lang w:val="en-US"/>
+        </w:rPr>
+        <w:t xml:space="preserve"> </w:t>
+      </w:r>
+      <w:r>
+        <w:rPr>
+          <w:rFonts w:hint="eastAsia"/>
+          <w:lang w:val="en-US"/>
+        </w:rPr>
+        <w:t>계약</w:t>
+      </w:r>
+      <w:r>
+        <w:rPr>
+          <w:rFonts w:hint="eastAsia"/>
+          <w:lang w:val="en-US"/>
+        </w:rPr>
+        <w:t xml:space="preserve"> </w:t>
+      </w:r>
+      <w:proofErr w:type="spellStart"/>
+      <w:r>
+        <w:rPr>
+          <w:rFonts w:hint="eastAsia"/>
+          <w:lang w:val="en-US"/>
+        </w:rPr>
+        <w:t>완료순</w:t>
+      </w:r>
+      <w:proofErr w:type="spellEnd"/>
+      <w:r>
+        <w:rPr>
+          <w:rFonts w:hint="eastAsia"/>
+          <w:lang w:val="en-US"/>
+        </w:rPr>
+        <w:t xml:space="preserve"> </w:t>
+      </w:r>
+      <w:r>
+        <w:rPr>
+          <w:rFonts w:hint="eastAsia"/>
+          <w:lang w:val="en-US"/>
+        </w:rPr>
+        <w:t>목록</w:t>
+      </w:r>
+      <w:r>
+        <w:rPr>
+          <w:rFonts w:hint="eastAsia"/>
+          <w:lang w:val="en-US"/>
+        </w:rPr>
+        <w:t xml:space="preserve"> </w:t>
+      </w:r>
+      <w:r>
+        <w:rPr>
+          <w:rFonts w:hint="eastAsia"/>
+          <w:lang w:val="en-US"/>
+        </w:rPr>
+        <w:t>조회</w:t>
+      </w:r>
+    </w:p>
+    <w:p>
+      <w:pPr>
+        <w:rPr>
+          <w:lang w:val="en-US"/>
+        </w:rPr>
+      </w:pPr>
+    </w:p>
+    <w:p>
+      <w:pPr>
+        <w:pStyle w:val="ListParagraph"/>
+        <w:numPr>
+          <w:ilvl w:val="0"/>
+          <w:numId w:val="8"/>
+        </w:numPr>
+        <w:rPr>
+          <w:lang w:val="en-US"/>
+        </w:rPr>
+      </w:pPr>
+      <w:proofErr w:type="spellStart"/>
+      <w:r>
+        <w:rPr>
+          <w:rFonts w:hint="eastAsia"/>
+          <w:lang w:val="en-US"/>
+        </w:rPr>
+        <w:t>취소건에</w:t>
+      </w:r>
+      <w:proofErr w:type="spellEnd"/>
+      <w:r>
+        <w:rPr>
+          <w:rFonts w:hint="eastAsia"/>
+          <w:lang w:val="en-US"/>
+        </w:rPr>
+        <w:t xml:space="preserve"> </w:t>
+      </w:r>
+      <w:r>
+        <w:rPr>
+          <w:rFonts w:hint="eastAsia"/>
+          <w:lang w:val="en-US"/>
+        </w:rPr>
+        <w:t>대한</w:t>
+      </w:r>
+      <w:r>
+        <w:rPr>
+          <w:rFonts w:hint="eastAsia"/>
+          <w:lang w:val="en-US"/>
+        </w:rPr>
+        <w:t xml:space="preserve"> </w:t>
+      </w:r>
+      <w:r>
+        <w:rPr>
+          <w:rFonts w:hint="eastAsia"/>
+          <w:lang w:val="en-US"/>
+        </w:rPr>
+        <w:t>처리</w:t>
+      </w:r>
+    </w:p>
+    <w:p>
+      <w:pPr>
+        <w:pStyle w:val="ListParagraph"/>
+        <w:numPr>
+          <w:ilvl w:val="1"/>
+          <w:numId w:val="8"/>
+        </w:numPr>
+        <w:rPr>
+          <w:lang w:val="en-US"/>
+        </w:rPr>
+      </w:pPr>
+      <w:r>
+        <w:rPr>
+          <w:rFonts w:hint="eastAsia"/>
+          <w:lang w:val="en-US"/>
+        </w:rPr>
+        <w:t>소비자</w:t>
+      </w:r>
+      <w:r>
+        <w:rPr>
+          <w:rFonts w:hint="eastAsia"/>
+          <w:lang w:val="en-US"/>
+        </w:rPr>
+        <w:t xml:space="preserve"> : </w:t>
+      </w:r>
+      <w:proofErr w:type="spellStart"/>
+      <w:r>
+        <w:rPr>
+          <w:rFonts w:hint="eastAsia"/>
+          <w:lang w:val="en-US"/>
+        </w:rPr>
+        <w:t>취소시</w:t>
+      </w:r>
+      <w:proofErr w:type="spellEnd"/>
+      <w:r>
+        <w:rPr>
+          <w:rFonts w:hint="eastAsia"/>
+          <w:lang w:val="en-US"/>
+        </w:rPr>
+        <w:t xml:space="preserve"> </w:t>
+      </w:r>
+      <w:r>
+        <w:rPr>
+          <w:rFonts w:hint="eastAsia"/>
+          <w:lang w:val="en-US"/>
+        </w:rPr>
+        <w:t>계약금의</w:t>
+      </w:r>
+      <w:r>
+        <w:rPr>
+          <w:rFonts w:hint="eastAsia"/>
+          <w:lang w:val="en-US"/>
+        </w:rPr>
+        <w:t xml:space="preserve"> 50%</w:t>
+      </w:r>
+      <w:r>
+        <w:rPr>
+          <w:rFonts w:hint="eastAsia"/>
+          <w:lang w:val="en-US"/>
+        </w:rPr>
+        <w:t>만</w:t>
+      </w:r>
+      <w:r>
+        <w:rPr>
+          <w:rFonts w:hint="eastAsia"/>
+          <w:lang w:val="en-US"/>
+        </w:rPr>
+        <w:t xml:space="preserve"> </w:t>
+      </w:r>
+      <w:r>
+        <w:rPr>
+          <w:rFonts w:hint="eastAsia"/>
+          <w:lang w:val="en-US"/>
+        </w:rPr>
+        <w:t>지급한다</w:t>
+      </w:r>
+      <w:r>
+        <w:rPr>
+          <w:rFonts w:hint="eastAsia"/>
+          <w:lang w:val="en-US"/>
+        </w:rPr>
+        <w:t>.</w:t>
+      </w:r>
+    </w:p>
+    <w:p>
+      <w:pPr>
+        <w:pStyle w:val="ListParagraph"/>
+        <w:ind w:left="1080"/>
+        <w:rPr>
+          <w:lang w:val="en-US"/>
+        </w:rPr>
+      </w:pPr>
+      <w:r>
+        <w:rPr>
+          <w:rFonts w:hint="eastAsia"/>
+          <w:lang w:val="en-US"/>
+        </w:rPr>
+        <w:t xml:space="preserve">                </w:t>
+      </w:r>
+      <w:r>
+        <w:rPr>
+          <w:rFonts w:hint="eastAsia"/>
+          <w:lang w:val="en-US"/>
+        </w:rPr>
+        <w:t>단</w:t>
+      </w:r>
+      <w:r>
+        <w:rPr>
+          <w:rFonts w:hint="eastAsia"/>
+          <w:lang w:val="en-US"/>
+        </w:rPr>
+        <w:t xml:space="preserve">, </w:t>
+      </w:r>
+      <w:r>
+        <w:rPr>
+          <w:rFonts w:hint="eastAsia"/>
+          <w:lang w:val="en-US"/>
+        </w:rPr>
+        <w:t>기사님의</w:t>
+      </w:r>
+      <w:r>
+        <w:rPr>
+          <w:rFonts w:hint="eastAsia"/>
+          <w:lang w:val="en-US"/>
+        </w:rPr>
+        <w:t xml:space="preserve"> </w:t>
+      </w:r>
+      <w:r>
+        <w:rPr>
+          <w:rFonts w:hint="eastAsia"/>
+          <w:lang w:val="en-US"/>
+        </w:rPr>
+        <w:t>선</w:t>
+      </w:r>
+      <w:r>
+        <w:rPr>
+          <w:rFonts w:hint="eastAsia"/>
+          <w:lang w:val="en-US"/>
+        </w:rPr>
+        <w:t xml:space="preserve"> </w:t>
+      </w:r>
+      <w:r>
+        <w:rPr>
+          <w:rFonts w:hint="eastAsia"/>
+          <w:lang w:val="en-US"/>
+        </w:rPr>
+        <w:t>취소가</w:t>
+      </w:r>
+      <w:r>
+        <w:rPr>
+          <w:rFonts w:hint="eastAsia"/>
+          <w:lang w:val="en-US"/>
+        </w:rPr>
+        <w:t xml:space="preserve"> </w:t>
+      </w:r>
+      <w:proofErr w:type="spellStart"/>
+      <w:r>
+        <w:rPr>
+          <w:rFonts w:hint="eastAsia"/>
+          <w:lang w:val="en-US"/>
+        </w:rPr>
+        <w:t>되었을때</w:t>
+      </w:r>
+      <w:proofErr w:type="spellEnd"/>
+      <w:r>
+        <w:rPr>
+          <w:rFonts w:hint="eastAsia"/>
+          <w:lang w:val="en-US"/>
+        </w:rPr>
+        <w:t xml:space="preserve"> 100% </w:t>
+      </w:r>
+      <w:r>
+        <w:rPr>
+          <w:rFonts w:hint="eastAsia"/>
+          <w:lang w:val="en-US"/>
+        </w:rPr>
+        <w:t>지급한다</w:t>
+      </w:r>
+      <w:r>
+        <w:rPr>
+          <w:rFonts w:hint="eastAsia"/>
+          <w:lang w:val="en-US"/>
+        </w:rPr>
+        <w:t>.</w:t>
+      </w:r>
+    </w:p>
+    <w:p>
+      <w:pPr>
+        <w:pStyle w:val="ListParagraph"/>
+        <w:ind w:left="1080"/>
+        <w:rPr>
+          <w:lang w:val="en-US"/>
+        </w:rPr>
+      </w:pPr>
+      <w:r>
+        <w:rPr>
+          <w:rFonts w:hint="eastAsia"/>
+          <w:lang w:val="en-US"/>
+        </w:rPr>
+        <w:t xml:space="preserve">               </w:t>
+      </w:r>
+      <w:r>
+        <w:rPr>
+          <w:rFonts w:hint="eastAsia"/>
+          <w:lang w:val="en-US"/>
+        </w:rPr>
+        <w:t>기간</w:t>
+      </w:r>
+      <w:r>
+        <w:rPr>
+          <w:rFonts w:hint="eastAsia"/>
+          <w:lang w:val="en-US"/>
+        </w:rPr>
+        <w:t xml:space="preserve"> </w:t>
+      </w:r>
+      <w:r>
+        <w:rPr>
+          <w:rFonts w:hint="eastAsia"/>
+          <w:lang w:val="en-US"/>
+        </w:rPr>
+        <w:t>관계없이</w:t>
+      </w:r>
+      <w:r>
+        <w:rPr>
+          <w:rFonts w:hint="eastAsia"/>
+          <w:lang w:val="en-US"/>
+        </w:rPr>
+        <w:t xml:space="preserve"> </w:t>
+      </w:r>
+      <w:r>
+        <w:rPr>
+          <w:rFonts w:hint="eastAsia"/>
+          <w:lang w:val="en-US"/>
+        </w:rPr>
+        <w:t>취소</w:t>
+      </w:r>
+      <w:r>
+        <w:rPr>
+          <w:rFonts w:hint="eastAsia"/>
+          <w:lang w:val="en-US"/>
+        </w:rPr>
+        <w:t xml:space="preserve"> 3</w:t>
+      </w:r>
+      <w:r>
+        <w:rPr>
+          <w:rFonts w:hint="eastAsia"/>
+          <w:lang w:val="en-US"/>
+        </w:rPr>
+        <w:t>회시</w:t>
+      </w:r>
+      <w:r>
+        <w:rPr>
+          <w:rFonts w:hint="eastAsia"/>
+          <w:lang w:val="en-US"/>
+        </w:rPr>
+        <w:t xml:space="preserve"> 6</w:t>
+      </w:r>
+      <w:r>
+        <w:rPr>
+          <w:rFonts w:hint="eastAsia"/>
+          <w:lang w:val="en-US"/>
+        </w:rPr>
+        <w:t>개월간</w:t>
+      </w:r>
+      <w:r>
+        <w:rPr>
+          <w:rFonts w:hint="eastAsia"/>
+          <w:lang w:val="en-US"/>
+        </w:rPr>
+        <w:t xml:space="preserve"> </w:t>
+      </w:r>
+      <w:r>
+        <w:rPr>
+          <w:rFonts w:hint="eastAsia"/>
+          <w:lang w:val="en-US"/>
+        </w:rPr>
+        <w:t>입찰</w:t>
+      </w:r>
+      <w:r>
+        <w:rPr>
+          <w:rFonts w:hint="eastAsia"/>
+          <w:lang w:val="en-US"/>
+        </w:rPr>
+        <w:t xml:space="preserve"> </w:t>
+      </w:r>
+      <w:r>
+        <w:rPr>
+          <w:rFonts w:hint="eastAsia"/>
+          <w:lang w:val="en-US"/>
+        </w:rPr>
+        <w:t>요청</w:t>
+      </w:r>
+      <w:r>
+        <w:rPr>
+          <w:rFonts w:hint="eastAsia"/>
+          <w:lang w:val="en-US"/>
+        </w:rPr>
+        <w:t xml:space="preserve"> </w:t>
+      </w:r>
+      <w:r>
+        <w:rPr>
+          <w:rFonts w:hint="eastAsia"/>
+          <w:lang w:val="en-US"/>
+        </w:rPr>
+        <w:t>제한</w:t>
+      </w:r>
+      <w:r>
+        <w:rPr>
+          <w:rFonts w:hint="eastAsia"/>
+          <w:lang w:val="en-US"/>
+        </w:rPr>
+        <w:t xml:space="preserve"> </w:t>
+      </w:r>
+      <w:r>
+        <w:rPr>
+          <w:rFonts w:hint="eastAsia"/>
+          <w:lang w:val="en-US"/>
+        </w:rPr>
+        <w:t>한다</w:t>
+      </w:r>
+      <w:r>
+        <w:rPr>
+          <w:rFonts w:hint="eastAsia"/>
+          <w:lang w:val="en-US"/>
+        </w:rPr>
+        <w:t>.</w:t>
+      </w:r>
+    </w:p>
+    <w:p>
+      <w:pPr>
+        <w:pStyle w:val="ListParagraph"/>
+        <w:numPr>
+          <w:ilvl w:val="1"/>
+          <w:numId w:val="8"/>
+        </w:numPr>
+        <w:rPr>
+          <w:lang w:val="en-US"/>
+        </w:rPr>
+      </w:pPr>
+      <w:r>
+        <w:rPr>
+          <w:rFonts w:hint="eastAsia"/>
+          <w:lang w:val="en-US"/>
+        </w:rPr>
+        <w:t>기사님</w:t>
+      </w:r>
+      <w:r>
+        <w:rPr>
+          <w:rFonts w:hint="eastAsia"/>
+          <w:lang w:val="en-US"/>
+        </w:rPr>
+        <w:t xml:space="preserve"> : </w:t>
+      </w:r>
+      <w:proofErr w:type="spellStart"/>
+      <w:r>
+        <w:rPr>
+          <w:rFonts w:hint="eastAsia"/>
+          <w:lang w:val="en-US"/>
+        </w:rPr>
+        <w:t>취소시</w:t>
+      </w:r>
+      <w:proofErr w:type="spellEnd"/>
+      <w:r>
+        <w:rPr>
+          <w:rFonts w:hint="eastAsia"/>
+          <w:lang w:val="en-US"/>
+        </w:rPr>
+        <w:t xml:space="preserve"> </w:t>
+      </w:r>
+      <w:r>
+        <w:rPr>
+          <w:rFonts w:hint="eastAsia"/>
+          <w:lang w:val="en-US"/>
+        </w:rPr>
+        <w:t>소비자에게</w:t>
+      </w:r>
+      <w:r>
+        <w:rPr>
+          <w:rFonts w:hint="eastAsia"/>
+          <w:lang w:val="en-US"/>
+        </w:rPr>
+        <w:t xml:space="preserve"> </w:t>
+      </w:r>
+      <w:r>
+        <w:rPr>
+          <w:rFonts w:hint="eastAsia"/>
+          <w:lang w:val="en-US"/>
+        </w:rPr>
+        <w:t>계약금</w:t>
+      </w:r>
+      <w:r>
+        <w:rPr>
+          <w:rFonts w:hint="eastAsia"/>
+          <w:lang w:val="en-US"/>
+        </w:rPr>
+        <w:t xml:space="preserve"> 100% </w:t>
+      </w:r>
+      <w:r>
+        <w:rPr>
+          <w:rFonts w:hint="eastAsia"/>
+          <w:lang w:val="en-US"/>
+        </w:rPr>
+        <w:t>지급한다</w:t>
+      </w:r>
+      <w:r>
+        <w:rPr>
+          <w:rFonts w:hint="eastAsia"/>
+          <w:lang w:val="en-US"/>
+        </w:rPr>
+        <w:t>.</w:t>
+      </w:r>
+    </w:p>
+    <w:p>
+      <w:pPr>
+        <w:pStyle w:val="ListParagraph"/>
+        <w:ind w:left="1080"/>
+        <w:rPr>
+          <w:lang w:val="en-US"/>
+        </w:rPr>
+      </w:pPr>
+      <w:r>
+        <w:rPr>
+          <w:rFonts w:hint="eastAsia"/>
+          <w:lang w:val="en-US"/>
+        </w:rPr>
+        <w:t xml:space="preserve">                </w:t>
+      </w:r>
+      <w:r>
+        <w:rPr>
+          <w:rFonts w:hint="eastAsia"/>
+          <w:lang w:val="en-US"/>
+        </w:rPr>
+        <w:t>기사님은</w:t>
+      </w:r>
+      <w:r>
+        <w:rPr>
+          <w:rFonts w:hint="eastAsia"/>
+          <w:lang w:val="en-US"/>
+        </w:rPr>
+        <w:t xml:space="preserve"> </w:t>
+      </w:r>
+      <w:r>
+        <w:rPr>
+          <w:rFonts w:hint="eastAsia"/>
+          <w:lang w:val="en-US"/>
+        </w:rPr>
+        <w:t>계약</w:t>
+      </w:r>
+      <w:r>
+        <w:rPr>
+          <w:rFonts w:hint="eastAsia"/>
+          <w:lang w:val="en-US"/>
+        </w:rPr>
+        <w:t xml:space="preserve"> </w:t>
+      </w:r>
+      <w:proofErr w:type="spellStart"/>
+      <w:r>
+        <w:rPr>
+          <w:rFonts w:hint="eastAsia"/>
+          <w:lang w:val="en-US"/>
+        </w:rPr>
+        <w:t>취소건을</w:t>
+      </w:r>
+      <w:proofErr w:type="spellEnd"/>
+      <w:r>
+        <w:rPr>
+          <w:rFonts w:hint="eastAsia"/>
+          <w:lang w:val="en-US"/>
+        </w:rPr>
+        <w:t xml:space="preserve"> </w:t>
+      </w:r>
+      <w:r>
+        <w:rPr>
+          <w:rFonts w:hint="eastAsia"/>
+          <w:lang w:val="en-US"/>
+        </w:rPr>
+        <w:t>누적하여</w:t>
+      </w:r>
+      <w:r>
+        <w:rPr>
+          <w:rFonts w:hint="eastAsia"/>
+          <w:lang w:val="en-US"/>
+        </w:rPr>
+        <w:t xml:space="preserve"> </w:t>
+      </w:r>
+      <w:r>
+        <w:rPr>
+          <w:rFonts w:hint="eastAsia"/>
+          <w:lang w:val="en-US"/>
+        </w:rPr>
+        <w:t>월</w:t>
+      </w:r>
+      <w:r>
+        <w:rPr>
+          <w:rFonts w:hint="eastAsia"/>
+          <w:lang w:val="en-US"/>
+        </w:rPr>
+        <w:t xml:space="preserve"> </w:t>
+      </w:r>
+      <w:r>
+        <w:rPr>
+          <w:rFonts w:hint="eastAsia"/>
+          <w:lang w:val="en-US"/>
+        </w:rPr>
+        <w:t>1</w:t>
+      </w:r>
+      <w:r>
+        <w:rPr>
+          <w:rFonts w:hint="eastAsia"/>
+          <w:lang w:val="en-US"/>
+        </w:rPr>
+        <w:t>회까지</w:t>
+      </w:r>
+      <w:r>
+        <w:rPr>
+          <w:rFonts w:hint="eastAsia"/>
+          <w:lang w:val="en-US"/>
+        </w:rPr>
+        <w:t xml:space="preserve"> </w:t>
+      </w:r>
+      <w:r>
+        <w:rPr>
+          <w:rFonts w:hint="eastAsia"/>
+          <w:lang w:val="en-US"/>
+        </w:rPr>
+        <w:t>허용하며</w:t>
+      </w:r>
+    </w:p>
+    <w:p>
+      <w:pPr>
+        <w:pStyle w:val="ListParagraph"/>
+        <w:ind w:left="1080"/>
+        <w:rPr>
+          <w:lang w:val="en-US"/>
+        </w:rPr>
+      </w:pPr>
+      <w:r>
+        <w:rPr>
+          <w:rFonts w:hint="eastAsia"/>
+          <w:lang w:val="en-US"/>
+        </w:rPr>
+        <w:t xml:space="preserve">               </w:t>
+      </w:r>
+      <w:r>
+        <w:rPr>
+          <w:rFonts w:hint="eastAsia"/>
+          <w:lang w:val="en-US"/>
+        </w:rPr>
+        <w:t>허용</w:t>
+      </w:r>
+      <w:r>
+        <w:rPr>
+          <w:rFonts w:hint="eastAsia"/>
+          <w:lang w:val="en-US"/>
+        </w:rPr>
+        <w:t xml:space="preserve"> </w:t>
+      </w:r>
+      <w:proofErr w:type="spellStart"/>
+      <w:r>
+        <w:rPr>
+          <w:rFonts w:hint="eastAsia"/>
+          <w:lang w:val="en-US"/>
+        </w:rPr>
+        <w:t>회차</w:t>
+      </w:r>
+      <w:proofErr w:type="spellEnd"/>
+      <w:r>
+        <w:rPr>
+          <w:rFonts w:hint="eastAsia"/>
+          <w:lang w:val="en-US"/>
+        </w:rPr>
+        <w:t xml:space="preserve"> </w:t>
+      </w:r>
+      <w:r>
+        <w:rPr>
+          <w:rFonts w:hint="eastAsia"/>
+          <w:lang w:val="en-US"/>
+        </w:rPr>
+        <w:t>이후에는</w:t>
+      </w:r>
+      <w:r>
+        <w:rPr>
+          <w:rFonts w:hint="eastAsia"/>
+          <w:lang w:val="en-US"/>
+        </w:rPr>
+        <w:t xml:space="preserve"> </w:t>
+      </w:r>
+      <w:r>
+        <w:rPr>
+          <w:rFonts w:hint="eastAsia"/>
+          <w:lang w:val="en-US"/>
+        </w:rPr>
+        <w:t>1</w:t>
+      </w:r>
+      <w:r>
+        <w:rPr>
+          <w:rFonts w:hint="eastAsia"/>
+          <w:lang w:val="en-US"/>
+        </w:rPr>
+        <w:t>개월간</w:t>
+      </w:r>
+      <w:r>
+        <w:rPr>
+          <w:rFonts w:hint="eastAsia"/>
+          <w:lang w:val="en-US"/>
+        </w:rPr>
+        <w:t xml:space="preserve"> </w:t>
+      </w:r>
+      <w:r>
+        <w:rPr>
+          <w:rFonts w:hint="eastAsia"/>
+          <w:lang w:val="en-US"/>
+        </w:rPr>
+        <w:t>입찰에</w:t>
+      </w:r>
+      <w:r>
+        <w:rPr>
+          <w:rFonts w:hint="eastAsia"/>
+          <w:lang w:val="en-US"/>
+        </w:rPr>
+        <w:t xml:space="preserve"> </w:t>
+      </w:r>
+      <w:r>
+        <w:rPr>
+          <w:rFonts w:hint="eastAsia"/>
+          <w:lang w:val="en-US"/>
+        </w:rPr>
+        <w:t>참여할</w:t>
+      </w:r>
+      <w:r>
+        <w:rPr>
+          <w:rFonts w:hint="eastAsia"/>
+          <w:lang w:val="en-US"/>
+        </w:rPr>
+        <w:t xml:space="preserve"> </w:t>
+      </w:r>
+      <w:r>
+        <w:rPr>
+          <w:rFonts w:hint="eastAsia"/>
+          <w:lang w:val="en-US"/>
+        </w:rPr>
+        <w:t>수</w:t>
+      </w:r>
+      <w:r>
+        <w:rPr>
+          <w:rFonts w:hint="eastAsia"/>
+          <w:lang w:val="en-US"/>
+        </w:rPr>
+        <w:t xml:space="preserve"> </w:t>
+      </w:r>
+      <w:r>
+        <w:rPr>
+          <w:rFonts w:hint="eastAsia"/>
+          <w:lang w:val="en-US"/>
+        </w:rPr>
+        <w:t>없다</w:t>
+      </w:r>
+      <w:r>
+        <w:rPr>
+          <w:rFonts w:hint="eastAsia"/>
+          <w:lang w:val="en-US"/>
+        </w:rPr>
+        <w:t>.</w:t>
+      </w:r>
+    </w:p>
+    <w:p>
+      <w:pPr>
+        <w:pStyle w:val="ListParagraph"/>
+        <w:ind w:left="1080"/>
+        <w:rPr>
+          <w:lang w:val="en-US"/>
+        </w:rPr>
+      </w:pPr>
+    </w:p>
+    <w:p>
+      <w:pPr>
+        <w:pStyle w:val="ListParagraph"/>
+        <w:ind w:left="1080"/>
+        <w:rPr>
+          <w:lang w:val="en-US"/>
+        </w:rPr>
+      </w:pPr>
+    </w:p>
+    <w:p>
+      <w:pPr>
+        <w:pStyle w:val="ListParagraph"/>
+        <w:numPr>
+          <w:ilvl w:val="0"/>
+          <w:numId w:val="8"/>
+        </w:numPr>
+        <w:rPr>
+          <w:lang w:val="en-US"/>
+        </w:rPr>
+      </w:pPr>
+      <w:proofErr w:type="spellStart"/>
+      <w:r>
+        <w:rPr>
+          <w:rFonts w:hint="eastAsia"/>
+          <w:lang w:val="en-US"/>
+        </w:rPr>
+        <w:t>노쇼</w:t>
+      </w:r>
+      <w:proofErr w:type="spellEnd"/>
+    </w:p>
+    <w:p>
+      <w:pPr>
+        <w:pStyle w:val="ListParagraph"/>
+        <w:rPr>
+          <w:lang w:val="en-US"/>
+        </w:rPr>
+      </w:pPr>
+      <w:r>
+        <w:rPr>
+          <w:rFonts w:hint="eastAsia"/>
+          <w:lang w:val="en-US"/>
+        </w:rPr>
+        <w:t xml:space="preserve">10.1 </w:t>
+      </w:r>
+      <w:r>
+        <w:rPr>
+          <w:rFonts w:hint="eastAsia"/>
+          <w:lang w:val="en-US"/>
+        </w:rPr>
+        <w:t>기사님의</w:t>
+      </w:r>
+      <w:r>
+        <w:rPr>
+          <w:rFonts w:hint="eastAsia"/>
+          <w:lang w:val="en-US"/>
+        </w:rPr>
+        <w:t xml:space="preserve"> </w:t>
+      </w:r>
+      <w:proofErr w:type="spellStart"/>
+      <w:r>
+        <w:rPr>
+          <w:rFonts w:hint="eastAsia"/>
+          <w:lang w:val="en-US"/>
+        </w:rPr>
+        <w:t>노쇼일때</w:t>
+      </w:r>
+      <w:proofErr w:type="spellEnd"/>
+      <w:r>
+        <w:rPr>
+          <w:rFonts w:hint="eastAsia"/>
+          <w:lang w:val="en-US"/>
+        </w:rPr>
+        <w:t xml:space="preserve"> </w:t>
+      </w:r>
+      <w:r>
+        <w:rPr>
+          <w:rFonts w:hint="eastAsia"/>
+          <w:lang w:val="en-US"/>
+        </w:rPr>
+        <w:t>회원</w:t>
+      </w:r>
+      <w:r>
+        <w:rPr>
+          <w:rFonts w:hint="eastAsia"/>
+          <w:lang w:val="en-US"/>
+        </w:rPr>
+        <w:t xml:space="preserve"> </w:t>
+      </w:r>
+      <w:r>
+        <w:rPr>
+          <w:rFonts w:hint="eastAsia"/>
+          <w:lang w:val="en-US"/>
+        </w:rPr>
+        <w:t>자격</w:t>
+      </w:r>
+      <w:r>
+        <w:rPr>
+          <w:rFonts w:hint="eastAsia"/>
+          <w:lang w:val="en-US"/>
+        </w:rPr>
+        <w:t xml:space="preserve"> </w:t>
+      </w:r>
+      <w:r>
+        <w:rPr>
+          <w:rFonts w:hint="eastAsia"/>
+          <w:lang w:val="en-US"/>
+        </w:rPr>
+        <w:t>박탈</w:t>
+      </w:r>
+      <w:r>
+        <w:rPr>
+          <w:rFonts w:hint="eastAsia"/>
+          <w:lang w:val="en-US"/>
+        </w:rPr>
+        <w:t>(</w:t>
+      </w:r>
+      <w:proofErr w:type="spellStart"/>
+      <w:r>
+        <w:rPr>
+          <w:rFonts w:hint="eastAsia"/>
+          <w:lang w:val="en-US"/>
+        </w:rPr>
+        <w:t>강제탈회</w:t>
+      </w:r>
+      <w:proofErr w:type="spellEnd"/>
+      <w:r>
+        <w:rPr>
+          <w:rFonts w:hint="eastAsia"/>
+          <w:lang w:val="en-US"/>
+        </w:rPr>
+        <w:t>)</w:t>
+      </w:r>
+    </w:p>
+    <w:p>
+      <w:pPr>
+        <w:pStyle w:val="ListParagraph"/>
+        <w:numPr>
+          <w:ilvl w:val="0"/>
+          <w:numId w:val="8"/>
+        </w:numPr>
+        <w:rPr>
+          <w:lang w:val="en-US"/>
+        </w:rPr>
+      </w:pPr>
+      <w:r>
+        <w:rPr>
+          <w:rFonts w:hint="eastAsia"/>
+          <w:lang w:val="en-US"/>
+        </w:rPr>
+        <w:t>평점</w:t>
+      </w:r>
+      <w:r>
+        <w:rPr>
+          <w:rFonts w:hint="eastAsia"/>
+          <w:lang w:val="en-US"/>
+        </w:rPr>
+        <w:t xml:space="preserve"> </w:t>
+      </w:r>
+      <w:r>
+        <w:rPr>
+          <w:rFonts w:hint="eastAsia"/>
+          <w:lang w:val="en-US"/>
+        </w:rPr>
+        <w:t>관리</w:t>
+      </w:r>
+    </w:p>
+    <w:p>
+      <w:pPr>
+        <w:pStyle w:val="ListParagraph"/>
+        <w:numPr>
+          <w:ilvl w:val="1"/>
+          <w:numId w:val="8"/>
+        </w:numPr>
+        <w:rPr>
+          <w:lang w:val="en-US"/>
+        </w:rPr>
+      </w:pPr>
+      <w:r>
+        <w:rPr>
+          <w:rFonts w:hint="eastAsia"/>
+          <w:lang w:val="en-US"/>
+        </w:rPr>
+        <w:t>소비자는</w:t>
+      </w:r>
+      <w:r>
+        <w:rPr>
+          <w:rFonts w:hint="eastAsia"/>
+          <w:lang w:val="en-US"/>
+        </w:rPr>
+        <w:t xml:space="preserve"> </w:t>
+      </w:r>
+      <w:r>
+        <w:rPr>
+          <w:rFonts w:hint="eastAsia"/>
+          <w:lang w:val="en-US"/>
+        </w:rPr>
+        <w:t>기사님에</w:t>
+      </w:r>
+      <w:r>
+        <w:rPr>
+          <w:rFonts w:hint="eastAsia"/>
+          <w:lang w:val="en-US"/>
+        </w:rPr>
+        <w:t xml:space="preserve"> </w:t>
+      </w:r>
+      <w:r>
+        <w:rPr>
+          <w:rFonts w:hint="eastAsia"/>
+          <w:lang w:val="en-US"/>
+        </w:rPr>
+        <w:t>대한</w:t>
+      </w:r>
+      <w:r>
+        <w:rPr>
+          <w:rFonts w:hint="eastAsia"/>
+          <w:lang w:val="en-US"/>
+        </w:rPr>
+        <w:t xml:space="preserve"> </w:t>
+      </w:r>
+      <w:r>
+        <w:rPr>
+          <w:rFonts w:hint="eastAsia"/>
+          <w:lang w:val="en-US"/>
+        </w:rPr>
+        <w:t>게시글과</w:t>
+      </w:r>
+      <w:r>
+        <w:rPr>
+          <w:rFonts w:hint="eastAsia"/>
+          <w:lang w:val="en-US"/>
+        </w:rPr>
+        <w:t xml:space="preserve"> </w:t>
+      </w:r>
+      <w:r>
+        <w:rPr>
+          <w:rFonts w:hint="eastAsia"/>
+          <w:lang w:val="en-US"/>
+        </w:rPr>
+        <w:t>평점을</w:t>
+      </w:r>
+      <w:r>
+        <w:rPr>
+          <w:rFonts w:hint="eastAsia"/>
+          <w:lang w:val="en-US"/>
+        </w:rPr>
+        <w:t xml:space="preserve"> </w:t>
+      </w:r>
+      <w:r>
+        <w:rPr>
+          <w:rFonts w:hint="eastAsia"/>
+          <w:lang w:val="en-US"/>
+        </w:rPr>
+        <w:t>등록할</w:t>
+      </w:r>
+      <w:r>
+        <w:rPr>
+          <w:rFonts w:hint="eastAsia"/>
+          <w:lang w:val="en-US"/>
+        </w:rPr>
+        <w:t xml:space="preserve"> </w:t>
+      </w:r>
+      <w:r>
+        <w:rPr>
+          <w:rFonts w:hint="eastAsia"/>
+          <w:lang w:val="en-US"/>
+        </w:rPr>
+        <w:t>수</w:t>
+      </w:r>
+      <w:r>
+        <w:rPr>
+          <w:rFonts w:hint="eastAsia"/>
+          <w:lang w:val="en-US"/>
+        </w:rPr>
+        <w:t xml:space="preserve"> </w:t>
+      </w:r>
+      <w:r>
+        <w:rPr>
+          <w:rFonts w:hint="eastAsia"/>
+          <w:lang w:val="en-US"/>
+        </w:rPr>
+        <w:t>있다</w:t>
+      </w:r>
+      <w:r>
+        <w:rPr>
+          <w:rFonts w:hint="eastAsia"/>
+          <w:lang w:val="en-US"/>
+        </w:rPr>
+        <w:t>.</w:t>
+      </w:r>
+    </w:p>
+    <w:p>
+      <w:pPr>
+        <w:pStyle w:val="ListParagraph"/>
+        <w:numPr>
+          <w:ilvl w:val="1"/>
+          <w:numId w:val="8"/>
+        </w:numPr>
+        <w:rPr>
+          <w:lang w:val="en-US"/>
+        </w:rPr>
+      </w:pPr>
+      <w:r>
+        <w:rPr>
+          <w:rFonts w:hint="eastAsia"/>
+          <w:lang w:val="en-US"/>
+        </w:rPr>
+        <w:t>기사님은</w:t>
+      </w:r>
+      <w:r>
+        <w:rPr>
+          <w:rFonts w:hint="eastAsia"/>
+          <w:lang w:val="en-US"/>
+        </w:rPr>
+        <w:t xml:space="preserve"> </w:t>
+      </w:r>
+      <w:r>
+        <w:rPr>
+          <w:rFonts w:hint="eastAsia"/>
+          <w:lang w:val="en-US"/>
+        </w:rPr>
+        <w:t>소비자가</w:t>
+      </w:r>
+      <w:r>
+        <w:rPr>
+          <w:rFonts w:hint="eastAsia"/>
+          <w:lang w:val="en-US"/>
+        </w:rPr>
+        <w:t xml:space="preserve"> </w:t>
+      </w:r>
+      <w:r>
+        <w:rPr>
+          <w:rFonts w:hint="eastAsia"/>
+          <w:lang w:val="en-US"/>
+        </w:rPr>
+        <w:t>등록한</w:t>
+      </w:r>
+      <w:r>
+        <w:rPr>
+          <w:rFonts w:hint="eastAsia"/>
+          <w:lang w:val="en-US"/>
+        </w:rPr>
+        <w:t xml:space="preserve"> </w:t>
+      </w:r>
+      <w:proofErr w:type="spellStart"/>
+      <w:r>
+        <w:rPr>
+          <w:rFonts w:hint="eastAsia"/>
+          <w:lang w:val="en-US"/>
+        </w:rPr>
+        <w:t>게시글에</w:t>
+      </w:r>
+      <w:proofErr w:type="spellEnd"/>
+      <w:r>
+        <w:rPr>
+          <w:rFonts w:hint="eastAsia"/>
+          <w:lang w:val="en-US"/>
+        </w:rPr>
+        <w:t xml:space="preserve"> </w:t>
+      </w:r>
+      <w:r>
+        <w:rPr>
+          <w:rFonts w:hint="eastAsia"/>
+          <w:lang w:val="en-US"/>
+        </w:rPr>
+        <w:t>답글을</w:t>
+      </w:r>
+      <w:r>
+        <w:rPr>
+          <w:rFonts w:hint="eastAsia"/>
+          <w:lang w:val="en-US"/>
+        </w:rPr>
+        <w:t xml:space="preserve"> </w:t>
+      </w:r>
+      <w:r>
+        <w:rPr>
+          <w:rFonts w:hint="eastAsia"/>
+          <w:lang w:val="en-US"/>
+        </w:rPr>
+        <w:t>등록할</w:t>
+      </w:r>
+      <w:r>
+        <w:rPr>
+          <w:rFonts w:hint="eastAsia"/>
+          <w:lang w:val="en-US"/>
+        </w:rPr>
+        <w:t xml:space="preserve"> </w:t>
+      </w:r>
+      <w:r>
+        <w:rPr>
+          <w:rFonts w:hint="eastAsia"/>
+          <w:lang w:val="en-US"/>
+        </w:rPr>
+        <w:t>수</w:t>
+      </w:r>
+      <w:r>
+        <w:rPr>
+          <w:rFonts w:hint="eastAsia"/>
+          <w:lang w:val="en-US"/>
+        </w:rPr>
+        <w:t xml:space="preserve"> </w:t>
+      </w:r>
+      <w:r>
+        <w:rPr>
+          <w:rFonts w:hint="eastAsia"/>
+          <w:lang w:val="en-US"/>
+        </w:rPr>
+        <w:t>있다</w:t>
+      </w:r>
+      <w:r>
+        <w:rPr>
+          <w:rFonts w:hint="eastAsia"/>
+          <w:lang w:val="en-US"/>
+        </w:rPr>
+        <w:t>.</w:t>
+      </w:r>
+    </w:p>
+    <w:p>
+      <w:pPr>
+        <w:pStyle w:val="ListParagraph"/>
+        <w:numPr>
+          <w:ilvl w:val="0"/>
+          <w:numId w:val="8"/>
+        </w:numPr>
+        <w:rPr>
+          <w:lang w:val="en-US"/>
+        </w:rPr>
+      </w:pPr>
+      <w:r>
+        <w:rPr>
+          <w:rFonts w:hint="eastAsia"/>
+          <w:lang w:val="en-US"/>
+        </w:rPr>
+        <w:t>게시판</w:t>
+      </w:r>
+      <w:r>
+        <w:rPr>
+          <w:rFonts w:hint="eastAsia"/>
+          <w:lang w:val="en-US"/>
+        </w:rPr>
+        <w:t xml:space="preserve"> </w:t>
+      </w:r>
+      <w:r>
+        <w:rPr>
+          <w:rFonts w:hint="eastAsia"/>
+          <w:lang w:val="en-US"/>
+        </w:rPr>
+        <w:t>관리</w:t>
+      </w:r>
+    </w:p>
+    <w:p>
+      <w:pPr>
+        <w:pStyle w:val="ListParagraph"/>
+        <w:numPr>
+          <w:ilvl w:val="1"/>
+          <w:numId w:val="8"/>
+        </w:numPr>
+        <w:rPr>
+          <w:lang w:val="en-US"/>
+        </w:rPr>
+      </w:pPr>
+      <w:r>
+        <w:rPr>
+          <w:rFonts w:hint="eastAsia"/>
+          <w:lang w:val="en-US"/>
+        </w:rPr>
+        <w:t>소비자</w:t>
+      </w:r>
+      <w:r>
+        <w:rPr>
+          <w:rFonts w:hint="eastAsia"/>
+          <w:lang w:val="en-US"/>
+        </w:rPr>
+        <w:t xml:space="preserve"> </w:t>
+      </w:r>
+      <w:r>
+        <w:rPr>
+          <w:rFonts w:hint="eastAsia"/>
+          <w:lang w:val="en-US"/>
+        </w:rPr>
+        <w:t>또는</w:t>
+      </w:r>
+      <w:r>
+        <w:rPr>
+          <w:rFonts w:hint="eastAsia"/>
+          <w:lang w:val="en-US"/>
+        </w:rPr>
+        <w:t xml:space="preserve"> </w:t>
+      </w:r>
+      <w:r>
+        <w:rPr>
+          <w:rFonts w:hint="eastAsia"/>
+          <w:lang w:val="en-US"/>
+        </w:rPr>
+        <w:t>잠재고객</w:t>
+      </w:r>
+      <w:r>
+        <w:rPr>
+          <w:rFonts w:hint="eastAsia"/>
+          <w:lang w:val="en-US"/>
+        </w:rPr>
+        <w:t>(</w:t>
+      </w:r>
+      <w:r>
+        <w:rPr>
+          <w:rFonts w:hint="eastAsia"/>
+          <w:lang w:val="en-US"/>
+        </w:rPr>
+        <w:t>소비자</w:t>
+      </w:r>
+      <w:r>
+        <w:rPr>
+          <w:rFonts w:hint="eastAsia"/>
+          <w:lang w:val="en-US"/>
+        </w:rPr>
+        <w:t>)</w:t>
+      </w:r>
+      <w:r>
+        <w:rPr>
+          <w:rFonts w:hint="eastAsia"/>
+          <w:lang w:val="en-US"/>
+        </w:rPr>
+        <w:t>의</w:t>
+      </w:r>
+      <w:r>
+        <w:rPr>
+          <w:rFonts w:hint="eastAsia"/>
+          <w:lang w:val="en-US"/>
+        </w:rPr>
+        <w:t xml:space="preserve"> </w:t>
+      </w:r>
+      <w:r>
+        <w:rPr>
+          <w:rFonts w:hint="eastAsia"/>
+          <w:lang w:val="en-US"/>
+        </w:rPr>
+        <w:t>의견</w:t>
+      </w:r>
+      <w:r>
+        <w:rPr>
+          <w:rFonts w:hint="eastAsia"/>
+          <w:lang w:val="en-US"/>
+        </w:rPr>
+        <w:t xml:space="preserve"> </w:t>
+      </w:r>
+      <w:r>
+        <w:rPr>
+          <w:rFonts w:hint="eastAsia"/>
+          <w:lang w:val="en-US"/>
+        </w:rPr>
+        <w:t>수렴위한</w:t>
+      </w:r>
+      <w:r>
+        <w:rPr>
+          <w:rFonts w:hint="eastAsia"/>
+          <w:lang w:val="en-US"/>
+        </w:rPr>
+        <w:t xml:space="preserve"> </w:t>
+      </w:r>
+    </w:p>
+    <w:p>
+      <w:pPr>
+        <w:pStyle w:val="ListParagraph"/>
+        <w:ind w:left="1080"/>
+        <w:rPr>
+          <w:lang w:val="en-US"/>
+        </w:rPr>
+      </w:pPr>
+      <w:r>
+        <w:rPr>
+          <w:rFonts w:hint="eastAsia"/>
+          <w:lang w:val="en-US"/>
+        </w:rPr>
+        <w:t xml:space="preserve">      </w:t>
+      </w:r>
+      <w:r>
+        <w:rPr>
+          <w:rFonts w:hint="eastAsia"/>
+          <w:lang w:val="en-US"/>
+        </w:rPr>
+        <w:t>게시판</w:t>
+      </w:r>
+      <w:r>
+        <w:rPr>
+          <w:rFonts w:hint="eastAsia"/>
+          <w:lang w:val="en-US"/>
+        </w:rPr>
+        <w:t xml:space="preserve"> </w:t>
+      </w:r>
+      <w:r>
+        <w:rPr>
+          <w:rFonts w:hint="eastAsia"/>
+          <w:lang w:val="en-US"/>
+        </w:rPr>
+        <w:t>등록</w:t>
+      </w:r>
+      <w:r>
+        <w:rPr>
+          <w:rFonts w:hint="eastAsia"/>
+          <w:lang w:val="en-US"/>
+        </w:rPr>
+        <w:t xml:space="preserve">, </w:t>
+      </w:r>
+      <w:r>
+        <w:rPr>
+          <w:rFonts w:hint="eastAsia"/>
+          <w:lang w:val="en-US"/>
+        </w:rPr>
+        <w:t>수정</w:t>
+      </w:r>
+      <w:r>
+        <w:rPr>
+          <w:rFonts w:hint="eastAsia"/>
+          <w:lang w:val="en-US"/>
+        </w:rPr>
+        <w:t xml:space="preserve">, </w:t>
+      </w:r>
+      <w:r>
+        <w:rPr>
+          <w:rFonts w:hint="eastAsia"/>
+          <w:lang w:val="en-US"/>
+        </w:rPr>
+        <w:t>삭제</w:t>
+      </w:r>
+      <w:r>
+        <w:rPr>
+          <w:rFonts w:hint="eastAsia"/>
+          <w:lang w:val="en-US"/>
+        </w:rPr>
+        <w:t xml:space="preserve"> </w:t>
+      </w:r>
+      <w:r>
+        <w:rPr>
+          <w:rFonts w:hint="eastAsia"/>
+          <w:lang w:val="en-US"/>
+        </w:rPr>
+        <w:t>가능</w:t>
+      </w:r>
+      <w:r>
+        <w:rPr>
+          <w:rFonts w:hint="eastAsia"/>
+          <w:lang w:val="en-US"/>
+        </w:rPr>
+        <w:t>.</w:t>
+      </w:r>
+    </w:p>
+    <w:p>
+      <w:pPr>
+        <w:pStyle w:val="ListParagraph"/>
+        <w:ind w:left="1080"/>
+        <w:rPr>
+          <w:lang w:val="en-US"/>
+        </w:rPr>
+      </w:pPr>
+      <w:r>
+        <w:rPr>
+          <w:rFonts w:hint="eastAsia"/>
+          <w:lang w:val="en-US"/>
+        </w:rPr>
+        <w:t xml:space="preserve">      (** </w:t>
+      </w:r>
+      <w:r>
+        <w:rPr>
+          <w:rFonts w:hint="eastAsia"/>
+          <w:lang w:val="en-US"/>
+        </w:rPr>
+        <w:t>회원만</w:t>
+      </w:r>
+      <w:r>
+        <w:rPr>
+          <w:rFonts w:hint="eastAsia"/>
+          <w:lang w:val="en-US"/>
+        </w:rPr>
+        <w:t xml:space="preserve"> </w:t>
+      </w:r>
+      <w:r>
+        <w:rPr>
+          <w:rFonts w:hint="eastAsia"/>
+          <w:lang w:val="en-US"/>
+        </w:rPr>
+        <w:t>가능하게</w:t>
+      </w:r>
+      <w:r>
+        <w:rPr>
+          <w:rFonts w:hint="eastAsia"/>
+          <w:lang w:val="en-US"/>
+        </w:rPr>
+        <w:t xml:space="preserve"> </w:t>
+      </w:r>
+      <w:r>
+        <w:rPr>
+          <w:rFonts w:hint="eastAsia"/>
+          <w:lang w:val="en-US"/>
+        </w:rPr>
+        <w:t>기능을</w:t>
+      </w:r>
+      <w:r>
+        <w:rPr>
+          <w:rFonts w:hint="eastAsia"/>
+          <w:lang w:val="en-US"/>
+        </w:rPr>
+        <w:t xml:space="preserve"> </w:t>
+      </w:r>
+      <w:r>
+        <w:rPr>
+          <w:rFonts w:hint="eastAsia"/>
+          <w:lang w:val="en-US"/>
+        </w:rPr>
+        <w:t>변경할</w:t>
+      </w:r>
+      <w:r>
+        <w:rPr>
+          <w:rFonts w:hint="eastAsia"/>
+          <w:lang w:val="en-US"/>
+        </w:rPr>
+        <w:t xml:space="preserve"> </w:t>
+      </w:r>
+      <w:r>
+        <w:rPr>
+          <w:rFonts w:hint="eastAsia"/>
+          <w:lang w:val="en-US"/>
+        </w:rPr>
+        <w:t>수</w:t>
+      </w:r>
+      <w:r>
+        <w:rPr>
+          <w:rFonts w:hint="eastAsia"/>
+          <w:lang w:val="en-US"/>
+        </w:rPr>
+        <w:t xml:space="preserve"> </w:t>
+      </w:r>
+      <w:r>
+        <w:rPr>
+          <w:rFonts w:hint="eastAsia"/>
+          <w:lang w:val="en-US"/>
+        </w:rPr>
+        <w:t>있음</w:t>
+      </w:r>
+      <w:r>
+        <w:rPr>
+          <w:rFonts w:hint="eastAsia"/>
+          <w:lang w:val="en-US"/>
+        </w:rPr>
+        <w:t xml:space="preserve">, </w:t>
+      </w:r>
+      <w:r>
+        <w:rPr>
+          <w:rFonts w:hint="eastAsia"/>
+          <w:lang w:val="en-US"/>
+        </w:rPr>
+        <w:t>잠재</w:t>
+      </w:r>
+      <w:r>
+        <w:rPr>
+          <w:rFonts w:hint="eastAsia"/>
+          <w:lang w:val="en-US"/>
+        </w:rPr>
+        <w:t xml:space="preserve"> </w:t>
+      </w:r>
+      <w:r>
+        <w:rPr>
+          <w:rFonts w:hint="eastAsia"/>
+          <w:lang w:val="en-US"/>
+        </w:rPr>
+        <w:t>고객이</w:t>
+      </w:r>
+      <w:r>
+        <w:rPr>
+          <w:rFonts w:hint="eastAsia"/>
+          <w:lang w:val="en-US"/>
+        </w:rPr>
+        <w:t xml:space="preserve"> </w:t>
+      </w:r>
+      <w:r>
+        <w:rPr>
+          <w:rFonts w:hint="eastAsia"/>
+          <w:lang w:val="en-US"/>
+        </w:rPr>
+        <w:t>등록할</w:t>
+      </w:r>
+      <w:r>
+        <w:rPr>
+          <w:rFonts w:hint="eastAsia"/>
+          <w:lang w:val="en-US"/>
+        </w:rPr>
+        <w:t xml:space="preserve"> </w:t>
+      </w:r>
+      <w:r>
+        <w:rPr>
+          <w:rFonts w:hint="eastAsia"/>
+          <w:lang w:val="en-US"/>
+        </w:rPr>
+        <w:t>경우</w:t>
+      </w:r>
+    </w:p>
+    <w:p>
+      <w:pPr>
+        <w:pStyle w:val="ListParagraph"/>
+        <w:ind w:left="1080"/>
+        <w:rPr>
+          <w:lang w:val="en-US"/>
+        </w:rPr>
+      </w:pPr>
+      <w:r>
+        <w:rPr>
+          <w:rFonts w:hint="eastAsia"/>
+          <w:lang w:val="en-US"/>
+        </w:rPr>
+        <w:t xml:space="preserve">            </w:t>
+      </w:r>
+      <w:r>
+        <w:rPr>
+          <w:rFonts w:hint="eastAsia"/>
+          <w:lang w:val="en-US"/>
+        </w:rPr>
+        <w:t>필요</w:t>
+      </w:r>
+      <w:r>
+        <w:rPr>
+          <w:rFonts w:hint="eastAsia"/>
+          <w:lang w:val="en-US"/>
+        </w:rPr>
+        <w:t xml:space="preserve"> </w:t>
+      </w:r>
+      <w:r>
+        <w:rPr>
+          <w:rFonts w:hint="eastAsia"/>
+          <w:lang w:val="en-US"/>
+        </w:rPr>
+        <w:t>없는</w:t>
+      </w:r>
+      <w:r>
+        <w:rPr>
+          <w:rFonts w:hint="eastAsia"/>
+          <w:lang w:val="en-US"/>
+        </w:rPr>
+        <w:t xml:space="preserve"> </w:t>
+      </w:r>
+      <w:r>
+        <w:rPr>
+          <w:rFonts w:hint="eastAsia"/>
+          <w:lang w:val="en-US"/>
+        </w:rPr>
+        <w:t>데이터가</w:t>
+      </w:r>
+      <w:r>
+        <w:rPr>
+          <w:rFonts w:hint="eastAsia"/>
+          <w:lang w:val="en-US"/>
+        </w:rPr>
+        <w:t xml:space="preserve"> </w:t>
+      </w:r>
+      <w:r>
+        <w:rPr>
+          <w:rFonts w:hint="eastAsia"/>
+          <w:lang w:val="en-US"/>
+        </w:rPr>
+        <w:t>관리될</w:t>
+      </w:r>
+      <w:r>
+        <w:rPr>
+          <w:rFonts w:hint="eastAsia"/>
+          <w:lang w:val="en-US"/>
+        </w:rPr>
+        <w:t xml:space="preserve"> </w:t>
+      </w:r>
+      <w:r>
+        <w:rPr>
+          <w:rFonts w:hint="eastAsia"/>
+          <w:lang w:val="en-US"/>
+        </w:rPr>
+        <w:t>수</w:t>
+      </w:r>
+      <w:r>
+        <w:rPr>
+          <w:rFonts w:hint="eastAsia"/>
+          <w:lang w:val="en-US"/>
+        </w:rPr>
+        <w:t xml:space="preserve"> </w:t>
+      </w:r>
+      <w:r>
+        <w:rPr>
+          <w:rFonts w:hint="eastAsia"/>
+          <w:lang w:val="en-US"/>
+        </w:rPr>
+        <w:t>있음</w:t>
+      </w:r>
+      <w:r>
+        <w:rPr>
+          <w:rFonts w:hint="eastAsia"/>
+          <w:lang w:val="en-US"/>
+        </w:rPr>
+        <w:t>)</w:t>
+      </w:r>
+    </w:p>
+    <w:p>
+      <w:pPr>
+        <w:pStyle w:val="ListParagraph"/>
+        <w:ind w:left="1080"/>
+        <w:rPr>
+          <w:lang w:val="en-US"/>
+        </w:rPr>
+      </w:pPr>
+    </w:p>
+    <w:p>
+      <w:pPr>
+        <w:pStyle w:val="ListParagraph"/>
+        <w:numPr>
+          <w:ilvl w:val="0"/>
+          <w:numId w:val="8"/>
+        </w:numPr>
+        <w:rPr>
+          <w:lang w:val="en-US"/>
+        </w:rPr>
+      </w:pPr>
+      <w:r>
+        <w:rPr>
+          <w:rFonts w:hint="eastAsia"/>
+          <w:lang w:val="en-US"/>
+        </w:rPr>
+        <w:t>가입비</w:t>
+      </w:r>
+    </w:p>
+    <w:p>
+      <w:pPr>
+        <w:pStyle w:val="ListParagraph"/>
+        <w:numPr>
+          <w:ilvl w:val="1"/>
+          <w:numId w:val="8"/>
+        </w:numPr>
+        <w:rPr>
+          <w:lang w:val="en-US"/>
+        </w:rPr>
+      </w:pPr>
+      <w:r>
+        <w:rPr>
+          <w:rFonts w:hint="eastAsia"/>
+          <w:lang w:val="en-US"/>
+        </w:rPr>
+        <w:t>소비자</w:t>
+      </w:r>
+      <w:r>
+        <w:rPr>
+          <w:rFonts w:hint="eastAsia"/>
+          <w:lang w:val="en-US"/>
+        </w:rPr>
+        <w:t xml:space="preserve">, </w:t>
+      </w:r>
+      <w:r>
+        <w:rPr>
+          <w:rFonts w:hint="eastAsia"/>
+          <w:lang w:val="en-US"/>
+        </w:rPr>
+        <w:t>기사님</w:t>
+      </w:r>
+      <w:r>
+        <w:rPr>
+          <w:rFonts w:hint="eastAsia"/>
+          <w:lang w:val="en-US"/>
+        </w:rPr>
+        <w:t xml:space="preserve"> 100,000</w:t>
+      </w:r>
+      <w:r>
+        <w:rPr>
+          <w:rFonts w:hint="eastAsia"/>
+          <w:lang w:val="en-US"/>
+        </w:rPr>
+        <w:t>원</w:t>
+      </w:r>
+      <w:r>
+        <w:rPr>
+          <w:rFonts w:hint="eastAsia"/>
+          <w:lang w:val="en-US"/>
+        </w:rPr>
+        <w:t xml:space="preserve"> </w:t>
+      </w:r>
+      <w:r>
+        <w:rPr>
+          <w:rFonts w:hint="eastAsia"/>
+          <w:lang w:val="en-US"/>
+        </w:rPr>
+        <w:t>정액</w:t>
+      </w:r>
+    </w:p>
+    <w:p>
+      <w:pPr>
+        <w:pStyle w:val="ListParagraph"/>
+        <w:ind w:left="1080"/>
+        <w:rPr>
+          <w:lang w:val="en-US"/>
+        </w:rPr>
+      </w:pPr>
+      <w:r>
+        <w:rPr>
+          <w:rFonts w:hint="eastAsia"/>
+          <w:lang w:val="en-US"/>
+        </w:rPr>
+        <w:t xml:space="preserve">      </w:t>
+      </w:r>
+      <w:r>
+        <w:rPr>
+          <w:rFonts w:hint="eastAsia"/>
+          <w:lang w:val="en-US"/>
+        </w:rPr>
+        <w:t>단</w:t>
+      </w:r>
+      <w:r>
+        <w:rPr>
+          <w:rFonts w:hint="eastAsia"/>
+          <w:lang w:val="en-US"/>
+        </w:rPr>
+        <w:t xml:space="preserve">, </w:t>
+      </w:r>
+      <w:r>
+        <w:rPr>
+          <w:rFonts w:hint="eastAsia"/>
+          <w:lang w:val="en-US"/>
+        </w:rPr>
+        <w:t>회사의</w:t>
+      </w:r>
+      <w:r>
+        <w:rPr>
+          <w:rFonts w:hint="eastAsia"/>
+          <w:lang w:val="en-US"/>
+        </w:rPr>
+        <w:t xml:space="preserve"> </w:t>
+      </w:r>
+      <w:r>
+        <w:rPr>
+          <w:rFonts w:hint="eastAsia"/>
+          <w:lang w:val="en-US"/>
+        </w:rPr>
+        <w:t>운영</w:t>
+      </w:r>
+      <w:r>
+        <w:rPr>
+          <w:rFonts w:hint="eastAsia"/>
+          <w:lang w:val="en-US"/>
+        </w:rPr>
+        <w:t xml:space="preserve"> </w:t>
+      </w:r>
+      <w:r>
+        <w:rPr>
+          <w:rFonts w:hint="eastAsia"/>
+          <w:lang w:val="en-US"/>
+        </w:rPr>
+        <w:t>방침이</w:t>
+      </w:r>
+      <w:r>
+        <w:rPr>
+          <w:rFonts w:hint="eastAsia"/>
+          <w:lang w:val="en-US"/>
+        </w:rPr>
+        <w:t xml:space="preserve"> </w:t>
+      </w:r>
+      <w:proofErr w:type="spellStart"/>
+      <w:r>
+        <w:rPr>
+          <w:rFonts w:hint="eastAsia"/>
+          <w:lang w:val="en-US"/>
+        </w:rPr>
+        <w:t>결정될때까지</w:t>
+      </w:r>
+      <w:proofErr w:type="spellEnd"/>
+      <w:r>
+        <w:rPr>
+          <w:rFonts w:hint="eastAsia"/>
+          <w:lang w:val="en-US"/>
+        </w:rPr>
+        <w:t xml:space="preserve"> </w:t>
+      </w:r>
+      <w:r>
+        <w:rPr>
+          <w:rFonts w:hint="eastAsia"/>
+          <w:lang w:val="en-US"/>
+        </w:rPr>
+        <w:t>가입비</w:t>
+      </w:r>
+      <w:r>
+        <w:rPr>
+          <w:rFonts w:hint="eastAsia"/>
+          <w:lang w:val="en-US"/>
+        </w:rPr>
+        <w:t xml:space="preserve"> </w:t>
+      </w:r>
+      <w:r>
+        <w:rPr>
+          <w:rFonts w:hint="eastAsia"/>
+          <w:lang w:val="en-US"/>
+        </w:rPr>
+        <w:t>징수는</w:t>
+      </w:r>
+      <w:r>
+        <w:rPr>
+          <w:rFonts w:hint="eastAsia"/>
+          <w:lang w:val="en-US"/>
+        </w:rPr>
+        <w:t xml:space="preserve"> </w:t>
+      </w:r>
+      <w:r>
+        <w:rPr>
+          <w:rFonts w:hint="eastAsia"/>
+          <w:lang w:val="en-US"/>
+        </w:rPr>
+        <w:t>없다</w:t>
+      </w:r>
+      <w:r>
+        <w:rPr>
+          <w:rFonts w:hint="eastAsia"/>
+          <w:lang w:val="en-US"/>
+        </w:rPr>
+        <w:t>.</w:t>
+      </w:r>
+      <w:r>
+        <w:rPr>
+          <w:rFonts w:hint="eastAsia"/>
+          <w:lang w:val="en-US"/>
+        </w:rPr>
+        <w:t xml:space="preserve"> </w:t>
+      </w:r>
+    </w:p>
+    <w:p>
+      <w:pPr>
+        <w:pStyle w:val="ListParagraph"/>
+        <w:ind w:left="1080"/>
+        <w:rPr>
+          <w:lang w:val="en-US"/>
+        </w:rPr>
+      </w:pPr>
+      <w:r>
+        <w:rPr>
+          <w:rFonts w:hint="eastAsia"/>
+          <w:lang w:val="en-US"/>
+        </w:rPr>
+        <w:t xml:space="preserve"> </w:t>
+      </w:r>
+    </w:p>
+    <w:p>
+      <w:pPr>
+        <w:pStyle w:val="ListParagraph"/>
+        <w:numPr>
+          <w:ilvl w:val="0"/>
+          <w:numId w:val="8"/>
+        </w:numPr>
+        <w:rPr>
+          <w:lang w:val="en-US"/>
+        </w:rPr>
+      </w:pPr>
+      <w:r>
+        <w:rPr>
+          <w:rFonts w:hint="eastAsia"/>
+          <w:lang w:val="en-US"/>
+        </w:rPr>
+        <w:t>월</w:t>
+      </w:r>
+      <w:r>
+        <w:rPr>
+          <w:rFonts w:hint="eastAsia"/>
+          <w:lang w:val="en-US"/>
+        </w:rPr>
+        <w:t xml:space="preserve"> </w:t>
+      </w:r>
+      <w:r>
+        <w:rPr>
+          <w:rFonts w:hint="eastAsia"/>
+          <w:lang w:val="en-US"/>
+        </w:rPr>
+        <w:t>회비</w:t>
+      </w:r>
+    </w:p>
+    <w:p>
+      <w:pPr>
+        <w:pStyle w:val="ListParagraph"/>
+        <w:numPr>
+          <w:ilvl w:val="1"/>
+          <w:numId w:val="8"/>
+        </w:numPr>
+        <w:rPr>
+          <w:lang w:val="en-US"/>
+        </w:rPr>
+      </w:pPr>
+      <w:r>
+        <w:rPr>
+          <w:rFonts w:hint="eastAsia"/>
+          <w:lang w:val="en-US"/>
+        </w:rPr>
+        <w:t>기사님</w:t>
+      </w:r>
+      <w:r>
+        <w:rPr>
+          <w:rFonts w:hint="eastAsia"/>
+          <w:lang w:val="en-US"/>
+        </w:rPr>
+        <w:t xml:space="preserve"> : </w:t>
+      </w:r>
+      <w:r>
+        <w:rPr>
+          <w:rFonts w:hint="eastAsia"/>
+          <w:lang w:val="en-US"/>
+        </w:rPr>
+        <w:t>월</w:t>
+      </w:r>
+      <w:r>
+        <w:rPr>
+          <w:rFonts w:hint="eastAsia"/>
+          <w:lang w:val="en-US"/>
+        </w:rPr>
+        <w:t xml:space="preserve"> 33</w:t>
+      </w:r>
+      <w:r>
+        <w:rPr>
+          <w:rFonts w:hint="eastAsia"/>
+          <w:lang w:val="en-US"/>
+        </w:rPr>
+        <w:t>만원일때</w:t>
+      </w:r>
+      <w:r>
+        <w:rPr>
+          <w:rFonts w:hint="eastAsia"/>
+          <w:lang w:val="en-US"/>
+        </w:rPr>
+        <w:t xml:space="preserve"> </w:t>
+      </w:r>
+      <w:r>
+        <w:rPr>
+          <w:rFonts w:hint="eastAsia"/>
+          <w:lang w:val="en-US"/>
+        </w:rPr>
+        <w:t>월</w:t>
+      </w:r>
+      <w:r>
+        <w:rPr>
+          <w:rFonts w:hint="eastAsia"/>
+          <w:lang w:val="en-US"/>
+        </w:rPr>
+        <w:t xml:space="preserve"> 15</w:t>
+      </w:r>
+      <w:r>
+        <w:rPr>
+          <w:rFonts w:hint="eastAsia"/>
+          <w:lang w:val="en-US"/>
+        </w:rPr>
+        <w:t>회</w:t>
+      </w:r>
+      <w:r>
+        <w:rPr>
+          <w:rFonts w:hint="eastAsia"/>
+          <w:lang w:val="en-US"/>
+        </w:rPr>
+        <w:t xml:space="preserve"> </w:t>
+      </w:r>
+      <w:r>
+        <w:rPr>
+          <w:rFonts w:hint="eastAsia"/>
+          <w:lang w:val="en-US"/>
+        </w:rPr>
+        <w:t>입찰</w:t>
+      </w:r>
+      <w:r>
+        <w:rPr>
+          <w:rFonts w:hint="eastAsia"/>
+          <w:lang w:val="en-US"/>
+        </w:rPr>
+        <w:t xml:space="preserve"> </w:t>
+      </w:r>
+      <w:r>
+        <w:rPr>
+          <w:rFonts w:hint="eastAsia"/>
+          <w:lang w:val="en-US"/>
+        </w:rPr>
+        <w:t>정보</w:t>
+      </w:r>
+      <w:r>
+        <w:rPr>
+          <w:rFonts w:hint="eastAsia"/>
+          <w:lang w:val="en-US"/>
+        </w:rPr>
+        <w:t xml:space="preserve"> </w:t>
+      </w:r>
+      <w:r>
+        <w:rPr>
+          <w:rFonts w:hint="eastAsia"/>
+          <w:lang w:val="en-US"/>
+        </w:rPr>
+        <w:t>수신</w:t>
+      </w:r>
+      <w:r>
+        <w:rPr>
+          <w:rFonts w:hint="eastAsia"/>
+          <w:lang w:val="en-US"/>
+        </w:rPr>
+        <w:t xml:space="preserve"> </w:t>
+      </w:r>
+      <w:r>
+        <w:rPr>
+          <w:rFonts w:hint="eastAsia"/>
+          <w:lang w:val="en-US"/>
+        </w:rPr>
+        <w:t>및</w:t>
+      </w:r>
+      <w:r>
+        <w:rPr>
+          <w:rFonts w:hint="eastAsia"/>
+          <w:lang w:val="en-US"/>
+        </w:rPr>
+        <w:t xml:space="preserve"> </w:t>
+      </w:r>
+      <w:r>
+        <w:rPr>
+          <w:rFonts w:hint="eastAsia"/>
+          <w:lang w:val="en-US"/>
+        </w:rPr>
+        <w:t>입찰</w:t>
+      </w:r>
+      <w:r>
+        <w:rPr>
+          <w:rFonts w:hint="eastAsia"/>
+          <w:lang w:val="en-US"/>
+        </w:rPr>
+        <w:t xml:space="preserve"> </w:t>
+      </w:r>
+      <w:r>
+        <w:rPr>
+          <w:rFonts w:hint="eastAsia"/>
+          <w:lang w:val="en-US"/>
+        </w:rPr>
+        <w:t>참여</w:t>
+      </w:r>
+      <w:r>
+        <w:rPr>
+          <w:rFonts w:hint="eastAsia"/>
+          <w:lang w:val="en-US"/>
+        </w:rPr>
+        <w:t xml:space="preserve"> </w:t>
+      </w:r>
+      <w:r>
+        <w:rPr>
+          <w:rFonts w:hint="eastAsia"/>
+          <w:lang w:val="en-US"/>
+        </w:rPr>
+        <w:t>가능</w:t>
+      </w:r>
+    </w:p>
+    <w:p>
+      <w:pPr>
+        <w:pStyle w:val="ListParagraph"/>
+        <w:ind w:left="1080"/>
+        <w:rPr>
+          <w:lang w:val="en-US"/>
+        </w:rPr>
+      </w:pPr>
+      <w:r>
+        <w:rPr>
+          <w:rFonts w:hint="eastAsia"/>
+          <w:lang w:val="en-US"/>
+        </w:rPr>
+        <w:t xml:space="preserve">                       </w:t>
+      </w:r>
+      <w:r>
+        <w:rPr>
+          <w:rFonts w:hint="eastAsia"/>
+          <w:lang w:val="en-US"/>
+        </w:rPr>
+        <w:t>월</w:t>
+      </w:r>
+      <w:r>
+        <w:rPr>
+          <w:rFonts w:hint="eastAsia"/>
+          <w:lang w:val="en-US"/>
+        </w:rPr>
+        <w:t xml:space="preserve"> 55</w:t>
+      </w:r>
+      <w:r>
+        <w:rPr>
+          <w:rFonts w:hint="eastAsia"/>
+          <w:lang w:val="en-US"/>
+        </w:rPr>
+        <w:t>만원일때</w:t>
+      </w:r>
+      <w:r>
+        <w:rPr>
+          <w:rFonts w:hint="eastAsia"/>
+          <w:lang w:val="en-US"/>
+        </w:rPr>
+        <w:t xml:space="preserve"> </w:t>
+      </w:r>
+      <w:r>
+        <w:rPr>
+          <w:rFonts w:hint="eastAsia"/>
+          <w:lang w:val="en-US"/>
+        </w:rPr>
+        <w:t>월</w:t>
+      </w:r>
+      <w:r>
+        <w:rPr>
+          <w:rFonts w:hint="eastAsia"/>
+          <w:lang w:val="en-US"/>
+        </w:rPr>
+        <w:t xml:space="preserve"> 25</w:t>
+      </w:r>
+      <w:r>
+        <w:rPr>
+          <w:rFonts w:hint="eastAsia"/>
+          <w:lang w:val="en-US"/>
+        </w:rPr>
+        <w:t>회</w:t>
+      </w:r>
+      <w:r>
+        <w:rPr>
+          <w:rFonts w:hint="eastAsia"/>
+          <w:lang w:val="en-US"/>
+        </w:rPr>
+        <w:t xml:space="preserve"> </w:t>
+      </w:r>
+      <w:r>
+        <w:rPr>
+          <w:rFonts w:hint="eastAsia"/>
+          <w:lang w:val="en-US"/>
+        </w:rPr>
+        <w:t>입찰</w:t>
+      </w:r>
+      <w:r>
+        <w:rPr>
+          <w:rFonts w:hint="eastAsia"/>
+          <w:lang w:val="en-US"/>
+        </w:rPr>
+        <w:t xml:space="preserve"> </w:t>
+      </w:r>
+      <w:r>
+        <w:rPr>
+          <w:rFonts w:hint="eastAsia"/>
+          <w:lang w:val="en-US"/>
+        </w:rPr>
+        <w:t>정보</w:t>
+      </w:r>
+      <w:r>
+        <w:rPr>
+          <w:rFonts w:hint="eastAsia"/>
+          <w:lang w:val="en-US"/>
+        </w:rPr>
+        <w:t xml:space="preserve"> </w:t>
+      </w:r>
+      <w:r>
+        <w:rPr>
+          <w:rFonts w:hint="eastAsia"/>
+          <w:lang w:val="en-US"/>
+        </w:rPr>
+        <w:t>수신</w:t>
+      </w:r>
+      <w:r>
+        <w:rPr>
+          <w:rFonts w:hint="eastAsia"/>
+          <w:lang w:val="en-US"/>
+        </w:rPr>
+        <w:t xml:space="preserve"> </w:t>
+      </w:r>
+      <w:r>
+        <w:rPr>
+          <w:rFonts w:hint="eastAsia"/>
+          <w:lang w:val="en-US"/>
+        </w:rPr>
+        <w:t>및</w:t>
+      </w:r>
+      <w:r>
+        <w:rPr>
+          <w:rFonts w:hint="eastAsia"/>
+          <w:lang w:val="en-US"/>
+        </w:rPr>
+        <w:t xml:space="preserve"> </w:t>
+      </w:r>
+      <w:r>
+        <w:rPr>
+          <w:rFonts w:hint="eastAsia"/>
+          <w:lang w:val="en-US"/>
+        </w:rPr>
+        <w:t>입찰</w:t>
+      </w:r>
+      <w:r>
+        <w:rPr>
+          <w:rFonts w:hint="eastAsia"/>
+          <w:lang w:val="en-US"/>
+        </w:rPr>
+        <w:t xml:space="preserve"> </w:t>
+      </w:r>
+      <w:r>
+        <w:rPr>
+          <w:rFonts w:hint="eastAsia"/>
+          <w:lang w:val="en-US"/>
+        </w:rPr>
+        <w:t>참여</w:t>
+      </w:r>
+      <w:r>
+        <w:rPr>
+          <w:rFonts w:hint="eastAsia"/>
+          <w:lang w:val="en-US"/>
+        </w:rPr>
+        <w:t xml:space="preserve"> </w:t>
+      </w:r>
+      <w:r>
+        <w:rPr>
+          <w:rFonts w:hint="eastAsia"/>
+          <w:lang w:val="en-US"/>
+        </w:rPr>
+        <w:t>가능</w:t>
+      </w:r>
+    </w:p>
+    <w:p>
+      <w:pPr>
+        <w:pStyle w:val="ListParagraph"/>
+        <w:numPr>
+          <w:ilvl w:val="1"/>
+          <w:numId w:val="8"/>
+        </w:numPr>
+        <w:rPr>
+          <w:lang w:val="en-US"/>
+        </w:rPr>
+      </w:pPr>
+      <w:r>
+        <w:rPr>
+          <w:rFonts w:hint="eastAsia"/>
+          <w:lang w:val="en-US"/>
+        </w:rPr>
+        <w:t>기사님의</w:t>
+      </w:r>
+      <w:r>
+        <w:rPr>
+          <w:rFonts w:hint="eastAsia"/>
+          <w:lang w:val="en-US"/>
+        </w:rPr>
+        <w:t xml:space="preserve"> </w:t>
+      </w:r>
+      <w:r>
+        <w:rPr>
+          <w:rFonts w:hint="eastAsia"/>
+          <w:lang w:val="en-US"/>
+        </w:rPr>
+        <w:t>카드를</w:t>
+      </w:r>
+      <w:r>
+        <w:rPr>
+          <w:rFonts w:hint="eastAsia"/>
+          <w:lang w:val="en-US"/>
+        </w:rPr>
+        <w:t xml:space="preserve"> </w:t>
+      </w:r>
+      <w:r>
+        <w:rPr>
+          <w:rFonts w:hint="eastAsia"/>
+          <w:lang w:val="en-US"/>
+        </w:rPr>
+        <w:t>등록하고</w:t>
+      </w:r>
+      <w:r>
+        <w:rPr>
+          <w:rFonts w:hint="eastAsia"/>
+          <w:lang w:val="en-US"/>
+        </w:rPr>
+        <w:t xml:space="preserve">, </w:t>
+      </w:r>
+      <w:r>
+        <w:rPr>
+          <w:rFonts w:hint="eastAsia"/>
+          <w:lang w:val="en-US"/>
+        </w:rPr>
+        <w:t>정해진</w:t>
+      </w:r>
+      <w:r>
+        <w:rPr>
+          <w:rFonts w:hint="eastAsia"/>
+          <w:lang w:val="en-US"/>
+        </w:rPr>
+        <w:t xml:space="preserve"> </w:t>
+      </w:r>
+      <w:r>
+        <w:rPr>
+          <w:rFonts w:hint="eastAsia"/>
+          <w:lang w:val="en-US"/>
+        </w:rPr>
+        <w:t>결제일에</w:t>
+      </w:r>
+      <w:r>
+        <w:rPr>
+          <w:rFonts w:hint="eastAsia"/>
+          <w:lang w:val="en-US"/>
+        </w:rPr>
+        <w:t xml:space="preserve"> </w:t>
+      </w:r>
+      <w:r>
+        <w:rPr>
+          <w:rFonts w:hint="eastAsia"/>
+          <w:lang w:val="en-US"/>
+        </w:rPr>
+        <w:t>자동</w:t>
+      </w:r>
+      <w:r>
+        <w:rPr>
+          <w:rFonts w:hint="eastAsia"/>
+          <w:lang w:val="en-US"/>
+        </w:rPr>
+        <w:t xml:space="preserve"> </w:t>
+      </w:r>
+      <w:r>
+        <w:rPr>
+          <w:rFonts w:hint="eastAsia"/>
+          <w:lang w:val="en-US"/>
+        </w:rPr>
+        <w:t>결제될</w:t>
+      </w:r>
+      <w:r>
+        <w:rPr>
+          <w:rFonts w:hint="eastAsia"/>
+          <w:lang w:val="en-US"/>
+        </w:rPr>
+        <w:t xml:space="preserve"> </w:t>
+      </w:r>
+      <w:r>
+        <w:rPr>
+          <w:rFonts w:hint="eastAsia"/>
+          <w:lang w:val="en-US"/>
+        </w:rPr>
+        <w:t>수</w:t>
+      </w:r>
+      <w:r>
+        <w:rPr>
+          <w:rFonts w:hint="eastAsia"/>
+          <w:lang w:val="en-US"/>
+        </w:rPr>
+        <w:t xml:space="preserve"> </w:t>
+      </w:r>
+      <w:r>
+        <w:rPr>
+          <w:rFonts w:hint="eastAsia"/>
+          <w:lang w:val="en-US"/>
+        </w:rPr>
+        <w:t>있게</w:t>
+      </w:r>
+    </w:p>
+    <w:p>
+      <w:pPr>
+        <w:pStyle w:val="ListParagraph"/>
+        <w:ind w:left="1080"/>
+        <w:rPr>
+          <w:lang w:val="en-US"/>
+        </w:rPr>
+      </w:pPr>
+      <w:r>
+        <w:rPr>
+          <w:rFonts w:hint="eastAsia"/>
+          <w:lang w:val="en-US"/>
+        </w:rPr>
+        <w:t xml:space="preserve">      </w:t>
+      </w:r>
+      <w:r>
+        <w:rPr>
+          <w:rFonts w:hint="eastAsia"/>
+          <w:lang w:val="en-US"/>
+        </w:rPr>
+        <w:t>구현이</w:t>
+      </w:r>
+      <w:r>
+        <w:rPr>
+          <w:rFonts w:hint="eastAsia"/>
+          <w:lang w:val="en-US"/>
+        </w:rPr>
+        <w:t xml:space="preserve"> </w:t>
+      </w:r>
+      <w:proofErr w:type="spellStart"/>
+      <w:r>
+        <w:rPr>
+          <w:rFonts w:hint="eastAsia"/>
+          <w:lang w:val="en-US"/>
+        </w:rPr>
+        <w:t>되어야함</w:t>
+      </w:r>
+      <w:proofErr w:type="spellEnd"/>
+      <w:r>
+        <w:rPr>
+          <w:rFonts w:hint="eastAsia"/>
+          <w:lang w:val="en-US"/>
+        </w:rPr>
+        <w:t>.</w:t>
+      </w:r>
+    </w:p>
+    <w:p>
+      <w:pPr>
+        <w:pStyle w:val="ListParagraph"/>
+        <w:ind w:left="1080"/>
+        <w:rPr>
+          <w:lang w:val="en-US"/>
+        </w:rPr>
+      </w:pPr>
+    </w:p>
+    <w:p>
+      <w:pPr>
+        <w:pStyle w:val="ListParagraph"/>
+        <w:numPr>
+          <w:ilvl w:val="0"/>
+          <w:numId w:val="8"/>
+        </w:numPr>
+        <w:rPr>
+          <w:lang w:val="en-US"/>
+        </w:rPr>
+      </w:pPr>
+      <w:r>
+        <w:rPr>
+          <w:rFonts w:hint="eastAsia"/>
+          <w:lang w:val="en-US"/>
+        </w:rPr>
+        <w:t>앱</w:t>
+      </w:r>
+      <w:r>
+        <w:rPr>
+          <w:rFonts w:hint="eastAsia"/>
+          <w:lang w:val="en-US"/>
+        </w:rPr>
+        <w:t xml:space="preserve"> </w:t>
+      </w:r>
+      <w:r>
+        <w:rPr>
+          <w:rFonts w:hint="eastAsia"/>
+          <w:lang w:val="en-US"/>
+        </w:rPr>
+        <w:t>설치를</w:t>
+      </w:r>
+      <w:r>
+        <w:rPr>
+          <w:rFonts w:hint="eastAsia"/>
+          <w:lang w:val="en-US"/>
+        </w:rPr>
+        <w:t xml:space="preserve"> </w:t>
+      </w:r>
+      <w:proofErr w:type="spellStart"/>
+      <w:r>
+        <w:rPr>
+          <w:rFonts w:hint="eastAsia"/>
+          <w:lang w:val="en-US"/>
+        </w:rPr>
+        <w:t>해야하기때문에</w:t>
+      </w:r>
+      <w:proofErr w:type="spellEnd"/>
+    </w:p>
+    <w:p>
+      <w:pPr>
+        <w:pStyle w:val="ListParagraph"/>
+        <w:rPr>
+          <w:lang w:val="en-US"/>
+        </w:rPr>
+      </w:pPr>
+      <w:r>
+        <w:rPr>
+          <w:rFonts w:hint="eastAsia"/>
+          <w:lang w:val="en-US"/>
+        </w:rPr>
+        <w:t>최초</w:t>
+      </w:r>
+      <w:r>
+        <w:rPr>
+          <w:rFonts w:hint="eastAsia"/>
+          <w:lang w:val="en-US"/>
+        </w:rPr>
+        <w:t xml:space="preserve"> </w:t>
+      </w:r>
+      <w:r>
+        <w:rPr>
+          <w:rFonts w:hint="eastAsia"/>
+          <w:lang w:val="en-US"/>
+        </w:rPr>
+        <w:t>회원</w:t>
+      </w:r>
+      <w:r>
+        <w:rPr>
+          <w:rFonts w:hint="eastAsia"/>
+          <w:lang w:val="en-US"/>
+        </w:rPr>
+        <w:t xml:space="preserve"> </w:t>
+      </w:r>
+      <w:r>
+        <w:rPr>
+          <w:rFonts w:hint="eastAsia"/>
+          <w:lang w:val="en-US"/>
+        </w:rPr>
+        <w:t>가입시</w:t>
+      </w:r>
+      <w:r>
+        <w:rPr>
+          <w:rFonts w:hint="eastAsia"/>
+          <w:lang w:val="en-US"/>
+        </w:rPr>
+        <w:t xml:space="preserve"> </w:t>
+      </w:r>
+      <w:r>
+        <w:rPr>
+          <w:rFonts w:hint="eastAsia"/>
+          <w:lang w:val="en-US"/>
+        </w:rPr>
+        <w:t>회원</w:t>
+      </w:r>
+      <w:r>
+        <w:rPr>
+          <w:rFonts w:hint="eastAsia"/>
+          <w:lang w:val="en-US"/>
+        </w:rPr>
+        <w:t xml:space="preserve"> </w:t>
+      </w:r>
+      <w:proofErr w:type="spellStart"/>
+      <w:r>
+        <w:rPr>
+          <w:rFonts w:hint="eastAsia"/>
+          <w:lang w:val="en-US"/>
+        </w:rPr>
+        <w:t>인증시</w:t>
+      </w:r>
+      <w:proofErr w:type="spellEnd"/>
+      <w:r>
+        <w:rPr>
+          <w:rFonts w:hint="eastAsia"/>
+          <w:lang w:val="en-US"/>
+        </w:rPr>
+        <w:t xml:space="preserve"> </w:t>
+      </w:r>
+      <w:r>
+        <w:rPr>
+          <w:rFonts w:hint="eastAsia"/>
+          <w:lang w:val="en-US"/>
+        </w:rPr>
+        <w:t>문자</w:t>
+      </w:r>
+      <w:r>
+        <w:rPr>
+          <w:rFonts w:hint="eastAsia"/>
+          <w:lang w:val="en-US"/>
+        </w:rPr>
+        <w:t>(</w:t>
+      </w:r>
+      <w:r>
+        <w:rPr>
+          <w:lang w:val="en-US"/>
+        </w:rPr>
+        <w:t>SNS)</w:t>
+      </w:r>
+      <w:proofErr w:type="spellStart"/>
+      <w:r>
+        <w:rPr>
+          <w:rFonts w:hint="eastAsia"/>
+          <w:lang w:val="en-US"/>
+        </w:rPr>
+        <w:t>를</w:t>
+      </w:r>
+      <w:proofErr w:type="spellEnd"/>
+      <w:r>
+        <w:rPr>
+          <w:rFonts w:hint="eastAsia"/>
+          <w:lang w:val="en-US"/>
+        </w:rPr>
+        <w:t xml:space="preserve"> </w:t>
+      </w:r>
+      <w:r>
+        <w:rPr>
+          <w:rFonts w:hint="eastAsia"/>
+          <w:lang w:val="en-US"/>
+        </w:rPr>
+        <w:t>송신하고</w:t>
+      </w:r>
+    </w:p>
+    <w:p>
+      <w:pPr>
+        <w:pStyle w:val="ListParagraph"/>
+        <w:rPr>
+          <w:lang w:val="en-US"/>
+        </w:rPr>
+      </w:pPr>
+      <w:proofErr w:type="spellStart"/>
+      <w:r>
+        <w:rPr>
+          <w:rFonts w:hint="eastAsia"/>
+          <w:lang w:val="en-US"/>
+        </w:rPr>
+        <w:t>그외결제</w:t>
+      </w:r>
+      <w:proofErr w:type="spellEnd"/>
+      <w:r>
+        <w:rPr>
+          <w:rFonts w:hint="eastAsia"/>
+          <w:lang w:val="en-US"/>
+        </w:rPr>
+        <w:t xml:space="preserve"> </w:t>
+      </w:r>
+      <w:r>
+        <w:rPr>
+          <w:rFonts w:hint="eastAsia"/>
+          <w:lang w:val="en-US"/>
+        </w:rPr>
+        <w:t>여부</w:t>
+      </w:r>
+      <w:r>
+        <w:rPr>
+          <w:rFonts w:hint="eastAsia"/>
+          <w:lang w:val="en-US"/>
+        </w:rPr>
+        <w:t xml:space="preserve">, </w:t>
+      </w:r>
+      <w:r>
+        <w:rPr>
+          <w:rFonts w:hint="eastAsia"/>
+          <w:lang w:val="en-US"/>
+        </w:rPr>
+        <w:t>결제</w:t>
+      </w:r>
+      <w:r>
+        <w:rPr>
+          <w:rFonts w:hint="eastAsia"/>
+          <w:lang w:val="en-US"/>
+        </w:rPr>
+        <w:t xml:space="preserve"> </w:t>
+      </w:r>
+      <w:r>
+        <w:rPr>
+          <w:rFonts w:hint="eastAsia"/>
+          <w:lang w:val="en-US"/>
+        </w:rPr>
+        <w:t>요청</w:t>
+      </w:r>
+      <w:r>
+        <w:rPr>
+          <w:rFonts w:hint="eastAsia"/>
+          <w:lang w:val="en-US"/>
+        </w:rPr>
+        <w:t xml:space="preserve"> </w:t>
+      </w:r>
+      <w:r>
+        <w:rPr>
+          <w:rFonts w:hint="eastAsia"/>
+          <w:lang w:val="en-US"/>
+        </w:rPr>
+        <w:t>안내문구는</w:t>
+      </w:r>
+      <w:r>
+        <w:rPr>
+          <w:rFonts w:hint="eastAsia"/>
+          <w:lang w:val="en-US"/>
+        </w:rPr>
+        <w:t xml:space="preserve"> </w:t>
+      </w:r>
+      <w:r>
+        <w:rPr>
+          <w:rFonts w:hint="eastAsia"/>
+          <w:lang w:val="en-US"/>
+        </w:rPr>
+        <w:t>자체</w:t>
+      </w:r>
+      <w:r>
+        <w:rPr>
+          <w:rFonts w:hint="eastAsia"/>
+          <w:lang w:val="en-US"/>
+        </w:rPr>
+        <w:t xml:space="preserve"> </w:t>
+      </w:r>
+      <w:r>
+        <w:rPr>
+          <w:lang w:val="en-US"/>
+        </w:rPr>
+        <w:t>push message</w:t>
+      </w:r>
+      <w:r>
+        <w:rPr>
+          <w:rFonts w:hint="eastAsia"/>
+          <w:lang w:val="en-US"/>
+        </w:rPr>
+        <w:t xml:space="preserve"> </w:t>
+      </w:r>
+      <w:r>
+        <w:rPr>
+          <w:rFonts w:hint="eastAsia"/>
+          <w:lang w:val="en-US"/>
+        </w:rPr>
+        <w:t>전달할</w:t>
+      </w:r>
+      <w:r>
+        <w:rPr>
+          <w:rFonts w:hint="eastAsia"/>
+          <w:lang w:val="en-US"/>
+        </w:rPr>
+        <w:t xml:space="preserve"> </w:t>
+      </w:r>
+      <w:r>
+        <w:rPr>
+          <w:rFonts w:hint="eastAsia"/>
+          <w:lang w:val="en-US"/>
+        </w:rPr>
+        <w:t>수</w:t>
+      </w:r>
+      <w:r>
+        <w:rPr>
+          <w:rFonts w:hint="eastAsia"/>
+          <w:lang w:val="en-US"/>
+        </w:rPr>
+        <w:t xml:space="preserve"> </w:t>
+      </w:r>
+      <w:r>
+        <w:rPr>
+          <w:rFonts w:hint="eastAsia"/>
+          <w:lang w:val="en-US"/>
+        </w:rPr>
+        <w:t>있는</w:t>
+      </w:r>
+    </w:p>
+    <w:p>
+      <w:pPr>
+        <w:pStyle w:val="ListParagraph"/>
+        <w:rPr>
+          <w:lang w:val="en-US"/>
+        </w:rPr>
+      </w:pPr>
+      <w:r>
+        <w:rPr>
+          <w:rFonts w:hint="eastAsia"/>
+          <w:lang w:val="en-US"/>
+        </w:rPr>
+        <w:t>카카오톡과</w:t>
+      </w:r>
+      <w:r>
+        <w:rPr>
+          <w:rFonts w:hint="eastAsia"/>
+          <w:lang w:val="en-US"/>
+        </w:rPr>
+        <w:t xml:space="preserve"> </w:t>
+      </w:r>
+      <w:r>
+        <w:rPr>
+          <w:rFonts w:hint="eastAsia"/>
+          <w:lang w:val="en-US"/>
+        </w:rPr>
+        <w:t>비슷한</w:t>
+      </w:r>
+      <w:r>
+        <w:rPr>
+          <w:rFonts w:hint="eastAsia"/>
+          <w:lang w:val="en-US"/>
+        </w:rPr>
+        <w:t xml:space="preserve"> </w:t>
+      </w:r>
+      <w:r>
+        <w:rPr>
+          <w:rFonts w:hint="eastAsia"/>
+          <w:lang w:val="en-US"/>
+        </w:rPr>
+        <w:t>기능을</w:t>
+      </w:r>
+      <w:r>
+        <w:rPr>
+          <w:rFonts w:hint="eastAsia"/>
+          <w:lang w:val="en-US"/>
+        </w:rPr>
+        <w:t xml:space="preserve"> </w:t>
+      </w:r>
+      <w:r>
+        <w:rPr>
+          <w:rFonts w:hint="eastAsia"/>
+          <w:lang w:val="en-US"/>
+        </w:rPr>
+        <w:t>개발되었으며</w:t>
+      </w:r>
+      <w:r>
+        <w:rPr>
+          <w:rFonts w:hint="eastAsia"/>
+          <w:lang w:val="en-US"/>
+        </w:rPr>
+        <w:t xml:space="preserve"> </w:t>
+      </w:r>
+      <w:r>
+        <w:rPr>
+          <w:rFonts w:hint="eastAsia"/>
+          <w:lang w:val="en-US"/>
+        </w:rPr>
+        <w:t>함</w:t>
+      </w:r>
+      <w:r>
+        <w:rPr>
+          <w:rFonts w:hint="eastAsia"/>
+          <w:lang w:val="en-US"/>
+        </w:rPr>
+        <w:t>.</w:t>
+      </w:r>
+    </w:p>
+    <w:p>
+      <w:pPr>
+        <w:pStyle w:val="ListParagraph"/>
+        <w:ind w:left="1080"/>
+        <w:rPr>
+          <w:lang w:val="en-US"/>
+        </w:rPr>
+      </w:pPr>
+    </w:p>
+    <w:p>
+      <w:pPr>
+        <w:rPr>
+          <w:lang w:val="en-US"/>
+        </w:rPr>
+      </w:pPr>
+    </w:p>
+    <w:p>
+      <w:pPr>
+        <w:rPr>
+          <w:lang w:val="en-US"/>
+        </w:rPr>
+      </w:pPr>
+    </w:p>
+    <w:p>
+      <w:pPr>
+        <w:rPr>
+          <w:lang w:val="en-US"/>
+        </w:rPr>
+      </w:pPr>
+      <w:r>
+        <w:rPr>
+          <w:rFonts w:hint="eastAsia"/>
+          <w:lang w:val="en-US"/>
+        </w:rPr>
+        <w:t xml:space="preserve"> </w:t>
+      </w:r>
+    </w:p>
+    <w:p>
+      <w:pPr>
+        <w:rPr>
+          <w:lang w:val="en-US"/>
+        </w:rPr>
+      </w:pPr>
+    </w:p>
+    <w:p>
+      <w:pPr>
+        <w:rPr>
+          <w:lang w:val="en-US"/>
+        </w:rPr>
+      </w:pPr>
+    </w:p>
+    <w:p>
+      <w:pPr>
+        <w:rPr>
+          <w:lang w:val="en-US"/>
+        </w:rPr>
+      </w:pPr>
+    </w:p>
+    <w:p>
+      <w:pPr>
+        <w:rPr>
+          <w:lang w:val="en-US"/>
+        </w:rPr>
+      </w:pPr>
+    </w:p>
+    <w:p>
+      <w:pPr>
+        <w:rPr>
+          <w:lang w:val="en-US"/>
+        </w:rPr>
+      </w:pPr>
+    </w:p>
+    <w:p>
+      <w:pPr>
+        <w:rPr>
+          <w:lang w:val="en-US"/>
+        </w:rPr>
+      </w:pPr>
+    </w:p>
+    <w:p>
+      <w:pPr>
+        <w:rPr>
+          <w:lang w:val="en-US"/>
+        </w:rPr>
+      </w:pPr>
+    </w:p>
+    <w:p>
+      <w:pPr>
+        <w:rPr>
+          <w:lang w:val="en-US"/>
+        </w:rPr>
+      </w:pPr>
+    </w:p>
+    <w:p>
+      <w:pPr>
+        <w:rPr>
+          <w:lang w:val="en-US"/>
+        </w:rPr>
+      </w:pPr>
+    </w:p>
+    <w:p>
+      <w:pPr>
+        <w:rPr>
+          <w:lang w:val="en-US"/>
+        </w:rPr>
+      </w:pPr>
+    </w:p>
+    <w:p>
+      <w:pPr>
+        <w:rPr>
+          <w:lang w:val="en-US"/>
+        </w:rPr>
+      </w:pPr>
+    </w:p>
+    <w:p>
+      <w:pPr>
+        <w:rPr>
+          <w:lang w:val="en-US"/>
+        </w:rPr>
+      </w:pPr>
+    </w:p>
+    <w:p>
+      <w:pPr>
+        <w:pStyle w:val="ListParagraph"/>
+        <w:ind w:left="1080"/>
+        <w:rPr>
+          <w:lang w:val="en-US"/>
+        </w:rPr>
+      </w:pPr>
+    </w:p>
+    <w:p>
+      <w:pPr>
+        <w:pStyle w:val="ListParagraph"/>
+        <w:ind w:left="1080"/>
+        <w:rPr>
+          <w:lang w:val="en-US"/>
+        </w:rPr>
+      </w:pPr>
+    </w:p>
+    <w:p>
+      <w:pPr>
+        <w:pStyle w:val="ListParagraph"/>
+        <w:ind w:left="1080"/>
+        <w:rPr>
+          <w:lang w:val="en-US"/>
+        </w:rPr>
+      </w:pPr>
+    </w:p>
+    <w:p>
+      <w:pPr>
+        <w:pStyle w:val="ListParagraph"/>
+        <w:ind w:left="1080"/>
+        <w:rPr>
+          <w:lang w:val="en-US"/>
+        </w:rPr>
+      </w:pPr>
+    </w:p>
+    <w:p>
+      <w:pPr>
+        <w:pStyle w:val="ListParagraph"/>
+        <w:ind w:left="1080"/>
         <w:rPr>
           <w:lang w:val="en-US"/>
         </w:rPr>
@@ -4907,6 +11501,119 @@
 <file path=word/numbering.xml><?xml version="1.0" encoding="utf-8"?>
 <w:numbering xmlns:wpc="http://schemas.microsoft.com/office/word/2010/wordprocessingCanvas" xmlns:cx="http://schemas.microsoft.com/office/drawing/2014/chartex" xmlns:cx1="http://schemas.microsoft.com/office/drawing/2015/9/8/chartex" xmlns:cx2="http://schemas.microsoft.com/office/drawing/2015/10/21/chartex" xmlns:cx3="http://schemas.microsoft.com/office/drawing/2016/5/9/chartex" xmlns:cx4="http://schemas.microsoft.com/office/drawing/2016/5/10/chartex" xmlns:cx5="http://schemas.microsoft.com/office/drawing/2016/5/11/chartex" xmlns:cx6="http://schemas.microsoft.com/office/drawing/2016/5/12/chartex" xmlns:cx7="http://schemas.microsoft.com/office/drawing/2016/5/13/chartex" xmlns:cx8="http://schemas.microsoft.com/office/drawing/2016/5/14/chartex" xmlns:mc="http://schemas.openxmlformats.org/markup-compatibility/2006" xmlns:aink="http://schemas.microsoft.com/office/drawing/2016/ink" xmlns:am3d="http://schemas.microsoft.com/office/drawing/2017/model3d" xmlns:o="urn:schemas-microsoft-com:office:office" xmlns:oel="http://schemas.microsoft.com/office/2019/extlst" xmlns:r="http://schemas.openxmlformats.org/officeDocument/2006/relationships" xmlns:m="http://schemas.openxmlformats.org/officeDocument/2006/math" xmlns:v="urn:schemas-microsoft-com:vml" xmlns:wp14="http://schemas.microsoft.com/office/word/2010/wordprocessingDrawing" xmlns:wp="http://schemas.openxmlformats.org/drawingml/2006/wordprocessingDrawing" xmlns:w10="urn:schemas-microsoft-com:office:word" xmlns:w="http://schemas.openxmlformats.org/wordprocessingml/2006/main" xmlns:w14="http://schemas.microsoft.com/office/word/2010/wordml" xmlns:w15="http://schemas.microsoft.com/office/word/2012/wordml" xmlns:w16cex="http://schemas.microsoft.com/office/word/2018/wordml/cex" xmlns:w16cid="http://schemas.microsoft.com/office/word/2016/wordml/cid" xmlns:w16="http://schemas.microsoft.com/office/word/2018/wordml" xmlns:w16du="http://schemas.microsoft.com/office/word/2023/wordml/word16du" xmlns:w16sdtdh="http://schemas.microsoft.com/office/word/2020/wordml/sdtdatahash" xmlns:w16se="http://schemas.microsoft.com/office/word/2015/wordml/symex" xmlns:wpg="http://schemas.microsoft.com/office/word/2010/wordprocessingGroup" xmlns:wpi="http://schemas.microsoft.com/office/word/2010/wordprocessingInk" xmlns:wne="http://schemas.microsoft.com/office/word/2006/wordml" xmlns:wps="http://schemas.microsoft.com/office/word/2010/wordprocessingShape" mc:Ignorable="w14 w15 w16se w16cid w16 w16cex w16sdtdh w16du wp14">
   <w:abstractNum w:abstractNumId="0" w15:restartNumberingAfterBreak="0">
+    <w:nsid w:val="07DE0D30"/>
+    <w:multiLevelType w:val="multilevel"/>
+    <w:tmpl w:val="17322462"/>
+    <w:lvl w:ilvl="0">
+      <w:start w:val="6"/>
+      <w:numFmt w:val="decimal"/>
+      <w:lvlText w:val="%1"/>
+      <w:lvlJc w:val="left"/>
+      <w:pPr>
+        <w:ind w:left="360" w:hanging="360"/>
+      </w:pPr>
+      <w:rPr>
+        <w:rFonts w:hint="default"/>
+      </w:rPr>
+    </w:lvl>
+    <w:lvl w:ilvl="1">
+      <w:start w:val="2"/>
+      <w:numFmt w:val="decimal"/>
+      <w:lvlText w:val="%1.%2"/>
+      <w:lvlJc w:val="left"/>
+      <w:pPr>
+        <w:ind w:left="2160" w:hanging="360"/>
+      </w:pPr>
+      <w:rPr>
+        <w:rFonts w:hint="default"/>
+      </w:rPr>
+    </w:lvl>
+    <w:lvl w:ilvl="2">
+      <w:start w:val="1"/>
+      <w:numFmt w:val="decimal"/>
+      <w:lvlText w:val="%1.%2.%3"/>
+      <w:lvlJc w:val="left"/>
+      <w:pPr>
+        <w:ind w:left="4320" w:hanging="720"/>
+      </w:pPr>
+      <w:rPr>
+        <w:rFonts w:hint="default"/>
+      </w:rPr>
+    </w:lvl>
+    <w:lvl w:ilvl="3">
+      <w:start w:val="1"/>
+      <w:numFmt w:val="decimal"/>
+      <w:lvlText w:val="%1.%2.%3.%4"/>
+      <w:lvlJc w:val="left"/>
+      <w:pPr>
+        <w:ind w:left="6120" w:hanging="720"/>
+      </w:pPr>
+      <w:rPr>
+        <w:rFonts w:hint="default"/>
+      </w:rPr>
+    </w:lvl>
+    <w:lvl w:ilvl="4">
+      <w:start w:val="1"/>
+      <w:numFmt w:val="decimal"/>
+      <w:lvlText w:val="%1.%2.%3.%4.%5"/>
+      <w:lvlJc w:val="left"/>
+      <w:pPr>
+        <w:ind w:left="8280" w:hanging="1080"/>
+      </w:pPr>
+      <w:rPr>
+        <w:rFonts w:hint="default"/>
+      </w:rPr>
+    </w:lvl>
+    <w:lvl w:ilvl="5">
+      <w:start w:val="1"/>
+      <w:numFmt w:val="decimal"/>
+      <w:lvlText w:val="%1.%2.%3.%4.%5.%6"/>
+      <w:lvlJc w:val="left"/>
+      <w:pPr>
+        <w:ind w:left="10080" w:hanging="1080"/>
+      </w:pPr>
+      <w:rPr>
+        <w:rFonts w:hint="default"/>
+      </w:rPr>
+    </w:lvl>
+    <w:lvl w:ilvl="6">
+      <w:start w:val="1"/>
+      <w:numFmt w:val="decimal"/>
+      <w:lvlText w:val="%1.%2.%3.%4.%5.%6.%7"/>
+      <w:lvlJc w:val="left"/>
+      <w:pPr>
+        <w:ind w:left="12240" w:hanging="1440"/>
+      </w:pPr>
+      <w:rPr>
+        <w:rFonts w:hint="default"/>
+      </w:rPr>
+    </w:lvl>
+    <w:lvl w:ilvl="7">
+      <w:start w:val="1"/>
+      <w:numFmt w:val="decimal"/>
+      <w:lvlText w:val="%1.%2.%3.%4.%5.%6.%7.%8"/>
+      <w:lvlJc w:val="left"/>
+      <w:pPr>
+        <w:ind w:left="14040" w:hanging="1440"/>
+      </w:pPr>
+      <w:rPr>
+        <w:rFonts w:hint="default"/>
+      </w:rPr>
+    </w:lvl>
+    <w:lvl w:ilvl="8">
+      <w:start w:val="1"/>
+      <w:numFmt w:val="decimal"/>
+      <w:lvlText w:val="%1.%2.%3.%4.%5.%6.%7.%8.%9"/>
+      <w:lvlJc w:val="left"/>
+      <w:pPr>
+        <w:ind w:left="16200" w:hanging="1800"/>
+      </w:pPr>
+      <w:rPr>
+        <w:rFonts w:hint="default"/>
+      </w:rPr>
+    </w:lvl>
+  </w:abstractNum>
+  <w:abstractNum w:abstractNumId="1" w15:restartNumberingAfterBreak="0">
     <w:nsid w:val="0DF35A09"/>
     <w:multiLevelType w:val="multilevel"/>
     <w:tmpl w:val="C256FB52"/>
@@ -5055,7 +11762,7 @@
       </w:rPr>
     </w:lvl>
   </w:abstractNum>
-  <w:abstractNum w:abstractNumId="1" w15:restartNumberingAfterBreak="0">
+  <w:abstractNum w:abstractNumId="2" w15:restartNumberingAfterBreak="0">
     <w:nsid w:val="117860CE"/>
     <w:multiLevelType w:val="multilevel"/>
     <w:tmpl w:val="F3B2B934"/>
@@ -5204,7 +11911,7 @@
       </w:rPr>
     </w:lvl>
   </w:abstractNum>
-  <w:abstractNum w:abstractNumId="2" w15:restartNumberingAfterBreak="0">
+  <w:abstractNum w:abstractNumId="3" w15:restartNumberingAfterBreak="0">
     <w:nsid w:val="1FF06169"/>
     <w:multiLevelType w:val="multilevel"/>
     <w:tmpl w:val="6B08B458"/>
@@ -5353,7 +12060,129 @@
       </w:rPr>
     </w:lvl>
   </w:abstractNum>
-  <w:abstractNum w:abstractNumId="3" w15:restartNumberingAfterBreak="0">
+  <w:abstractNum w:abstractNumId="4" w15:restartNumberingAfterBreak="0">
+    <w:nsid w:val="296A7DDA"/>
+    <w:multiLevelType w:val="multilevel"/>
+    <w:tmpl w:val="FDBA680E"/>
+    <w:lvl w:ilvl="0">
+      <w:start w:val="1"/>
+      <w:numFmt w:val="decimal"/>
+      <w:lvlText w:val="%1."/>
+      <w:lvlJc w:val="left"/>
+      <w:pPr>
+        <w:ind w:left="720" w:hanging="360"/>
+      </w:pPr>
+      <w:rPr>
+        <w:rFonts w:hint="default"/>
+        <w:b/>
+      </w:rPr>
+    </w:lvl>
+    <w:lvl w:ilvl="1">
+      <w:start w:val="1"/>
+      <w:numFmt w:val="decimal"/>
+      <w:isLgl/>
+      <w:lvlText w:val="%1.%2"/>
+      <w:lvlJc w:val="left"/>
+      <w:pPr>
+        <w:ind w:left="1080" w:hanging="360"/>
+      </w:pPr>
+      <w:rPr>
+        <w:rFonts w:hint="default"/>
+      </w:rPr>
+    </w:lvl>
+    <w:lvl w:ilvl="2">
+      <w:start w:val="1"/>
+      <w:numFmt w:val="decimal"/>
+      <w:isLgl/>
+      <w:lvlText w:val="%1.%2.%3"/>
+      <w:lvlJc w:val="left"/>
+      <w:pPr>
+        <w:ind w:left="1800" w:hanging="720"/>
+      </w:pPr>
+      <w:rPr>
+        <w:rFonts w:hint="default"/>
+      </w:rPr>
+    </w:lvl>
+    <w:lvl w:ilvl="3">
+      <w:start w:val="1"/>
+      <w:numFmt w:val="decimal"/>
+      <w:isLgl/>
+      <w:lvlText w:val="%1.%2.%3.%4"/>
+      <w:lvlJc w:val="left"/>
+      <w:pPr>
+        <w:ind w:left="2160" w:hanging="720"/>
+      </w:pPr>
+      <w:rPr>
+        <w:rFonts w:hint="default"/>
+      </w:rPr>
+    </w:lvl>
+    <w:lvl w:ilvl="4">
+      <w:start w:val="1"/>
+      <w:numFmt w:val="decimal"/>
+      <w:isLgl/>
+      <w:lvlText w:val="%1.%2.%3.%4.%5"/>
+      <w:lvlJc w:val="left"/>
+      <w:pPr>
+        <w:ind w:left="2880" w:hanging="1080"/>
+      </w:pPr>
+      <w:rPr>
+        <w:rFonts w:hint="default"/>
+      </w:rPr>
+    </w:lvl>
+    <w:lvl w:ilvl="5">
+      <w:start w:val="1"/>
+      <w:numFmt w:val="decimal"/>
+      <w:isLgl/>
+      <w:lvlText w:val="%1.%2.%3.%4.%5.%6"/>
+      <w:lvlJc w:val="left"/>
+      <w:pPr>
+        <w:ind w:left="3240" w:hanging="1080"/>
+      </w:pPr>
+      <w:rPr>
+        <w:rFonts w:hint="default"/>
+      </w:rPr>
+    </w:lvl>
+    <w:lvl w:ilvl="6">
+      <w:start w:val="1"/>
+      <w:numFmt w:val="decimal"/>
+      <w:isLgl/>
+      <w:lvlText w:val="%1.%2.%3.%4.%5.%6.%7"/>
+      <w:lvlJc w:val="left"/>
+      <w:pPr>
+        <w:ind w:left="3960" w:hanging="1440"/>
+      </w:pPr>
+      <w:rPr>
+        <w:rFonts w:hint="default"/>
+      </w:rPr>
+    </w:lvl>
+    <w:lvl w:ilvl="7">
+      <w:start w:val="1"/>
+      <w:numFmt w:val="decimal"/>
+      <w:isLgl/>
+      <w:lvlText w:val="%1.%2.%3.%4.%5.%6.%7.%8"/>
+      <w:lvlJc w:val="left"/>
+      <w:pPr>
+        <w:ind w:left="4320" w:hanging="1440"/>
+      </w:pPr>
+      <w:rPr>
+        <w:rFonts w:hint="default"/>
+      </w:rPr>
+    </w:lvl>
+    <w:lvl w:ilvl="8">
+      <w:start w:val="1"/>
+      <w:numFmt w:val="decimal"/>
+      <w:isLgl/>
+      <w:lvlText w:val="%1.%2.%3.%4.%5.%6.%7.%8.%9"/>
+      <w:lvlJc w:val="left"/>
+      <w:pPr>
+        <w:ind w:left="5040" w:hanging="1800"/>
+      </w:pPr>
+      <w:rPr>
+        <w:rFonts w:hint="default"/>
+      </w:rPr>
+    </w:lvl>
+  </w:abstractNum>
+  <w:abstractNum w:abstractNumId="5" w15:restartNumberingAfterBreak="0">
     <w:nsid w:val="37B255E1"/>
     <w:multiLevelType w:val="multilevel"/>
     <w:tmpl w:val="D3CCCAE8"/>
@@ -5502,7 +12331,7 @@
       </w:rPr>
     </w:lvl>
   </w:abstractNum>
-  <w:abstractNum w:abstractNumId="4" w15:restartNumberingAfterBreak="0">
+  <w:abstractNum w:abstractNumId="6" w15:restartNumberingAfterBreak="0">
     <w:nsid w:val="528046F5"/>
     <w:multiLevelType w:val="multilevel"/>
     <w:tmpl w:val="E4E48170"/>
@@ -5651,7 +12480,7 @@
       </w:rPr>
     </w:lvl>
   </w:abstractNum>
-  <w:abstractNum w:abstractNumId="5" w15:restartNumberingAfterBreak="0">
+  <w:abstractNum w:abstractNumId="7" w15:restartNumberingAfterBreak="0">
     <w:nsid w:val="5AD5709D"/>
     <w:multiLevelType w:val="multilevel"/>
     <w:tmpl w:val="EBAA5CA4"/>
@@ -5796,7 +12625,7 @@
       </w:rPr>
     </w:lvl>
   </w:abstractNum>
-  <w:abstractNum w:abstractNumId="6" w15:restartNumberingAfterBreak="0">
+  <w:abstractNum w:abstractNumId="8" w15:restartNumberingAfterBreak="0">
     <w:nsid w:val="6AA5041A"/>
     <w:multiLevelType w:val="multilevel"/>
     <w:tmpl w:val="19E0F6E2"/>
@@ -5946,24 +12775,30 @@
     </w:lvl>
   </w:abstractNum>
   <w:num w:numId="1" w16cid:durableId="551964928">
+    <w:abstractNumId w:val="3"/>
+  </w:num>
+  <w:num w:numId="2" w16cid:durableId="1700280916">
+    <w:abstractNumId w:val="5"/>
+  </w:num>
+  <w:num w:numId="3" w16cid:durableId="1032651688">
+    <w:abstractNumId w:val="7"/>
+  </w:num>
+  <w:num w:numId="4" w16cid:durableId="1740590273">
+    <w:abstractNumId w:val="8"/>
+  </w:num>
+  <w:num w:numId="5" w16cid:durableId="292909263">
+    <w:abstractNumId w:val="6"/>
+  </w:num>
+  <w:num w:numId="6" w16cid:durableId="1204176073">
     <w:abstractNumId w:val="2"/>
   </w:num>
-  <w:num w:numId="2" w16cid:durableId="1700280916">
-    <w:abstractNumId w:val="3"/>
+  <w:num w:numId="7" w16cid:durableId="62460063">
+    <w:abstractNumId w:val="1"/>
   </w:num>
-  <w:num w:numId="3" w16cid:durableId="1032651688">
-    <w:abstractNumId w:val="5"/>
-  </w:num>
-  <w:num w:numId="4" w16cid:durableId="1740590273">
-    <w:abstractNumId w:val="6"/>
-  </w:num>
-  <w:num w:numId="5" w16cid:durableId="292909263">
+  <w:num w:numId="8" w16cid:durableId="939678504">
     <w:abstractNumId w:val="4"/>
   </w:num>
-  <w:num w:numId="6" w16cid:durableId="1204176073">
-    <w:abstractNumId w:val="1"/>
-  </w:num>
-  <w:num w:numId="7" w16cid:durableId="62460063">
+  <w:num w:numId="9" w16cid:durableId="626817267">
     <w:abstractNumId w:val="0"/>
   </w:num>
 </w:numbering>
@@ -6369,6 +13204,7 @@
   <w:style w:type="character" w:default="1" w:styleId="DefaultParagraphFont">
     <w:name w:val="Default Paragraph Font"/>
     <w:uiPriority w:val="1"/>
+    <w:semiHidden/>
     <w:unhideWhenUsed/>
   </w:style>
   <w:style w:type="table" w:default="1" w:styleId="TableNormal">
@@ -6391,6 +13227,17 @@
     <w:uiPriority w:val="99"/>
     <w:semiHidden/>
     <w:unhideWhenUsed/>
+  </w:style>
+  <w:style w:type="paragraph" w:styleId="ListParagraph">
+    <w:name w:val="List Paragraph"/>
+    <w:basedOn w:val="Normal"/>
+    <w:uiPriority w:val="34"/>
+    <w:qFormat/>
+    <w:rsid w:val="00C73E88"/>
+    <w:pPr>
+      <w:ind w:left="720"/>
+      <w:contextualSpacing/>
+    </w:pPr>
   </w:style>
 </w:styles>
 </file>
